--- a/Church/2026/2026_0507_MenloChurch.docx
+++ b/Church/2026/2026_0507_MenloChurch.docx
@@ -52,7 +52,7 @@
           <w:rPr>
             <w:rStyle w:val="Hyperlink"/>
           </w:rPr>
-          <w:t>https://youtu.be/cCRBTjDan7g?si=0DjQAn4jVHLfV6Oy</w:t>
+          <w:t>https://www.youtube.com/watch?v=V6kRPnGiKVg</w:t>
         </w:r>
       </w:hyperlink>
     </w:p>
@@ -104,7 +104,10 @@
         <w:t>/</w:t>
       </w:r>
       <w:r>
-        <w:t>34:02</w:t>
+        <w:t>1:15:0</w:t>
+      </w:r>
+      <w:r>
+        <w:t>1</w:t>
       </w:r>
     </w:p>
     <w:p>
@@ -165,13 +168,19 @@
     </w:p>
     <w:p>
       <w:r>
-        <w:t>14:25</w:t>
+        <w:t>9</w:t>
+      </w:r>
+      <w:r>
+        <w:t>:</w:t>
+      </w:r>
+      <w:r>
+        <w:t>13</w:t>
       </w:r>
       <w:r>
         <w:t>/</w:t>
       </w:r>
       <w:r>
-        <w:t>34:02</w:t>
+        <w:t>1:15:01</w:t>
       </w:r>
     </w:p>
     <w:p>
@@ -267,22 +276,225 @@
     <w:p/>
     <w:p>
       <w:r>
-        <w:t>16</w:t>
+        <w:drawing>
+          <wp:inline distT="0" distB="0" distL="0" distR="0" wp14:anchorId="687617D1" wp14:editId="1B82B835">
+            <wp:extent cx="5943600" cy="944880"/>
+            <wp:effectExtent l="0" t="0" r="0" b="7620"/>
+            <wp:docPr id="499094138" name="Picture 1"/>
+            <wp:cNvGraphicFramePr>
+              <a:graphicFrameLocks xmlns:a="http://schemas.openxmlformats.org/drawingml/2006/main" noChangeAspect="1"/>
+            </wp:cNvGraphicFramePr>
+            <a:graphic xmlns:a="http://schemas.openxmlformats.org/drawingml/2006/main">
+              <a:graphicData uri="http://schemas.openxmlformats.org/drawingml/2006/picture">
+                <pic:pic xmlns:pic="http://schemas.openxmlformats.org/drawingml/2006/picture">
+                  <pic:nvPicPr>
+                    <pic:cNvPr id="499094138" name=""/>
+                    <pic:cNvPicPr/>
+                  </pic:nvPicPr>
+                  <pic:blipFill>
+                    <a:blip r:embed="rId12"/>
+                    <a:stretch>
+                      <a:fillRect/>
+                    </a:stretch>
+                  </pic:blipFill>
+                  <pic:spPr>
+                    <a:xfrm>
+                      <a:off x="0" y="0"/>
+                      <a:ext cx="5943600" cy="944880"/>
+                    </a:xfrm>
+                    <a:prstGeom prst="rect">
+                      <a:avLst/>
+                    </a:prstGeom>
+                  </pic:spPr>
+                </pic:pic>
+              </a:graphicData>
+            </a:graphic>
+          </wp:inline>
+        </w:drawing>
+      </w:r>
+    </w:p>
+    <w:p/>
+    <w:p>
+      <w:r>
+        <w:drawing>
+          <wp:inline distT="0" distB="0" distL="0" distR="0" wp14:anchorId="6F90D25E" wp14:editId="36EBC284">
+            <wp:extent cx="5943600" cy="910590"/>
+            <wp:effectExtent l="0" t="0" r="0" b="3810"/>
+            <wp:docPr id="405372814" name="Picture 1"/>
+            <wp:cNvGraphicFramePr>
+              <a:graphicFrameLocks xmlns:a="http://schemas.openxmlformats.org/drawingml/2006/main" noChangeAspect="1"/>
+            </wp:cNvGraphicFramePr>
+            <a:graphic xmlns:a="http://schemas.openxmlformats.org/drawingml/2006/main">
+              <a:graphicData uri="http://schemas.openxmlformats.org/drawingml/2006/picture">
+                <pic:pic xmlns:pic="http://schemas.openxmlformats.org/drawingml/2006/picture">
+                  <pic:nvPicPr>
+                    <pic:cNvPr id="405372814" name=""/>
+                    <pic:cNvPicPr/>
+                  </pic:nvPicPr>
+                  <pic:blipFill>
+                    <a:blip r:embed="rId13"/>
+                    <a:stretch>
+                      <a:fillRect/>
+                    </a:stretch>
+                  </pic:blipFill>
+                  <pic:spPr>
+                    <a:xfrm>
+                      <a:off x="0" y="0"/>
+                      <a:ext cx="5943600" cy="910590"/>
+                    </a:xfrm>
+                    <a:prstGeom prst="rect">
+                      <a:avLst/>
+                    </a:prstGeom>
+                  </pic:spPr>
+                </pic:pic>
+              </a:graphicData>
+            </a:graphic>
+          </wp:inline>
+        </w:drawing>
+      </w:r>
+    </w:p>
+    <w:p/>
+    <w:p/>
+    <w:p>
+      <w:r>
+        <w:drawing>
+          <wp:inline distT="0" distB="0" distL="0" distR="0" wp14:anchorId="04DA60B0" wp14:editId="7FB500C2">
+            <wp:extent cx="5943600" cy="891540"/>
+            <wp:effectExtent l="0" t="0" r="0" b="3810"/>
+            <wp:docPr id="462793299" name="Picture 1"/>
+            <wp:cNvGraphicFramePr>
+              <a:graphicFrameLocks xmlns:a="http://schemas.openxmlformats.org/drawingml/2006/main" noChangeAspect="1"/>
+            </wp:cNvGraphicFramePr>
+            <a:graphic xmlns:a="http://schemas.openxmlformats.org/drawingml/2006/main">
+              <a:graphicData uri="http://schemas.openxmlformats.org/drawingml/2006/picture">
+                <pic:pic xmlns:pic="http://schemas.openxmlformats.org/drawingml/2006/picture">
+                  <pic:nvPicPr>
+                    <pic:cNvPr id="462793299" name=""/>
+                    <pic:cNvPicPr/>
+                  </pic:nvPicPr>
+                  <pic:blipFill>
+                    <a:blip r:embed="rId14"/>
+                    <a:stretch>
+                      <a:fillRect/>
+                    </a:stretch>
+                  </pic:blipFill>
+                  <pic:spPr>
+                    <a:xfrm>
+                      <a:off x="0" y="0"/>
+                      <a:ext cx="5943600" cy="891540"/>
+                    </a:xfrm>
+                    <a:prstGeom prst="rect">
+                      <a:avLst/>
+                    </a:prstGeom>
+                  </pic:spPr>
+                </pic:pic>
+              </a:graphicData>
+            </a:graphic>
+          </wp:inline>
+        </w:drawing>
+      </w:r>
+    </w:p>
+    <w:p/>
+    <w:p>
+      <w:r>
+        <w:lastRenderedPageBreak/>
+        <w:drawing>
+          <wp:inline distT="0" distB="0" distL="0" distR="0" wp14:anchorId="172298CC" wp14:editId="491DF466">
+            <wp:extent cx="5943600" cy="812800"/>
+            <wp:effectExtent l="0" t="0" r="0" b="6350"/>
+            <wp:docPr id="1211907917" name="Picture 1"/>
+            <wp:cNvGraphicFramePr>
+              <a:graphicFrameLocks xmlns:a="http://schemas.openxmlformats.org/drawingml/2006/main" noChangeAspect="1"/>
+            </wp:cNvGraphicFramePr>
+            <a:graphic xmlns:a="http://schemas.openxmlformats.org/drawingml/2006/main">
+              <a:graphicData uri="http://schemas.openxmlformats.org/drawingml/2006/picture">
+                <pic:pic xmlns:pic="http://schemas.openxmlformats.org/drawingml/2006/picture">
+                  <pic:nvPicPr>
+                    <pic:cNvPr id="1211907917" name=""/>
+                    <pic:cNvPicPr/>
+                  </pic:nvPicPr>
+                  <pic:blipFill>
+                    <a:blip r:embed="rId15"/>
+                    <a:stretch>
+                      <a:fillRect/>
+                    </a:stretch>
+                  </pic:blipFill>
+                  <pic:spPr>
+                    <a:xfrm>
+                      <a:off x="0" y="0"/>
+                      <a:ext cx="5943600" cy="812800"/>
+                    </a:xfrm>
+                    <a:prstGeom prst="rect">
+                      <a:avLst/>
+                    </a:prstGeom>
+                  </pic:spPr>
+                </pic:pic>
+              </a:graphicData>
+            </a:graphic>
+          </wp:inline>
+        </w:drawing>
+      </w:r>
+    </w:p>
+    <w:p/>
+    <w:p>
+      <w:r>
+        <w:drawing>
+          <wp:inline distT="0" distB="0" distL="0" distR="0" wp14:anchorId="032BCAB5" wp14:editId="2A1EEBB8">
+            <wp:extent cx="5943600" cy="718820"/>
+            <wp:effectExtent l="0" t="0" r="0" b="5080"/>
+            <wp:docPr id="1103151791" name="Picture 1"/>
+            <wp:cNvGraphicFramePr>
+              <a:graphicFrameLocks xmlns:a="http://schemas.openxmlformats.org/drawingml/2006/main" noChangeAspect="1"/>
+            </wp:cNvGraphicFramePr>
+            <a:graphic xmlns:a="http://schemas.openxmlformats.org/drawingml/2006/main">
+              <a:graphicData uri="http://schemas.openxmlformats.org/drawingml/2006/picture">
+                <pic:pic xmlns:pic="http://schemas.openxmlformats.org/drawingml/2006/picture">
+                  <pic:nvPicPr>
+                    <pic:cNvPr id="1103151791" name=""/>
+                    <pic:cNvPicPr/>
+                  </pic:nvPicPr>
+                  <pic:blipFill>
+                    <a:blip r:embed="rId16"/>
+                    <a:stretch>
+                      <a:fillRect/>
+                    </a:stretch>
+                  </pic:blipFill>
+                  <pic:spPr>
+                    <a:xfrm>
+                      <a:off x="0" y="0"/>
+                      <a:ext cx="5943600" cy="718820"/>
+                    </a:xfrm>
+                    <a:prstGeom prst="rect">
+                      <a:avLst/>
+                    </a:prstGeom>
+                  </pic:spPr>
+                </pic:pic>
+              </a:graphicData>
+            </a:graphic>
+          </wp:inline>
+        </w:drawing>
+      </w:r>
+    </w:p>
+    <w:p/>
+    <w:p/>
+    <w:p>
+      <w:r>
+        <w:t>1</w:t>
+      </w:r>
+      <w:r>
+        <w:t>9</w:t>
       </w:r>
       <w:r>
         <w:t>:</w:t>
       </w:r>
       <w:r>
-        <w:t>0</w:t>
-      </w:r>
-      <w:r>
-        <w:t>8</w:t>
+        <w:t>53</w:t>
       </w:r>
       <w:r>
         <w:t>/</w:t>
       </w:r>
       <w:r>
-        <w:t>34:02</w:t>
+        <w:t>1:15:01</w:t>
       </w:r>
     </w:p>
     <w:p>
@@ -306,7 +518,7 @@
                     <pic:cNvPicPr/>
                   </pic:nvPicPr>
                   <pic:blipFill>
-                    <a:blip r:embed="rId12"/>
+                    <a:blip r:embed="rId17"/>
                     <a:stretch>
                       <a:fillRect/>
                     </a:stretch>
@@ -352,7 +564,7 @@
                     <pic:cNvPicPr/>
                   </pic:nvPicPr>
                   <pic:blipFill>
-                    <a:blip r:embed="rId13"/>
+                    <a:blip r:embed="rId18"/>
                     <a:stretch>
                       <a:fillRect/>
                     </a:stretch>
@@ -383,14 +595,44 @@
       <w:r>
         <w:t>We are thrilled to have Joey Odom to be our guest speaker.</w:t>
       </w:r>
+      <w:r>
+        <w:t xml:space="preserve"> Joe is a thought leader in </w:t>
+      </w:r>
+      <w:r>
+        <w:t xml:space="preserve">the space of being present in </w:t>
+      </w:r>
+      <w:r>
+        <w:t>an age and moment of supreme distraction.</w:t>
+      </w:r>
+      <w:r>
+        <w:t xml:space="preserve"> He is cofounder of a company that help people think through </w:t>
+      </w:r>
+      <w:r>
+        <w:t>their relationships with technology.</w:t>
+      </w:r>
+    </w:p>
+    <w:p/>
+    <w:p>
+      <w:r>
+        <w:t>21</w:t>
+      </w:r>
+      <w:r>
+        <w:t>:</w:t>
+      </w:r>
+      <w:r>
+        <w:t>10</w:t>
+      </w:r>
+      <w:r>
+        <w:t>/1:15:01</w:t>
+      </w:r>
     </w:p>
     <w:p>
       <w:r>
         <w:drawing>
-          <wp:inline distT="0" distB="0" distL="0" distR="0" wp14:anchorId="5BE57A77" wp14:editId="0D97FDED">
-            <wp:extent cx="1162212" cy="1028844"/>
-            <wp:effectExtent l="0" t="0" r="0" b="0"/>
-            <wp:docPr id="2057471176" name="Picture 1"/>
+          <wp:inline distT="0" distB="0" distL="0" distR="0" wp14:anchorId="5935C58A" wp14:editId="7EE8300C">
+            <wp:extent cx="905001" cy="1009791"/>
+            <wp:effectExtent l="0" t="0" r="9525" b="0"/>
+            <wp:docPr id="1345286465" name="Picture 1"/>
             <wp:cNvGraphicFramePr>
               <a:graphicFrameLocks xmlns:a="http://schemas.openxmlformats.org/drawingml/2006/main" noChangeAspect="1"/>
             </wp:cNvGraphicFramePr>
@@ -398,11 +640,11 @@
               <a:graphicData uri="http://schemas.openxmlformats.org/drawingml/2006/picture">
                 <pic:pic xmlns:pic="http://schemas.openxmlformats.org/drawingml/2006/picture">
                   <pic:nvPicPr>
-                    <pic:cNvPr id="2057471176" name=""/>
+                    <pic:cNvPr id="1345286465" name=""/>
                     <pic:cNvPicPr/>
                   </pic:nvPicPr>
                   <pic:blipFill>
-                    <a:blip r:embed="rId14"/>
+                    <a:blip r:embed="rId19"/>
                     <a:stretch>
                       <a:fillRect/>
                     </a:stretch>
@@ -410,7 +652,7 @@
                   <pic:spPr>
                     <a:xfrm>
                       <a:off x="0" y="0"/>
-                      <a:ext cx="1162212" cy="1028844"/>
+                      <a:ext cx="905001" cy="1009791"/>
                     </a:xfrm>
                     <a:prstGeom prst="rect">
                       <a:avLst/>
@@ -422,6 +664,46 @@
           </wp:inline>
         </w:drawing>
       </w:r>
+      <w:r>
+        <w:t xml:space="preserve">  </w:t>
+      </w:r>
+      <w:r>
+        <w:drawing>
+          <wp:inline distT="0" distB="0" distL="0" distR="0" wp14:anchorId="5D0C45C3" wp14:editId="3ADD22EE">
+            <wp:extent cx="2848373" cy="800212"/>
+            <wp:effectExtent l="0" t="0" r="0" b="0"/>
+            <wp:docPr id="560866484" name="Picture 1"/>
+            <wp:cNvGraphicFramePr>
+              <a:graphicFrameLocks xmlns:a="http://schemas.openxmlformats.org/drawingml/2006/main" noChangeAspect="1"/>
+            </wp:cNvGraphicFramePr>
+            <a:graphic xmlns:a="http://schemas.openxmlformats.org/drawingml/2006/main">
+              <a:graphicData uri="http://schemas.openxmlformats.org/drawingml/2006/picture">
+                <pic:pic xmlns:pic="http://schemas.openxmlformats.org/drawingml/2006/picture">
+                  <pic:nvPicPr>
+                    <pic:cNvPr id="560866484" name=""/>
+                    <pic:cNvPicPr/>
+                  </pic:nvPicPr>
+                  <pic:blipFill>
+                    <a:blip r:embed="rId20"/>
+                    <a:stretch>
+                      <a:fillRect/>
+                    </a:stretch>
+                  </pic:blipFill>
+                  <pic:spPr>
+                    <a:xfrm>
+                      <a:off x="0" y="0"/>
+                      <a:ext cx="2848373" cy="800212"/>
+                    </a:xfrm>
+                    <a:prstGeom prst="rect">
+                      <a:avLst/>
+                    </a:prstGeom>
+                  </pic:spPr>
+                </pic:pic>
+              </a:graphicData>
+            </a:graphic>
+          </wp:inline>
+        </w:drawing>
+      </w:r>
     </w:p>
     <w:p>
       <w:r>
@@ -431,46 +713,86 @@
     <w:p/>
     <w:p>
       <w:r>
-        <w:t>======</w:t>
+        <w:t>2</w:t>
+      </w:r>
+      <w:r>
+        <w:t>5</w:t>
+      </w:r>
+      <w:r>
+        <w:t>:10/1:15:01</w:t>
       </w:r>
     </w:p>
     <w:p>
       <w:r>
-        <w:t>05</w:t>
-      </w:r>
-      <w:r>
-        <w:t>/</w:t>
-      </w:r>
-      <w:r>
-        <w:t>07/</w:t>
-      </w:r>
-      <w:r>
-        <w:t>202</w:t>
-      </w:r>
-      <w:r>
-        <w:t>6</w:t>
+        <w:t>We talk about phone and technology today. When we talk about technology, we often feel t</w:t>
+      </w:r>
+      <w:r>
+        <w:t xml:space="preserve">hree </w:t>
+      </w:r>
+      <w:r>
+        <w:t>things:</w:t>
+      </w:r>
+      <w:r>
+        <w:t xml:space="preserve"> </w:t>
+      </w:r>
+      <w:r>
+        <w:t>shame</w:t>
       </w:r>
       <w:r>
         <w:t xml:space="preserve">, </w:t>
       </w:r>
       <w:r>
-        <w:t>Menlo Church Worship (Summary of last week, 04/26/2028)</w:t>
+        <w:t>blame</w:t>
+      </w:r>
+      <w:r>
+        <w:t>, defensive.</w:t>
+      </w:r>
+      <w:r>
+        <w:t xml:space="preserve"> This message is for you and good for your life.</w:t>
+      </w:r>
+    </w:p>
+    <w:p/>
+    <w:p>
+      <w:r>
+        <w:t>======</w:t>
       </w:r>
     </w:p>
     <w:p>
-      <w:hyperlink r:id="rId15" w:history="1">
+      <w:r>
+        <w:t>05</w:t>
+      </w:r>
+      <w:r>
+        <w:t>/</w:t>
+      </w:r>
+      <w:r>
+        <w:t>07/</w:t>
+      </w:r>
+      <w:r>
+        <w:t>202</w:t>
+      </w:r>
+      <w:r>
+        <w:t>6</w:t>
+      </w:r>
+      <w:r>
+        <w:t xml:space="preserve">, </w:t>
+      </w:r>
+      <w:r>
+        <w:t>Menlo Church Worship (Summary of last week, 04/26/2028)</w:t>
+      </w:r>
+    </w:p>
+    <w:p>
+      <w:hyperlink r:id="rId21" w:history="1">
         <w:r>
           <w:rPr>
             <w:rStyle w:val="Hyperlink"/>
           </w:rPr>
-          <w:t>https://youtu.be/cCRBTjDan7g?si=0DjQAn4jVHLfV6Oy</w:t>
+          <w:t>https://www.youtube.com/watch?v=V6kRPnGiKVg</w:t>
         </w:r>
       </w:hyperlink>
     </w:p>
     <w:p/>
     <w:p>
       <w:r>
-        <w:lastRenderedPageBreak/>
         <w:t>“</w:t>
       </w:r>
       <w:r>
@@ -480,15 +802,19 @@
         <w:t>,”</w:t>
       </w:r>
       <w:r>
-        <w:t xml:space="preserve"> Joey Odom, Menlo Church Sermon, </w:t>
+        <w:t xml:space="preserve"> Joey Odom, Guest Speaker, Menlo Church Sermon (</w:t>
       </w:r>
       <w:r>
         <w:t>Phil EuBank, Lead Pastor</w:t>
+      </w:r>
+      <w:r>
+        <w:t>)</w:t>
       </w:r>
     </w:p>
     <w:p/>
+    <w:p/>
     <w:sectPr>
-      <w:footerReference w:type="default" r:id="rId16"/>
+      <w:footerReference w:type="default" r:id="rId22"/>
       <w:pgSz w:w="12240" w:h="15840"/>
       <w:pgMar w:top="1440" w:right="1440" w:bottom="1530" w:left="1440" w:header="0" w:footer="720" w:gutter="0"/>
       <w:cols w:space="720"/>

--- a/Church/2026/2026_0507_MenloChurch.docx
+++ b/Church/2026/2026_0507_MenloChurch.docx
@@ -276,6 +276,9 @@
     <w:p/>
     <w:p>
       <w:r>
+        <w:rPr>
+          <w:noProof/>
+        </w:rPr>
         <w:drawing>
           <wp:inline distT="0" distB="0" distL="0" distR="0" wp14:anchorId="687617D1" wp14:editId="1B82B835">
             <wp:extent cx="5943600" cy="944880"/>
@@ -316,6 +319,9 @@
     <w:p/>
     <w:p>
       <w:r>
+        <w:rPr>
+          <w:noProof/>
+        </w:rPr>
         <w:drawing>
           <wp:inline distT="0" distB="0" distL="0" distR="0" wp14:anchorId="6F90D25E" wp14:editId="36EBC284">
             <wp:extent cx="5943600" cy="910590"/>
@@ -357,6 +363,9 @@
     <w:p/>
     <w:p>
       <w:r>
+        <w:rPr>
+          <w:noProof/>
+        </w:rPr>
         <w:drawing>
           <wp:inline distT="0" distB="0" distL="0" distR="0" wp14:anchorId="04DA60B0" wp14:editId="7FB500C2">
             <wp:extent cx="5943600" cy="891540"/>
@@ -397,6 +406,9 @@
     <w:p/>
     <w:p>
       <w:r>
+        <w:rPr>
+          <w:noProof/>
+        </w:rPr>
         <w:lastRenderedPageBreak/>
         <w:drawing>
           <wp:inline distT="0" distB="0" distL="0" distR="0" wp14:anchorId="172298CC" wp14:editId="491DF466">
@@ -438,6 +450,9 @@
     <w:p/>
     <w:p>
       <w:r>
+        <w:rPr>
+          <w:noProof/>
+        </w:rPr>
         <w:drawing>
           <wp:inline distT="0" distB="0" distL="0" distR="0" wp14:anchorId="032BCAB5" wp14:editId="2A1EEBB8">
             <wp:extent cx="5943600" cy="718820"/>
@@ -614,20 +629,14 @@
     <w:p/>
     <w:p>
       <w:r>
-        <w:t>21</w:t>
-      </w:r>
-      <w:r>
-        <w:t>:</w:t>
-      </w:r>
-      <w:r>
-        <w:t>10</w:t>
-      </w:r>
-      <w:r>
-        <w:t>/1:15:01</w:t>
-      </w:r>
-    </w:p>
-    <w:p>
-      <w:r>
+        <w:t>21:10/1:15:01</w:t>
+      </w:r>
+    </w:p>
+    <w:p>
+      <w:r>
+        <w:rPr>
+          <w:noProof/>
+        </w:rPr>
         <w:drawing>
           <wp:inline distT="0" distB="0" distL="0" distR="0" wp14:anchorId="5935C58A" wp14:editId="7EE8300C">
             <wp:extent cx="905001" cy="1009791"/>
@@ -668,6 +677,9 @@
         <w:t xml:space="preserve">  </w:t>
       </w:r>
       <w:r>
+        <w:rPr>
+          <w:noProof/>
+        </w:rPr>
         <w:drawing>
           <wp:inline distT="0" distB="0" distL="0" distR="0" wp14:anchorId="5D0C45C3" wp14:editId="3ADD22EE">
             <wp:extent cx="2848373" cy="800212"/>
@@ -713,47 +725,3051 @@
     <w:p/>
     <w:p>
       <w:r>
+        <w:t>25:10/1:15:01</w:t>
+      </w:r>
+    </w:p>
+    <w:p>
+      <w:r>
+        <w:t>We talk about phone and technology today. When we talk about technology, we often feel t</w:t>
+      </w:r>
+      <w:r>
+        <w:t xml:space="preserve">hree </w:t>
+      </w:r>
+      <w:r>
+        <w:t>things:</w:t>
+      </w:r>
+      <w:r>
+        <w:t xml:space="preserve"> </w:t>
+      </w:r>
+      <w:r>
+        <w:t>shame</w:t>
+      </w:r>
+      <w:r>
+        <w:t xml:space="preserve">, </w:t>
+      </w:r>
+      <w:r>
+        <w:t>blame</w:t>
+      </w:r>
+      <w:r>
+        <w:t>, defensive.</w:t>
+      </w:r>
+      <w:r>
+        <w:t xml:space="preserve"> This message is for you and good for your life.</w:t>
+      </w:r>
+    </w:p>
+    <w:p/>
+    <w:p>
+      <w:r>
         <w:t>2</w:t>
       </w:r>
       <w:r>
-        <w:t>5</w:t>
-      </w:r>
-      <w:r>
-        <w:t>:10/1:15:01</w:t>
-      </w:r>
-    </w:p>
-    <w:p>
-      <w:r>
-        <w:t>We talk about phone and technology today. When we talk about technology, we often feel t</w:t>
-      </w:r>
-      <w:r>
-        <w:t xml:space="preserve">hree </w:t>
-      </w:r>
-      <w:r>
-        <w:t>things:</w:t>
-      </w:r>
-      <w:r>
-        <w:t xml:space="preserve"> </w:t>
-      </w:r>
-      <w:r>
-        <w:t>shame</w:t>
-      </w:r>
+        <w:t>8</w:t>
+      </w:r>
+      <w:r>
+        <w:t>:</w:t>
+      </w:r>
+      <w:r>
+        <w:t>21</w:t>
+      </w:r>
+      <w:r>
+        <w:t>/1:15:01</w:t>
+      </w:r>
+    </w:p>
+    <w:p>
+      <w:r>
+        <w:drawing>
+          <wp:inline distT="0" distB="0" distL="0" distR="0" wp14:anchorId="69C4C9D0" wp14:editId="018E378A">
+            <wp:extent cx="5943600" cy="790575"/>
+            <wp:effectExtent l="0" t="0" r="0" b="9525"/>
+            <wp:docPr id="1952369940" name="Picture 1"/>
+            <wp:cNvGraphicFramePr>
+              <a:graphicFrameLocks xmlns:a="http://schemas.openxmlformats.org/drawingml/2006/main" noChangeAspect="1"/>
+            </wp:cNvGraphicFramePr>
+            <a:graphic xmlns:a="http://schemas.openxmlformats.org/drawingml/2006/main">
+              <a:graphicData uri="http://schemas.openxmlformats.org/drawingml/2006/picture">
+                <pic:pic xmlns:pic="http://schemas.openxmlformats.org/drawingml/2006/picture">
+                  <pic:nvPicPr>
+                    <pic:cNvPr id="1952369940" name=""/>
+                    <pic:cNvPicPr/>
+                  </pic:nvPicPr>
+                  <pic:blipFill>
+                    <a:blip r:embed="rId21"/>
+                    <a:stretch>
+                      <a:fillRect/>
+                    </a:stretch>
+                  </pic:blipFill>
+                  <pic:spPr>
+                    <a:xfrm>
+                      <a:off x="0" y="0"/>
+                      <a:ext cx="5943600" cy="790575"/>
+                    </a:xfrm>
+                    <a:prstGeom prst="rect">
+                      <a:avLst/>
+                    </a:prstGeom>
+                  </pic:spPr>
+                </pic:pic>
+              </a:graphicData>
+            </a:graphic>
+          </wp:inline>
+        </w:drawing>
+      </w:r>
+    </w:p>
+    <w:p>
+      <w:r>
+        <w:t>“</w:t>
+      </w:r>
+      <w:r>
+        <w:t>Murder is no better than cards if cards can do the trick.”</w:t>
+      </w:r>
+      <w:r>
+        <w:t>, C.S. Lewis (1942)</w:t>
+      </w:r>
+    </w:p>
+    <w:p/>
+    <w:p>
+      <w:r>
+        <w:t>You are right—in the real world, murder and a card game are completely different things. One is a horrific crime, and the other is just a way to pass the time. [</w:t>
+      </w:r>
+      <w:hyperlink r:id="rId22" w:history="1">
+        <w:r>
+          <w:rPr>
+            <w:rStyle w:val="Hyperlink"/>
+          </w:rPr>
+          <w:t>1</w:t>
+        </w:r>
+      </w:hyperlink>
+      <w:r>
+        <w:t>]</w:t>
+      </w:r>
+    </w:p>
+    <w:p>
+      <w:r>
+        <w:lastRenderedPageBreak/>
+        <w:t xml:space="preserve">However, the quote compares them strictly from the </w:t>
+      </w:r>
+      <w:r>
+        <w:rPr>
+          <w:b/>
+          <w:bCs/>
+        </w:rPr>
+        <w:t>perspective of a demon</w:t>
+      </w:r>
+      <w:r>
+        <w:t xml:space="preserve"> whose only goal is to separate a person from God. To a demon, they are comparable because they can lead to the </w:t>
+      </w:r>
+      <w:r>
+        <w:rPr>
+          <w:b/>
+          <w:bCs/>
+        </w:rPr>
+        <w:t>same final result</w:t>
+      </w:r>
+      <w:r>
+        <w:t>: [</w:t>
+      </w:r>
+      <w:hyperlink r:id="rId23" w:history="1">
+        <w:r>
+          <w:rPr>
+            <w:rStyle w:val="Hyperlink"/>
+          </w:rPr>
+          <w:t>1</w:t>
+        </w:r>
+      </w:hyperlink>
       <w:r>
         <w:t xml:space="preserve">, </w:t>
       </w:r>
-      <w:r>
-        <w:t>blame</w:t>
-      </w:r>
-      <w:r>
-        <w:t>, defensive.</w:t>
-      </w:r>
-      <w:r>
-        <w:t xml:space="preserve"> This message is for you and good for your life.</w:t>
+      <w:hyperlink r:id="rId24" w:history="1">
+        <w:r>
+          <w:rPr>
+            <w:rStyle w:val="Hyperlink"/>
+          </w:rPr>
+          <w:t>2</w:t>
+        </w:r>
+      </w:hyperlink>
+      <w:r>
+        <w:t>]</w:t>
+      </w:r>
+    </w:p>
+    <w:p>
+      <w:pPr>
+        <w:numPr>
+          <w:ilvl w:val="0"/>
+          <w:numId w:val="18"/>
+        </w:numPr>
+      </w:pPr>
+      <w:r>
+        <w:rPr>
+          <w:b/>
+          <w:bCs/>
+        </w:rPr>
+        <w:t>The Shared Result</w:t>
+      </w:r>
+      <w:r>
+        <w:t>: For the demon, "success" means a soul is lost. If a person drifts away from God because they are distracted by a mindless card game every night for 40 years, the demon wins just as much as if that person had committed a murder.</w:t>
+      </w:r>
+    </w:p>
+    <w:p>
+      <w:pPr>
+        <w:numPr>
+          <w:ilvl w:val="0"/>
+          <w:numId w:val="18"/>
+        </w:numPr>
+      </w:pPr>
+      <w:r>
+        <w:rPr>
+          <w:b/>
+          <w:bCs/>
+        </w:rPr>
+        <w:t>A Question of Efficiency</w:t>
+      </w:r>
+      <w:r>
+        <w:t xml:space="preserve">: Screwtape argues that murder is actually "no better" than cards because murder is </w:t>
+      </w:r>
+      <w:r>
+        <w:rPr>
+          <w:b/>
+          <w:bCs/>
+        </w:rPr>
+        <w:t>loud</w:t>
+      </w:r>
+      <w:r>
+        <w:t xml:space="preserve">. It shocks the conscience and might make a person repent. A card game is </w:t>
+      </w:r>
+      <w:r>
+        <w:rPr>
+          <w:b/>
+          <w:bCs/>
+        </w:rPr>
+        <w:t>quiet</w:t>
+      </w:r>
+      <w:r>
+        <w:t xml:space="preserve"> and safe for the demon because the person never realizes their soul is in danger.</w:t>
+      </w:r>
+    </w:p>
+    <w:p>
+      <w:pPr>
+        <w:numPr>
+          <w:ilvl w:val="0"/>
+          <w:numId w:val="18"/>
+        </w:numPr>
+      </w:pPr>
+      <w:r>
+        <w:rPr>
+          <w:b/>
+          <w:bCs/>
+        </w:rPr>
+        <w:t>The "Nothing"</w:t>
+      </w:r>
+      <w:r>
+        <w:t>: Lewis uses "cards" to represent any trivial, mindless activity that wastes a life. He suggests that a soul can be destroyed by "nothing"—a long, dim life of boredom and distraction—just as effectively as by a single great evil. [</w:t>
+      </w:r>
+      <w:hyperlink r:id="rId25" w:history="1">
+        <w:r>
+          <w:rPr>
+            <w:rStyle w:val="Hyperlink"/>
+          </w:rPr>
+          <w:t>1</w:t>
+        </w:r>
+      </w:hyperlink>
+      <w:r>
+        <w:t xml:space="preserve">, </w:t>
+      </w:r>
+      <w:hyperlink r:id="rId26" w:history="1">
+        <w:r>
+          <w:rPr>
+            <w:rStyle w:val="Hyperlink"/>
+          </w:rPr>
+          <w:t>2</w:t>
+        </w:r>
+      </w:hyperlink>
+      <w:r>
+        <w:t xml:space="preserve">, </w:t>
+      </w:r>
+      <w:hyperlink r:id="rId27" w:history="1">
+        <w:r>
+          <w:rPr>
+            <w:rStyle w:val="Hyperlink"/>
+          </w:rPr>
+          <w:t>3</w:t>
+        </w:r>
+      </w:hyperlink>
+      <w:r>
+        <w:t xml:space="preserve">, </w:t>
+      </w:r>
+      <w:hyperlink r:id="rId28" w:history="1">
+        <w:r>
+          <w:rPr>
+            <w:rStyle w:val="Hyperlink"/>
+          </w:rPr>
+          <w:t>4</w:t>
+        </w:r>
+      </w:hyperlink>
+      <w:r>
+        <w:t xml:space="preserve">, </w:t>
+      </w:r>
+      <w:hyperlink r:id="rId29" w:history="1">
+        <w:r>
+          <w:rPr>
+            <w:rStyle w:val="Hyperlink"/>
+          </w:rPr>
+          <w:t>5</w:t>
+        </w:r>
+      </w:hyperlink>
+      <w:r>
+        <w:t xml:space="preserve">, </w:t>
+      </w:r>
+      <w:hyperlink r:id="rId30" w:history="1">
+        <w:r>
+          <w:rPr>
+            <w:rStyle w:val="Hyperlink"/>
+          </w:rPr>
+          <w:t>6</w:t>
+        </w:r>
+      </w:hyperlink>
+      <w:r>
+        <w:t xml:space="preserve">, </w:t>
+      </w:r>
+      <w:hyperlink r:id="rId31" w:history="1">
+        <w:r>
+          <w:rPr>
+            <w:rStyle w:val="Hyperlink"/>
+          </w:rPr>
+          <w:t>7</w:t>
+        </w:r>
+      </w:hyperlink>
+      <w:r>
+        <w:t xml:space="preserve">, </w:t>
+      </w:r>
+      <w:hyperlink r:id="rId32" w:history="1">
+        <w:r>
+          <w:rPr>
+            <w:rStyle w:val="Hyperlink"/>
+          </w:rPr>
+          <w:t>8</w:t>
+        </w:r>
+      </w:hyperlink>
+      <w:r>
+        <w:t xml:space="preserve">, </w:t>
+      </w:r>
+      <w:hyperlink r:id="rId33" w:history="1">
+        <w:r>
+          <w:rPr>
+            <w:rStyle w:val="Hyperlink"/>
+          </w:rPr>
+          <w:t>9</w:t>
+        </w:r>
+      </w:hyperlink>
+      <w:r>
+        <w:t xml:space="preserve">, </w:t>
+      </w:r>
+      <w:hyperlink r:id="rId34" w:history="1">
+        <w:r>
+          <w:rPr>
+            <w:rStyle w:val="Hyperlink"/>
+          </w:rPr>
+          <w:t>10</w:t>
+        </w:r>
+      </w:hyperlink>
+      <w:r>
+        <w:t xml:space="preserve">, </w:t>
+      </w:r>
+      <w:hyperlink r:id="rId35" w:history="1">
+        <w:r>
+          <w:rPr>
+            <w:rStyle w:val="Hyperlink"/>
+          </w:rPr>
+          <w:t>11</w:t>
+        </w:r>
+      </w:hyperlink>
+      <w:r>
+        <w:t>]</w:t>
+      </w:r>
+    </w:p>
+    <w:p>
+      <w:r>
+        <w:t xml:space="preserve">In short, they are compared as </w:t>
+      </w:r>
+      <w:r>
+        <w:rPr>
+          <w:b/>
+          <w:bCs/>
+        </w:rPr>
+        <w:t>two different paths to the same destination</w:t>
+      </w:r>
+      <w:r>
+        <w:t>. Murder is a sudden cliff, while a card game (when used as a distraction from one's spiritual life) is a "gentle slope" that leads to the same place without the person ever noticing they are falling. [</w:t>
+      </w:r>
+      <w:hyperlink r:id="rId36" w:history="1">
+        <w:r>
+          <w:rPr>
+            <w:rStyle w:val="Hyperlink"/>
+          </w:rPr>
+          <w:t>1</w:t>
+        </w:r>
+      </w:hyperlink>
+      <w:r>
+        <w:t xml:space="preserve">, </w:t>
+      </w:r>
+      <w:hyperlink r:id="rId37" w:history="1">
+        <w:r>
+          <w:rPr>
+            <w:rStyle w:val="Hyperlink"/>
+          </w:rPr>
+          <w:t>2</w:t>
+        </w:r>
+      </w:hyperlink>
+      <w:r>
+        <w:t>]</w:t>
       </w:r>
     </w:p>
     <w:p/>
     <w:p>
       <w:r>
+        <w:t>Murder (kill people) and card game (kill time) are different at very beginning. But will be same at the end.</w:t>
+      </w:r>
+      <w:r>
+        <w:t xml:space="preserve"> Satan separates the people soul from God. Card distracts people attention.</w:t>
+      </w:r>
+    </w:p>
+    <w:p/>
+    <w:p>
+      <w:r>
+        <w:t>29:20/1:15:01</w:t>
+      </w:r>
+    </w:p>
+    <w:p>
+      <w:r>
+        <w:drawing>
+          <wp:inline distT="0" distB="0" distL="0" distR="0" wp14:anchorId="649F8FC9" wp14:editId="585C05DC">
+            <wp:extent cx="3505689" cy="476316"/>
+            <wp:effectExtent l="0" t="0" r="0" b="0"/>
+            <wp:docPr id="1161516461" name="Picture 1"/>
+            <wp:cNvGraphicFramePr>
+              <a:graphicFrameLocks xmlns:a="http://schemas.openxmlformats.org/drawingml/2006/main" noChangeAspect="1"/>
+            </wp:cNvGraphicFramePr>
+            <a:graphic xmlns:a="http://schemas.openxmlformats.org/drawingml/2006/main">
+              <a:graphicData uri="http://schemas.openxmlformats.org/drawingml/2006/picture">
+                <pic:pic xmlns:pic="http://schemas.openxmlformats.org/drawingml/2006/picture">
+                  <pic:nvPicPr>
+                    <pic:cNvPr id="1161516461" name=""/>
+                    <pic:cNvPicPr/>
+                  </pic:nvPicPr>
+                  <pic:blipFill>
+                    <a:blip r:embed="rId38"/>
+                    <a:stretch>
+                      <a:fillRect/>
+                    </a:stretch>
+                  </pic:blipFill>
+                  <pic:spPr>
+                    <a:xfrm>
+                      <a:off x="0" y="0"/>
+                      <a:ext cx="3505689" cy="476316"/>
+                    </a:xfrm>
+                    <a:prstGeom prst="rect">
+                      <a:avLst/>
+                    </a:prstGeom>
+                  </pic:spPr>
+                </pic:pic>
+              </a:graphicData>
+            </a:graphic>
+          </wp:inline>
+        </w:drawing>
+      </w:r>
+    </w:p>
+    <w:p>
+      <w:r>
+        <w:t>We have more than 50,000 card games in i</w:t>
+      </w:r>
+      <w:r>
+        <w:t>P</w:t>
+      </w:r>
+      <w:r>
+        <w:t>hone.</w:t>
+      </w:r>
+    </w:p>
+    <w:p/>
+    <w:p>
+      <w:r>
+        <w:t>29:2</w:t>
+      </w:r>
+      <w:r>
+        <w:t>4</w:t>
+      </w:r>
+      <w:r>
+        <w:t>/1:15:01</w:t>
+      </w:r>
+    </w:p>
+    <w:p>
+      <w:r>
+        <w:drawing>
+          <wp:inline distT="0" distB="0" distL="0" distR="0" wp14:anchorId="01691FD2" wp14:editId="38F676A2">
+            <wp:extent cx="3219899" cy="552527"/>
+            <wp:effectExtent l="0" t="0" r="0" b="0"/>
+            <wp:docPr id="990873249" name="Picture 1"/>
+            <wp:cNvGraphicFramePr>
+              <a:graphicFrameLocks xmlns:a="http://schemas.openxmlformats.org/drawingml/2006/main" noChangeAspect="1"/>
+            </wp:cNvGraphicFramePr>
+            <a:graphic xmlns:a="http://schemas.openxmlformats.org/drawingml/2006/main">
+              <a:graphicData uri="http://schemas.openxmlformats.org/drawingml/2006/picture">
+                <pic:pic xmlns:pic="http://schemas.openxmlformats.org/drawingml/2006/picture">
+                  <pic:nvPicPr>
+                    <pic:cNvPr id="990873249" name=""/>
+                    <pic:cNvPicPr/>
+                  </pic:nvPicPr>
+                  <pic:blipFill>
+                    <a:blip r:embed="rId39"/>
+                    <a:stretch>
+                      <a:fillRect/>
+                    </a:stretch>
+                  </pic:blipFill>
+                  <pic:spPr>
+                    <a:xfrm>
+                      <a:off x="0" y="0"/>
+                      <a:ext cx="3219899" cy="552527"/>
+                    </a:xfrm>
+                    <a:prstGeom prst="rect">
+                      <a:avLst/>
+                    </a:prstGeom>
+                  </pic:spPr>
+                </pic:pic>
+              </a:graphicData>
+            </a:graphic>
+          </wp:inline>
+        </w:drawing>
+      </w:r>
+    </w:p>
+    <w:p>
+      <w:r>
+        <w:t>In addition to card games, w</w:t>
+      </w:r>
+      <w:r>
+        <w:t>e access 10 million games on our iPhone.</w:t>
+      </w:r>
+    </w:p>
+    <w:p/>
+    <w:p>
+      <w:r>
+        <w:t>29</w:t>
+      </w:r>
+      <w:r>
+        <w:t>:</w:t>
+      </w:r>
+      <w:r>
+        <w:t>31</w:t>
+      </w:r>
+      <w:r>
+        <w:t>/1:15:01</w:t>
+      </w:r>
+    </w:p>
+    <w:p>
+      <w:r>
+        <w:drawing>
+          <wp:inline distT="0" distB="0" distL="0" distR="0" wp14:anchorId="4CB5F167" wp14:editId="469A2250">
+            <wp:extent cx="5943600" cy="513715"/>
+            <wp:effectExtent l="0" t="0" r="0" b="635"/>
+            <wp:docPr id="120856388" name="Picture 1"/>
+            <wp:cNvGraphicFramePr>
+              <a:graphicFrameLocks xmlns:a="http://schemas.openxmlformats.org/drawingml/2006/main" noChangeAspect="1"/>
+            </wp:cNvGraphicFramePr>
+            <a:graphic xmlns:a="http://schemas.openxmlformats.org/drawingml/2006/main">
+              <a:graphicData uri="http://schemas.openxmlformats.org/drawingml/2006/picture">
+                <pic:pic xmlns:pic="http://schemas.openxmlformats.org/drawingml/2006/picture">
+                  <pic:nvPicPr>
+                    <pic:cNvPr id="120856388" name=""/>
+                    <pic:cNvPicPr/>
+                  </pic:nvPicPr>
+                  <pic:blipFill>
+                    <a:blip r:embed="rId40"/>
+                    <a:stretch>
+                      <a:fillRect/>
+                    </a:stretch>
+                  </pic:blipFill>
+                  <pic:spPr>
+                    <a:xfrm>
+                      <a:off x="0" y="0"/>
+                      <a:ext cx="5943600" cy="513715"/>
+                    </a:xfrm>
+                    <a:prstGeom prst="rect">
+                      <a:avLst/>
+                    </a:prstGeom>
+                  </pic:spPr>
+                </pic:pic>
+              </a:graphicData>
+            </a:graphic>
+          </wp:inline>
+        </w:drawing>
+      </w:r>
+    </w:p>
+    <w:p>
+      <w:r>
+        <w:t>In addition to 10 million games, we have more than 30 million videos on TikTok</w:t>
+      </w:r>
+      <w:r>
+        <w:t xml:space="preserve"> uploaded every day</w:t>
+      </w:r>
+      <w:r>
+        <w:t xml:space="preserve">. </w:t>
+      </w:r>
+    </w:p>
+    <w:p/>
+    <w:p>
+      <w:r>
+        <w:t>29:3</w:t>
+      </w:r>
+      <w:r>
+        <w:t>8</w:t>
+      </w:r>
+      <w:r>
+        <w:t>/1:15:01</w:t>
+      </w:r>
+    </w:p>
+    <w:p>
+      <w:r>
+        <w:drawing>
+          <wp:inline distT="0" distB="0" distL="0" distR="0" wp14:anchorId="292AABF0" wp14:editId="6512EDA0">
+            <wp:extent cx="4448796" cy="733527"/>
+            <wp:effectExtent l="0" t="0" r="9525" b="9525"/>
+            <wp:docPr id="1681492498" name="Picture 1"/>
+            <wp:cNvGraphicFramePr>
+              <a:graphicFrameLocks xmlns:a="http://schemas.openxmlformats.org/drawingml/2006/main" noChangeAspect="1"/>
+            </wp:cNvGraphicFramePr>
+            <a:graphic xmlns:a="http://schemas.openxmlformats.org/drawingml/2006/main">
+              <a:graphicData uri="http://schemas.openxmlformats.org/drawingml/2006/picture">
+                <pic:pic xmlns:pic="http://schemas.openxmlformats.org/drawingml/2006/picture">
+                  <pic:nvPicPr>
+                    <pic:cNvPr id="1681492498" name=""/>
+                    <pic:cNvPicPr/>
+                  </pic:nvPicPr>
+                  <pic:blipFill>
+                    <a:blip r:embed="rId41"/>
+                    <a:stretch>
+                      <a:fillRect/>
+                    </a:stretch>
+                  </pic:blipFill>
+                  <pic:spPr>
+                    <a:xfrm>
+                      <a:off x="0" y="0"/>
+                      <a:ext cx="4448796" cy="733527"/>
+                    </a:xfrm>
+                    <a:prstGeom prst="rect">
+                      <a:avLst/>
+                    </a:prstGeom>
+                  </pic:spPr>
+                </pic:pic>
+              </a:graphicData>
+            </a:graphic>
+          </wp:inline>
+        </w:drawing>
+      </w:r>
+    </w:p>
+    <w:p>
+      <w:r>
+        <w:t>On YouTube, it takes 114,000 years to watch all videos on YouTube.</w:t>
+      </w:r>
+    </w:p>
+    <w:p>
+      <w:r>
+        <w:t>How can we have time together with God?</w:t>
+      </w:r>
+    </w:p>
+    <w:p/>
+    <w:p>
+      <w:r>
+        <w:t>31</w:t>
+      </w:r>
+      <w:r>
+        <w:t>:</w:t>
+      </w:r>
+      <w:r>
+        <w:t>00</w:t>
+      </w:r>
+      <w:r>
+        <w:t>/1:15:01</w:t>
+      </w:r>
+    </w:p>
+    <w:p>
+      <w:r>
+        <w:lastRenderedPageBreak/>
+        <w:drawing>
+          <wp:inline distT="0" distB="0" distL="0" distR="0" wp14:anchorId="6869C543" wp14:editId="6142AA94">
+            <wp:extent cx="2105025" cy="2934277"/>
+            <wp:effectExtent l="0" t="0" r="0" b="0"/>
+            <wp:docPr id="911226773" name="Picture 1"/>
+            <wp:cNvGraphicFramePr>
+              <a:graphicFrameLocks xmlns:a="http://schemas.openxmlformats.org/drawingml/2006/main" noChangeAspect="1"/>
+            </wp:cNvGraphicFramePr>
+            <a:graphic xmlns:a="http://schemas.openxmlformats.org/drawingml/2006/main">
+              <a:graphicData uri="http://schemas.openxmlformats.org/drawingml/2006/picture">
+                <pic:pic xmlns:pic="http://schemas.openxmlformats.org/drawingml/2006/picture">
+                  <pic:nvPicPr>
+                    <pic:cNvPr id="911226773" name=""/>
+                    <pic:cNvPicPr/>
+                  </pic:nvPicPr>
+                  <pic:blipFill>
+                    <a:blip r:embed="rId42"/>
+                    <a:stretch>
+                      <a:fillRect/>
+                    </a:stretch>
+                  </pic:blipFill>
+                  <pic:spPr>
+                    <a:xfrm>
+                      <a:off x="0" y="0"/>
+                      <a:ext cx="2108702" cy="2939403"/>
+                    </a:xfrm>
+                    <a:prstGeom prst="rect">
+                      <a:avLst/>
+                    </a:prstGeom>
+                  </pic:spPr>
+                </pic:pic>
+              </a:graphicData>
+            </a:graphic>
+          </wp:inline>
+        </w:drawing>
+      </w:r>
+      <w:r>
+        <w:t xml:space="preserve">  </w:t>
+      </w:r>
+      <w:r>
+        <w:drawing>
+          <wp:inline distT="0" distB="0" distL="0" distR="0" wp14:anchorId="03C8BC71" wp14:editId="2E5C914A">
+            <wp:extent cx="2114550" cy="2900729"/>
+            <wp:effectExtent l="0" t="0" r="0" b="0"/>
+            <wp:docPr id="946212090" name="Picture 1"/>
+            <wp:cNvGraphicFramePr>
+              <a:graphicFrameLocks xmlns:a="http://schemas.openxmlformats.org/drawingml/2006/main" noChangeAspect="1"/>
+            </wp:cNvGraphicFramePr>
+            <a:graphic xmlns:a="http://schemas.openxmlformats.org/drawingml/2006/main">
+              <a:graphicData uri="http://schemas.openxmlformats.org/drawingml/2006/picture">
+                <pic:pic xmlns:pic="http://schemas.openxmlformats.org/drawingml/2006/picture">
+                  <pic:nvPicPr>
+                    <pic:cNvPr id="946212090" name=""/>
+                    <pic:cNvPicPr/>
+                  </pic:nvPicPr>
+                  <pic:blipFill>
+                    <a:blip r:embed="rId43"/>
+                    <a:stretch>
+                      <a:fillRect/>
+                    </a:stretch>
+                  </pic:blipFill>
+                  <pic:spPr>
+                    <a:xfrm>
+                      <a:off x="0" y="0"/>
+                      <a:ext cx="2129192" cy="2920815"/>
+                    </a:xfrm>
+                    <a:prstGeom prst="rect">
+                      <a:avLst/>
+                    </a:prstGeom>
+                  </pic:spPr>
+                </pic:pic>
+              </a:graphicData>
+            </a:graphic>
+          </wp:inline>
+        </w:drawing>
+      </w:r>
+    </w:p>
+    <w:p>
+      <w:r>
+        <w:t>Matthew 13, Mark 4, Luke 8</w:t>
+      </w:r>
+    </w:p>
+    <w:p/>
+    <w:p>
+      <w:r>
+        <w:t>Matthew 13</w:t>
+      </w:r>
+    </w:p>
+    <w:p>
+      <w:r>
+        <w:t>New International Version</w:t>
+      </w:r>
+    </w:p>
+    <w:p>
+      <w:r>
+        <w:t>The Parable of the Sower</w:t>
+      </w:r>
+    </w:p>
+    <w:p>
+      <w:r>
+        <w:t>13 That same day Jesus went out of the house and sat by the lake. </w:t>
+      </w:r>
+      <w:r>
+        <w:rPr>
+          <w:vertAlign w:val="superscript"/>
+        </w:rPr>
+        <w:t>2 </w:t>
+      </w:r>
+      <w:r>
+        <w:t>Such large crowds gathered around him that he got into a boat and sat in it, while all the people stood on the shore. </w:t>
+      </w:r>
+      <w:r>
+        <w:rPr>
+          <w:vertAlign w:val="superscript"/>
+        </w:rPr>
+        <w:t>3 </w:t>
+      </w:r>
+      <w:r>
+        <w:t>Then he told them many things in parables, saying: “A farmer went out to sow his seed. </w:t>
+      </w:r>
+      <w:r>
+        <w:rPr>
+          <w:vertAlign w:val="superscript"/>
+        </w:rPr>
+        <w:t>4 </w:t>
+      </w:r>
+      <w:r>
+        <w:t>As he was scattering the seed, some fell along the path, and the birds came and ate it up. </w:t>
+      </w:r>
+      <w:r>
+        <w:rPr>
+          <w:vertAlign w:val="superscript"/>
+        </w:rPr>
+        <w:t>5 </w:t>
+      </w:r>
+      <w:r>
+        <w:t>Some fell on rocky places, where it did not have much soil. It sprang up quickly, because the soil was shallow. </w:t>
+      </w:r>
+      <w:r>
+        <w:rPr>
+          <w:vertAlign w:val="superscript"/>
+        </w:rPr>
+        <w:t>6 </w:t>
+      </w:r>
+      <w:r>
+        <w:t>But when the sun came up, the plants were scorched, and they withered because they had no root. </w:t>
+      </w:r>
+      <w:r>
+        <w:rPr>
+          <w:vertAlign w:val="superscript"/>
+        </w:rPr>
+        <w:t>7 </w:t>
+      </w:r>
+      <w:r>
+        <w:t>Other seed fell among thorns, which grew up and choked the plants. </w:t>
+      </w:r>
+      <w:r>
+        <w:rPr>
+          <w:vertAlign w:val="superscript"/>
+        </w:rPr>
+        <w:t>8 </w:t>
+      </w:r>
+      <w:r>
+        <w:t>Still other seed fell on good soil, where it produced a crop—a hundred, sixty or thirty times what was sown. </w:t>
+      </w:r>
+      <w:r>
+        <w:rPr>
+          <w:vertAlign w:val="superscript"/>
+        </w:rPr>
+        <w:t>9 </w:t>
+      </w:r>
+      <w:r>
+        <w:t>Whoever has ears, let them hear.”</w:t>
+      </w:r>
+    </w:p>
+    <w:p>
+      <w:r>
+        <w:rPr>
+          <w:vertAlign w:val="superscript"/>
+        </w:rPr>
+        <w:t>10 </w:t>
+      </w:r>
+      <w:r>
+        <w:t>The disciples came to him and asked, “Why do you speak to the people in parables?”</w:t>
+      </w:r>
+    </w:p>
+    <w:p>
+      <w:r>
+        <w:rPr>
+          <w:vertAlign w:val="superscript"/>
+        </w:rPr>
+        <w:t>11 </w:t>
+      </w:r>
+      <w:r>
+        <w:t>He replied, “Because the knowledge of the secrets of the kingdom of heaven has been given to you, but not to them. </w:t>
+      </w:r>
+      <w:r>
+        <w:rPr>
+          <w:vertAlign w:val="superscript"/>
+        </w:rPr>
+        <w:t>12 </w:t>
+      </w:r>
+      <w:r>
+        <w:t>Whoever has will be given more, and they will have an abundance. Whoever does not have, even what they have will be taken from them. </w:t>
+      </w:r>
+      <w:r>
+        <w:rPr>
+          <w:vertAlign w:val="superscript"/>
+        </w:rPr>
+        <w:t>13 </w:t>
+      </w:r>
+      <w:r>
+        <w:t>This is why I speak to them in parables:</w:t>
+      </w:r>
+    </w:p>
+    <w:p>
+      <w:r>
+        <w:t>“Though seeing, they do not see;</w:t>
+      </w:r>
+      <w:r>
+        <w:br/>
+        <w:t>    though hearing, they do not hear or understand.</w:t>
+      </w:r>
+    </w:p>
+    <w:p>
+      <w:r>
+        <w:rPr>
+          <w:vertAlign w:val="superscript"/>
+        </w:rPr>
+        <w:t>14 </w:t>
+      </w:r>
+      <w:r>
+        <w:t>In them is fulfilled the prophecy of Isaiah:</w:t>
+      </w:r>
+    </w:p>
+    <w:p>
+      <w:r>
+        <w:t>“‘You will be ever hearing but never understanding;</w:t>
+      </w:r>
+      <w:r>
+        <w:br/>
+        <w:t>    you will be ever seeing but never perceiving.</w:t>
+      </w:r>
+      <w:r>
+        <w:br/>
+      </w:r>
+      <w:r>
+        <w:rPr>
+          <w:vertAlign w:val="superscript"/>
+        </w:rPr>
+        <w:t>15 </w:t>
+      </w:r>
+      <w:r>
+        <w:t>For this people’s heart has become calloused;</w:t>
+      </w:r>
+      <w:r>
+        <w:br/>
+        <w:t>    they hardly hear with their ears,</w:t>
+      </w:r>
+      <w:r>
+        <w:br/>
+        <w:t>    and they have closed their eyes.</w:t>
+      </w:r>
+      <w:r>
+        <w:br/>
+        <w:t>Otherwise they might see with their eyes,</w:t>
+      </w:r>
+      <w:r>
+        <w:br/>
+        <w:t>    hear with their ears,</w:t>
+      </w:r>
+      <w:r>
+        <w:br/>
+        <w:t>    understand with their hearts</w:t>
+      </w:r>
+      <w:r>
+        <w:br/>
+        <w:t>and turn, and I would heal them.’</w:t>
+      </w:r>
+      <w:r>
+        <w:rPr>
+          <w:vertAlign w:val="superscript"/>
+        </w:rPr>
+        <w:t>[</w:t>
+      </w:r>
+      <w:hyperlink r:id="rId44" w:anchor="fen-NIV-23555a" w:tooltip="See footnote a" w:history="1">
+        <w:r>
+          <w:rPr>
+            <w:rStyle w:val="Hyperlink"/>
+            <w:vertAlign w:val="superscript"/>
+          </w:rPr>
+          <w:t>a</w:t>
+        </w:r>
+      </w:hyperlink>
+      <w:r>
+        <w:rPr>
+          <w:vertAlign w:val="superscript"/>
+        </w:rPr>
+        <w:t>]</w:t>
+      </w:r>
+    </w:p>
+    <w:p>
+      <w:r>
+        <w:rPr>
+          <w:vertAlign w:val="superscript"/>
+        </w:rPr>
+        <w:lastRenderedPageBreak/>
+        <w:t>16 </w:t>
+      </w:r>
+      <w:r>
+        <w:t>But blessed are your eyes because they see, and your ears because they hear. </w:t>
+      </w:r>
+      <w:r>
+        <w:rPr>
+          <w:vertAlign w:val="superscript"/>
+        </w:rPr>
+        <w:t>17 </w:t>
+      </w:r>
+      <w:r>
+        <w:t>For truly I tell you, many prophets and righteous people longed to see what you see but did not see it, and to hear what you hear but did not hear it.</w:t>
+      </w:r>
+    </w:p>
+    <w:p>
+      <w:r>
+        <w:rPr>
+          <w:vertAlign w:val="superscript"/>
+        </w:rPr>
+        <w:t>18 </w:t>
+      </w:r>
+      <w:r>
+        <w:t>“Listen then to what the parable of the sower means: </w:t>
+      </w:r>
+      <w:r>
+        <w:rPr>
+          <w:vertAlign w:val="superscript"/>
+        </w:rPr>
+        <w:t>19 </w:t>
+      </w:r>
+      <w:r>
+        <w:t>When anyone hears the message about the kingdom and does not understand it, the evil one comes and snatches away what was sown in their heart. This is the seed sown along the path. </w:t>
+      </w:r>
+      <w:r>
+        <w:rPr>
+          <w:vertAlign w:val="superscript"/>
+        </w:rPr>
+        <w:t>20 </w:t>
+      </w:r>
+      <w:r>
+        <w:t>The seed falling on rocky ground refers to someone who hears the word and at once receives it with joy. </w:t>
+      </w:r>
+      <w:r>
+        <w:rPr>
+          <w:vertAlign w:val="superscript"/>
+        </w:rPr>
+        <w:t>21 </w:t>
+      </w:r>
+      <w:r>
+        <w:t>But since they have no root, they last only a short time. When trouble or persecution comes because of the word, they quickly fall away. </w:t>
+      </w:r>
+      <w:r>
+        <w:rPr>
+          <w:vertAlign w:val="superscript"/>
+        </w:rPr>
+        <w:t>22 </w:t>
+      </w:r>
+      <w:r>
+        <w:t>The seed falling among the thorns refers to someone who hears the word, but the worries of this life and the deceitfulness of wealth choke the word, making it unfruitful. </w:t>
+      </w:r>
+      <w:r>
+        <w:rPr>
+          <w:vertAlign w:val="superscript"/>
+        </w:rPr>
+        <w:t>23 </w:t>
+      </w:r>
+      <w:r>
+        <w:t>But the seed falling on good soil refers to someone who hears the word and understands it. This is the one who produces a crop, yielding a hundred, sixty or thirty times what was sown.”</w:t>
+      </w:r>
+    </w:p>
+    <w:p>
+      <w:r>
+        <w:t>The Parable of the Weeds</w:t>
+      </w:r>
+    </w:p>
+    <w:p>
+      <w:r>
+        <w:rPr>
+          <w:vertAlign w:val="superscript"/>
+        </w:rPr>
+        <w:t>24 </w:t>
+      </w:r>
+      <w:r>
+        <w:t>Jesus told them another parable: “The kingdom of heaven is like a man who sowed good seed in his field. </w:t>
+      </w:r>
+      <w:r>
+        <w:rPr>
+          <w:vertAlign w:val="superscript"/>
+        </w:rPr>
+        <w:t>25 </w:t>
+      </w:r>
+      <w:r>
+        <w:t>But while everyone was sleeping, his enemy came and sowed weeds among the wheat, and went away. </w:t>
+      </w:r>
+      <w:r>
+        <w:rPr>
+          <w:vertAlign w:val="superscript"/>
+        </w:rPr>
+        <w:t>26 </w:t>
+      </w:r>
+      <w:r>
+        <w:t>When the wheat sprouted and formed heads, then the weeds also appeared.</w:t>
+      </w:r>
+    </w:p>
+    <w:p>
+      <w:r>
+        <w:rPr>
+          <w:vertAlign w:val="superscript"/>
+        </w:rPr>
+        <w:t>27 </w:t>
+      </w:r>
+      <w:r>
+        <w:t>“The owner’s servants came to him and said, ‘Sir, didn’t you sow good seed in your field? Where then did the weeds come from?’</w:t>
+      </w:r>
+    </w:p>
+    <w:p>
+      <w:r>
+        <w:rPr>
+          <w:vertAlign w:val="superscript"/>
+        </w:rPr>
+        <w:t>28 </w:t>
+      </w:r>
+      <w:r>
+        <w:t>“‘An enemy did this,’ he replied.</w:t>
+      </w:r>
+    </w:p>
+    <w:p>
+      <w:r>
+        <w:t>“The servants asked him, ‘Do you want us to go and pull them up?’</w:t>
+      </w:r>
+    </w:p>
+    <w:p>
+      <w:r>
+        <w:rPr>
+          <w:vertAlign w:val="superscript"/>
+        </w:rPr>
+        <w:t>29 </w:t>
+      </w:r>
+      <w:r>
+        <w:t>“‘No,’ he answered, ‘because while you are pulling the weeds, you may uproot the wheat with them. </w:t>
+      </w:r>
+      <w:r>
+        <w:rPr>
+          <w:vertAlign w:val="superscript"/>
+        </w:rPr>
+        <w:t>30 </w:t>
+      </w:r>
+      <w:r>
+        <w:t>Let both grow together until the harvest. At that time I will tell the harvesters: First collect the weeds and tie them in bundles to be burned; then gather the wheat and bring it into my barn.’”</w:t>
+      </w:r>
+    </w:p>
+    <w:p>
+      <w:r>
+        <w:t>The Parables of the Mustard Seed and the Yeast</w:t>
+      </w:r>
+    </w:p>
+    <w:p>
+      <w:r>
+        <w:rPr>
+          <w:vertAlign w:val="superscript"/>
+        </w:rPr>
+        <w:t>31 </w:t>
+      </w:r>
+      <w:r>
+        <w:t>He told them another parable: “The kingdom of heaven is like a mustard seed, which a man took and planted in his field. </w:t>
+      </w:r>
+      <w:r>
+        <w:rPr>
+          <w:vertAlign w:val="superscript"/>
+        </w:rPr>
+        <w:t>32 </w:t>
+      </w:r>
+      <w:r>
+        <w:t>Though it is the smallest of all seeds, yet when it grows, it is the largest of garden plants and becomes a tree, so that the birds come and perch in its branches.”</w:t>
+      </w:r>
+    </w:p>
+    <w:p>
+      <w:r>
+        <w:rPr>
+          <w:vertAlign w:val="superscript"/>
+        </w:rPr>
+        <w:t>33 </w:t>
+      </w:r>
+      <w:r>
+        <w:t>He told them still another parable: “The kingdom of heaven is like yeast that a woman took and mixed into about sixty pounds</w:t>
+      </w:r>
+      <w:r>
+        <w:rPr>
+          <w:vertAlign w:val="superscript"/>
+        </w:rPr>
+        <w:t>[</w:t>
+      </w:r>
+      <w:hyperlink r:id="rId45" w:anchor="fen-NIV-23573b" w:tooltip="See footnote b" w:history="1">
+        <w:r>
+          <w:rPr>
+            <w:rStyle w:val="Hyperlink"/>
+            <w:vertAlign w:val="superscript"/>
+          </w:rPr>
+          <w:t>b</w:t>
+        </w:r>
+      </w:hyperlink>
+      <w:r>
+        <w:rPr>
+          <w:vertAlign w:val="superscript"/>
+        </w:rPr>
+        <w:t>]</w:t>
+      </w:r>
+      <w:r>
+        <w:t> of flour until it worked all through the dough.”</w:t>
+      </w:r>
+    </w:p>
+    <w:p>
+      <w:r>
+        <w:rPr>
+          <w:vertAlign w:val="superscript"/>
+        </w:rPr>
+        <w:t>34 </w:t>
+      </w:r>
+      <w:r>
+        <w:t>Jesus spoke all these things to the crowd in parables; he did not say anything to them without using a parable. </w:t>
+      </w:r>
+      <w:r>
+        <w:rPr>
+          <w:vertAlign w:val="superscript"/>
+        </w:rPr>
+        <w:t>35 </w:t>
+      </w:r>
+      <w:r>
+        <w:t>So was fulfilled what was spoken through the prophet:</w:t>
+      </w:r>
+    </w:p>
+    <w:p>
+      <w:r>
+        <w:t>“I will open my mouth in parables,</w:t>
+      </w:r>
+      <w:r>
+        <w:br/>
+        <w:t>    I will utter things hidden since the creation of the world.”</w:t>
+      </w:r>
+      <w:r>
+        <w:rPr>
+          <w:vertAlign w:val="superscript"/>
+        </w:rPr>
+        <w:t>[</w:t>
+      </w:r>
+      <w:hyperlink r:id="rId46" w:anchor="fen-NIV-23575c" w:tooltip="See footnote c" w:history="1">
+        <w:r>
+          <w:rPr>
+            <w:rStyle w:val="Hyperlink"/>
+            <w:vertAlign w:val="superscript"/>
+          </w:rPr>
+          <w:t>c</w:t>
+        </w:r>
+      </w:hyperlink>
+      <w:r>
+        <w:rPr>
+          <w:vertAlign w:val="superscript"/>
+        </w:rPr>
+        <w:t>]</w:t>
+      </w:r>
+    </w:p>
+    <w:p>
+      <w:r>
+        <w:t>The Parable of the Weeds Explained</w:t>
+      </w:r>
+    </w:p>
+    <w:p>
+      <w:r>
+        <w:rPr>
+          <w:vertAlign w:val="superscript"/>
+        </w:rPr>
+        <w:t>36 </w:t>
+      </w:r>
+      <w:r>
+        <w:t>Then he left the crowd and went into the house. His disciples came to him and said, “Explain to us the parable of the weeds in the field.”</w:t>
+      </w:r>
+    </w:p>
+    <w:p>
+      <w:r>
+        <w:rPr>
+          <w:vertAlign w:val="superscript"/>
+        </w:rPr>
+        <w:t>37 </w:t>
+      </w:r>
+      <w:r>
+        <w:t>He answered, “The one who sowed the good seed is the Son of Man. </w:t>
+      </w:r>
+      <w:r>
+        <w:rPr>
+          <w:vertAlign w:val="superscript"/>
+        </w:rPr>
+        <w:t>38 </w:t>
+      </w:r>
+      <w:r>
+        <w:t>The field is the world, and the good seed stands for the people of the kingdom. The weeds are the people of the evil one, </w:t>
+      </w:r>
+      <w:r>
+        <w:rPr>
+          <w:vertAlign w:val="superscript"/>
+        </w:rPr>
+        <w:t>39 </w:t>
+      </w:r>
+      <w:r>
+        <w:t>and the enemy who sows them is the devil. The harvest is the end of the age, and the harvesters are angels.</w:t>
+      </w:r>
+    </w:p>
+    <w:p>
+      <w:r>
+        <w:rPr>
+          <w:vertAlign w:val="superscript"/>
+        </w:rPr>
+        <w:t>40 </w:t>
+      </w:r>
+      <w:r>
+        <w:t>“As the weeds are pulled up and burned in the fire, so it will be at the end of the age. </w:t>
+      </w:r>
+      <w:r>
+        <w:rPr>
+          <w:vertAlign w:val="superscript"/>
+        </w:rPr>
+        <w:t>41 </w:t>
+      </w:r>
+      <w:r>
+        <w:t>The Son of Man will send out his angels, and they will weed out of his kingdom everything that causes sin and all who do evil. </w:t>
+      </w:r>
+      <w:r>
+        <w:rPr>
+          <w:vertAlign w:val="superscript"/>
+        </w:rPr>
+        <w:t>42 </w:t>
+      </w:r>
+      <w:r>
+        <w:t>They will throw them into the blazing furnace, where there will be weeping and gnashing of teeth. </w:t>
+      </w:r>
+      <w:r>
+        <w:rPr>
+          <w:vertAlign w:val="superscript"/>
+        </w:rPr>
+        <w:t>43 </w:t>
+      </w:r>
+      <w:r>
+        <w:t>Then the righteous will shine like the sun in the kingdom of their Father. Whoever has ears, let them hear.</w:t>
+      </w:r>
+    </w:p>
+    <w:p>
+      <w:r>
+        <w:t>The Parables of the Hidden Treasure and the Pearl</w:t>
+      </w:r>
+    </w:p>
+    <w:p>
+      <w:r>
+        <w:rPr>
+          <w:vertAlign w:val="superscript"/>
+        </w:rPr>
+        <w:t>44 </w:t>
+      </w:r>
+      <w:r>
+        <w:t>“The kingdom of heaven is like treasure hidden in a field. When a man found it, he hid it again, and then in his joy went and sold all he had and bought that field.</w:t>
+      </w:r>
+    </w:p>
+    <w:p>
+      <w:r>
+        <w:rPr>
+          <w:vertAlign w:val="superscript"/>
+        </w:rPr>
+        <w:lastRenderedPageBreak/>
+        <w:t>45 </w:t>
+      </w:r>
+      <w:r>
+        <w:t>“Again, the kingdom of heaven is like a merchant looking for fine pearls. </w:t>
+      </w:r>
+      <w:r>
+        <w:rPr>
+          <w:vertAlign w:val="superscript"/>
+        </w:rPr>
+        <w:t>46 </w:t>
+      </w:r>
+      <w:r>
+        <w:t>When he found one of great value, he went away and sold everything he had and bought it.</w:t>
+      </w:r>
+    </w:p>
+    <w:p>
+      <w:r>
+        <w:t>The Parable of the Net</w:t>
+      </w:r>
+    </w:p>
+    <w:p>
+      <w:r>
+        <w:rPr>
+          <w:vertAlign w:val="superscript"/>
+        </w:rPr>
+        <w:t>47 </w:t>
+      </w:r>
+      <w:r>
+        <w:t>“Once again, the kingdom of heaven is like a net that was let down into the lake and caught all kinds of fish. </w:t>
+      </w:r>
+      <w:r>
+        <w:rPr>
+          <w:vertAlign w:val="superscript"/>
+        </w:rPr>
+        <w:t>48 </w:t>
+      </w:r>
+      <w:r>
+        <w:t>When it was full, the fishermen pulled it up on the shore. Then they sat down and collected the good fish in baskets, but threw the bad away. </w:t>
+      </w:r>
+      <w:r>
+        <w:rPr>
+          <w:vertAlign w:val="superscript"/>
+        </w:rPr>
+        <w:t>49 </w:t>
+      </w:r>
+      <w:r>
+        <w:t>This is how it will be at the end of the age. The angels will come and separate the wicked from the righteous </w:t>
+      </w:r>
+      <w:r>
+        <w:rPr>
+          <w:vertAlign w:val="superscript"/>
+        </w:rPr>
+        <w:t>50 </w:t>
+      </w:r>
+      <w:r>
+        <w:t>and throw them into the blazing furnace, where there will be weeping and gnashing of teeth.</w:t>
+      </w:r>
+    </w:p>
+    <w:p>
+      <w:r>
+        <w:rPr>
+          <w:vertAlign w:val="superscript"/>
+        </w:rPr>
+        <w:t>51 </w:t>
+      </w:r>
+      <w:r>
+        <w:t>“Have you understood all these things?” Jesus asked.</w:t>
+      </w:r>
+    </w:p>
+    <w:p>
+      <w:r>
+        <w:t>“Yes,” they replied.</w:t>
+      </w:r>
+    </w:p>
+    <w:p>
+      <w:r>
+        <w:rPr>
+          <w:vertAlign w:val="superscript"/>
+        </w:rPr>
+        <w:t>52 </w:t>
+      </w:r>
+      <w:r>
+        <w:t>He said to them, “Therefore every teacher of the law who has become a disciple in the kingdom of heaven is like the owner of a house who brings out of his storeroom new treasures as well as old.”</w:t>
+      </w:r>
+    </w:p>
+    <w:p>
+      <w:r>
+        <w:t>A Prophet Without Honor</w:t>
+      </w:r>
+    </w:p>
+    <w:p>
+      <w:r>
+        <w:rPr>
+          <w:vertAlign w:val="superscript"/>
+        </w:rPr>
+        <w:t>53 </w:t>
+      </w:r>
+      <w:r>
+        <w:t>When Jesus had finished these parables, he moved on from there. </w:t>
+      </w:r>
+      <w:r>
+        <w:rPr>
+          <w:vertAlign w:val="superscript"/>
+        </w:rPr>
+        <w:t>54 </w:t>
+      </w:r>
+      <w:r>
+        <w:t>Coming to his hometown, he began teaching the people in their synagogue, and they were amazed. “Where did this man get this wisdom and these miraculous powers?” they asked. </w:t>
+      </w:r>
+      <w:r>
+        <w:rPr>
+          <w:vertAlign w:val="superscript"/>
+        </w:rPr>
+        <w:t>55 </w:t>
+      </w:r>
+      <w:r>
+        <w:t>“Isn’t this the carpenter’s son? Isn’t his mother’s name Mary, and aren’t his brothers James, Joseph, Simon and Judas? </w:t>
+      </w:r>
+      <w:r>
+        <w:rPr>
+          <w:vertAlign w:val="superscript"/>
+        </w:rPr>
+        <w:t>56 </w:t>
+      </w:r>
+      <w:r>
+        <w:t>Aren’t all his sisters with us? Where then did this man get all these things?” </w:t>
+      </w:r>
+      <w:r>
+        <w:rPr>
+          <w:vertAlign w:val="superscript"/>
+        </w:rPr>
+        <w:t>57 </w:t>
+      </w:r>
+      <w:r>
+        <w:t>And they took offense at him.</w:t>
+      </w:r>
+    </w:p>
+    <w:p>
+      <w:r>
+        <w:t>But Jesus said to them, “A prophet is not without honor except in his own town and in his own home.”</w:t>
+      </w:r>
+    </w:p>
+    <w:p>
+      <w:r>
+        <w:rPr>
+          <w:vertAlign w:val="superscript"/>
+        </w:rPr>
+        <w:t>58 </w:t>
+      </w:r>
+      <w:r>
+        <w:t>And he did not do many miracles there because of their lack of faith.</w:t>
+      </w:r>
+    </w:p>
+    <w:p/>
+    <w:p>
+      <w:r>
+        <w:t>Mark 4</w:t>
+      </w:r>
+    </w:p>
+    <w:p>
+      <w:r>
+        <w:t>New International Version</w:t>
+      </w:r>
+    </w:p>
+    <w:p>
+      <w:pPr>
+        <w:rPr>
+          <w:b/>
+          <w:bCs/>
+        </w:rPr>
+      </w:pPr>
+      <w:r>
+        <w:rPr>
+          <w:b/>
+          <w:bCs/>
+        </w:rPr>
+        <w:t>The Parable of the Sower</w:t>
+      </w:r>
+    </w:p>
+    <w:p>
+      <w:r>
+        <w:rPr>
+          <w:b/>
+          <w:bCs/>
+        </w:rPr>
+        <w:t>4 </w:t>
+      </w:r>
+      <w:r>
+        <w:t>Again Jesus began to teach by the lake. The crowd that gathered around him was so large that he got into a boat and sat in it out on the lake, while all the people were along the shore at the water’s edge. </w:t>
+      </w:r>
+      <w:r>
+        <w:rPr>
+          <w:b/>
+          <w:bCs/>
+          <w:vertAlign w:val="superscript"/>
+        </w:rPr>
+        <w:t>2 </w:t>
+      </w:r>
+      <w:r>
+        <w:t>He taught them many things by parables, and in his teaching said: </w:t>
+      </w:r>
+      <w:r>
+        <w:rPr>
+          <w:b/>
+          <w:bCs/>
+          <w:vertAlign w:val="superscript"/>
+        </w:rPr>
+        <w:t>3 </w:t>
+      </w:r>
+      <w:r>
+        <w:t>“Listen! A farmer went out to sow his seed. </w:t>
+      </w:r>
+      <w:r>
+        <w:rPr>
+          <w:b/>
+          <w:bCs/>
+          <w:vertAlign w:val="superscript"/>
+        </w:rPr>
+        <w:t>4 </w:t>
+      </w:r>
+      <w:r>
+        <w:t>As he was scattering the seed, some fell along the path, and the birds came and ate it up. </w:t>
+      </w:r>
+      <w:r>
+        <w:rPr>
+          <w:b/>
+          <w:bCs/>
+          <w:vertAlign w:val="superscript"/>
+        </w:rPr>
+        <w:t>5 </w:t>
+      </w:r>
+      <w:r>
+        <w:t>Some fell on rocky places, where it did not have much soil. It sprang up quickly, because the soil was shallow. </w:t>
+      </w:r>
+      <w:r>
+        <w:rPr>
+          <w:b/>
+          <w:bCs/>
+          <w:vertAlign w:val="superscript"/>
+        </w:rPr>
+        <w:t>6 </w:t>
+      </w:r>
+      <w:r>
+        <w:t>But when the sun came up, the plants were scorched, and they withered because they had no root. </w:t>
+      </w:r>
+      <w:r>
+        <w:rPr>
+          <w:b/>
+          <w:bCs/>
+          <w:vertAlign w:val="superscript"/>
+        </w:rPr>
+        <w:t>7 </w:t>
+      </w:r>
+      <w:r>
+        <w:t>Other seed fell among thorns, which grew up and choked the plants, so that they did not bear grain. </w:t>
+      </w:r>
+      <w:r>
+        <w:rPr>
+          <w:b/>
+          <w:bCs/>
+          <w:vertAlign w:val="superscript"/>
+        </w:rPr>
+        <w:t>8 </w:t>
+      </w:r>
+      <w:r>
+        <w:t>Still other seed fell on good soil. It came up, grew and produced a crop, some multiplying thirty, some sixty, some a hundred times.”</w:t>
+      </w:r>
+    </w:p>
+    <w:p>
+      <w:r>
+        <w:rPr>
+          <w:b/>
+          <w:bCs/>
+          <w:vertAlign w:val="superscript"/>
+        </w:rPr>
+        <w:t>9 </w:t>
+      </w:r>
+      <w:r>
+        <w:t>Then Jesus said, “Whoever has ears to hear, let them hear.”</w:t>
+      </w:r>
+    </w:p>
+    <w:p>
+      <w:r>
+        <w:rPr>
+          <w:b/>
+          <w:bCs/>
+          <w:vertAlign w:val="superscript"/>
+        </w:rPr>
+        <w:t>10 </w:t>
+      </w:r>
+      <w:r>
+        <w:t>When he was alone, the Twelve and the others around him asked him about the parables. </w:t>
+      </w:r>
+      <w:r>
+        <w:rPr>
+          <w:b/>
+          <w:bCs/>
+          <w:vertAlign w:val="superscript"/>
+        </w:rPr>
+        <w:t>11 </w:t>
+      </w:r>
+      <w:r>
+        <w:t>He told them, “The secret of the kingdom of God has been given to you. But to those on the outside everything is said in parables </w:t>
+      </w:r>
+      <w:r>
+        <w:rPr>
+          <w:b/>
+          <w:bCs/>
+          <w:vertAlign w:val="superscript"/>
+        </w:rPr>
+        <w:t>12 </w:t>
+      </w:r>
+      <w:r>
+        <w:t>so that,</w:t>
+      </w:r>
+    </w:p>
+    <w:p>
+      <w:r>
+        <w:t>“‘they may be ever seeing but never perceiving,</w:t>
+      </w:r>
+      <w:r>
+        <w:br/>
+        <w:t>    and ever hearing but never understanding;</w:t>
+      </w:r>
+      <w:r>
+        <w:br/>
+        <w:t>otherwise they might turn and be forgiven!’</w:t>
+      </w:r>
+      <w:r>
+        <w:rPr>
+          <w:vertAlign w:val="superscript"/>
+        </w:rPr>
+        <w:t>[</w:t>
+      </w:r>
+      <w:hyperlink r:id="rId47" w:anchor="fen-NIV-24336a" w:tooltip="See footnote a" w:history="1">
+        <w:r>
+          <w:rPr>
+            <w:rStyle w:val="Hyperlink"/>
+            <w:vertAlign w:val="superscript"/>
+          </w:rPr>
+          <w:t>a</w:t>
+        </w:r>
+      </w:hyperlink>
+      <w:r>
+        <w:rPr>
+          <w:vertAlign w:val="superscript"/>
+        </w:rPr>
+        <w:t>]</w:t>
+      </w:r>
+      <w:r>
+        <w:t>”</w:t>
+      </w:r>
+    </w:p>
+    <w:p>
+      <w:r>
+        <w:rPr>
+          <w:b/>
+          <w:bCs/>
+          <w:vertAlign w:val="superscript"/>
+        </w:rPr>
+        <w:t>13 </w:t>
+      </w:r>
+      <w:r>
+        <w:t>Then Jesus said to them, “Don’t you understand this parable? How then will you understand any parable? </w:t>
+      </w:r>
+      <w:r>
+        <w:rPr>
+          <w:b/>
+          <w:bCs/>
+          <w:vertAlign w:val="superscript"/>
+        </w:rPr>
+        <w:t>14 </w:t>
+      </w:r>
+      <w:r>
+        <w:t>The farmer sows the word. </w:t>
+      </w:r>
+      <w:r>
+        <w:rPr>
+          <w:b/>
+          <w:bCs/>
+          <w:vertAlign w:val="superscript"/>
+        </w:rPr>
+        <w:t>15 </w:t>
+      </w:r>
+      <w:r>
+        <w:t>Some people are like seed along the path, where the word is sown. As soon as they hear it, Satan comes and takes away the word that was sown in them. </w:t>
+      </w:r>
+      <w:r>
+        <w:rPr>
+          <w:b/>
+          <w:bCs/>
+          <w:vertAlign w:val="superscript"/>
+        </w:rPr>
+        <w:t>16 </w:t>
+      </w:r>
+      <w:r>
+        <w:t>Others, like seed sown on rocky places, hear the word and at once receive it with joy. </w:t>
+      </w:r>
+      <w:r>
+        <w:rPr>
+          <w:b/>
+          <w:bCs/>
+          <w:vertAlign w:val="superscript"/>
+        </w:rPr>
+        <w:t>17 </w:t>
+      </w:r>
+      <w:r>
+        <w:t>But since they have no root, they last only a short time. When trouble or persecution comes because of the word, they quickly fall away. </w:t>
+      </w:r>
+      <w:r>
+        <w:rPr>
+          <w:b/>
+          <w:bCs/>
+          <w:vertAlign w:val="superscript"/>
+        </w:rPr>
+        <w:t>18 </w:t>
+      </w:r>
+      <w:r>
+        <w:t>Still others, like seed sown among thorns, hear the word; </w:t>
+      </w:r>
+      <w:r>
+        <w:rPr>
+          <w:b/>
+          <w:bCs/>
+          <w:vertAlign w:val="superscript"/>
+        </w:rPr>
+        <w:t>19 </w:t>
+      </w:r>
+      <w:r>
+        <w:t xml:space="preserve">but the worries of this life, the deceitfulness of wealth and the desires for other things come in and choke the word, making it </w:t>
+      </w:r>
+      <w:r>
+        <w:lastRenderedPageBreak/>
+        <w:t>unfruitful. </w:t>
+      </w:r>
+      <w:r>
+        <w:rPr>
+          <w:b/>
+          <w:bCs/>
+          <w:vertAlign w:val="superscript"/>
+        </w:rPr>
+        <w:t>20 </w:t>
+      </w:r>
+      <w:r>
+        <w:t>Others, like seed sown on good soil, hear the word, accept it, and produce a crop—some thirty, some sixty, some a hundred times what was sown.”</w:t>
+      </w:r>
+    </w:p>
+    <w:p>
+      <w:pPr>
+        <w:rPr>
+          <w:b/>
+          <w:bCs/>
+        </w:rPr>
+      </w:pPr>
+      <w:r>
+        <w:rPr>
+          <w:b/>
+          <w:bCs/>
+        </w:rPr>
+        <w:t>A Lamp on a Stand</w:t>
+      </w:r>
+    </w:p>
+    <w:p>
+      <w:r>
+        <w:rPr>
+          <w:b/>
+          <w:bCs/>
+          <w:vertAlign w:val="superscript"/>
+        </w:rPr>
+        <w:t>21 </w:t>
+      </w:r>
+      <w:r>
+        <w:t>He said to them, “Do you bring in a lamp to put it under a bowl or a bed? Instead, don’t you put it on its stand? </w:t>
+      </w:r>
+      <w:r>
+        <w:rPr>
+          <w:b/>
+          <w:bCs/>
+          <w:vertAlign w:val="superscript"/>
+        </w:rPr>
+        <w:t>22 </w:t>
+      </w:r>
+      <w:r>
+        <w:t>For whatever is hidden is meant to be disclosed, and whatever is concealed is meant to be brought out into the open. </w:t>
+      </w:r>
+      <w:r>
+        <w:rPr>
+          <w:b/>
+          <w:bCs/>
+          <w:vertAlign w:val="superscript"/>
+        </w:rPr>
+        <w:t>23 </w:t>
+      </w:r>
+      <w:r>
+        <w:t>If anyone has ears to hear, let them hear.”</w:t>
+      </w:r>
+    </w:p>
+    <w:p>
+      <w:r>
+        <w:rPr>
+          <w:b/>
+          <w:bCs/>
+          <w:vertAlign w:val="superscript"/>
+        </w:rPr>
+        <w:t>24 </w:t>
+      </w:r>
+      <w:r>
+        <w:t>“Consider carefully what you hear,” he continued. “With the measure you use, it will be measured to you—and even more. </w:t>
+      </w:r>
+      <w:r>
+        <w:rPr>
+          <w:b/>
+          <w:bCs/>
+          <w:vertAlign w:val="superscript"/>
+        </w:rPr>
+        <w:t>25 </w:t>
+      </w:r>
+      <w:r>
+        <w:t>Whoever has will be given more; whoever does not have, even what they have will be taken from them.”</w:t>
+      </w:r>
+    </w:p>
+    <w:p>
+      <w:pPr>
+        <w:rPr>
+          <w:b/>
+          <w:bCs/>
+        </w:rPr>
+      </w:pPr>
+      <w:r>
+        <w:rPr>
+          <w:b/>
+          <w:bCs/>
+        </w:rPr>
+        <w:t>The Parable of the Growing Seed</w:t>
+      </w:r>
+    </w:p>
+    <w:p>
+      <w:r>
+        <w:rPr>
+          <w:b/>
+          <w:bCs/>
+          <w:vertAlign w:val="superscript"/>
+        </w:rPr>
+        <w:t>26 </w:t>
+      </w:r>
+      <w:r>
+        <w:t>He also said, “This is what the kingdom of God is like. A man scatters seed on the ground. </w:t>
+      </w:r>
+      <w:r>
+        <w:rPr>
+          <w:b/>
+          <w:bCs/>
+          <w:vertAlign w:val="superscript"/>
+        </w:rPr>
+        <w:t>27 </w:t>
+      </w:r>
+      <w:r>
+        <w:t>Night and day, whether he sleeps or gets up, the seed sprouts and grows, though he does not know how. </w:t>
+      </w:r>
+      <w:r>
+        <w:rPr>
+          <w:b/>
+          <w:bCs/>
+          <w:vertAlign w:val="superscript"/>
+        </w:rPr>
+        <w:t>28 </w:t>
+      </w:r>
+      <w:r>
+        <w:t>All by itself the soil produces grain—first the stalk, then the head, then the full kernel in the head. </w:t>
+      </w:r>
+      <w:r>
+        <w:rPr>
+          <w:b/>
+          <w:bCs/>
+          <w:vertAlign w:val="superscript"/>
+        </w:rPr>
+        <w:t>29 </w:t>
+      </w:r>
+      <w:r>
+        <w:t>As soon as the grain is ripe, he puts the sickle to it, because the harvest has come.”</w:t>
+      </w:r>
+    </w:p>
+    <w:p>
+      <w:pPr>
+        <w:rPr>
+          <w:b/>
+          <w:bCs/>
+        </w:rPr>
+      </w:pPr>
+      <w:r>
+        <w:rPr>
+          <w:b/>
+          <w:bCs/>
+        </w:rPr>
+        <w:t>The Parable of the Mustard Seed</w:t>
+      </w:r>
+    </w:p>
+    <w:p>
+      <w:r>
+        <w:rPr>
+          <w:b/>
+          <w:bCs/>
+          <w:vertAlign w:val="superscript"/>
+        </w:rPr>
+        <w:t>30 </w:t>
+      </w:r>
+      <w:r>
+        <w:t>Again he said, “What shall we say the kingdom of God is like, or what parable shall we use to describe it? </w:t>
+      </w:r>
+      <w:r>
+        <w:rPr>
+          <w:b/>
+          <w:bCs/>
+          <w:vertAlign w:val="superscript"/>
+        </w:rPr>
+        <w:t>31 </w:t>
+      </w:r>
+      <w:r>
+        <w:t>It is like a mustard seed, which is the smallest of all seeds on earth. </w:t>
+      </w:r>
+      <w:r>
+        <w:rPr>
+          <w:b/>
+          <w:bCs/>
+          <w:vertAlign w:val="superscript"/>
+        </w:rPr>
+        <w:t>32 </w:t>
+      </w:r>
+      <w:r>
+        <w:t>Yet when planted, it grows and becomes the largest of all garden plants, with such big branches that the birds can perch in its shade.”</w:t>
+      </w:r>
+    </w:p>
+    <w:p>
+      <w:r>
+        <w:rPr>
+          <w:b/>
+          <w:bCs/>
+          <w:vertAlign w:val="superscript"/>
+        </w:rPr>
+        <w:t>33 </w:t>
+      </w:r>
+      <w:r>
+        <w:t>With many similar parables Jesus spoke the word to them, as much as they could understand. </w:t>
+      </w:r>
+      <w:r>
+        <w:rPr>
+          <w:b/>
+          <w:bCs/>
+          <w:vertAlign w:val="superscript"/>
+        </w:rPr>
+        <w:t>34 </w:t>
+      </w:r>
+      <w:r>
+        <w:t>He did not say anything to them without using a parable. But when he was alone with his own disciples, he explained everything.</w:t>
+      </w:r>
+    </w:p>
+    <w:p>
+      <w:pPr>
+        <w:rPr>
+          <w:b/>
+          <w:bCs/>
+        </w:rPr>
+      </w:pPr>
+      <w:r>
+        <w:rPr>
+          <w:b/>
+          <w:bCs/>
+        </w:rPr>
+        <w:t>Jesus Calms the Storm</w:t>
+      </w:r>
+    </w:p>
+    <w:p>
+      <w:r>
+        <w:rPr>
+          <w:b/>
+          <w:bCs/>
+          <w:vertAlign w:val="superscript"/>
+        </w:rPr>
+        <w:t>35 </w:t>
+      </w:r>
+      <w:r>
+        <w:t>That day when evening came, he said to his disciples, “Let us go over to the other side.” </w:t>
+      </w:r>
+      <w:r>
+        <w:rPr>
+          <w:b/>
+          <w:bCs/>
+          <w:vertAlign w:val="superscript"/>
+        </w:rPr>
+        <w:t>36 </w:t>
+      </w:r>
+      <w:r>
+        <w:t>Leaving the crowd behind, they took him along, just as he was, in the boat. There were also other boats with him. </w:t>
+      </w:r>
+      <w:r>
+        <w:rPr>
+          <w:b/>
+          <w:bCs/>
+          <w:vertAlign w:val="superscript"/>
+        </w:rPr>
+        <w:t>37 </w:t>
+      </w:r>
+      <w:r>
+        <w:t>A furious squall came up, and the waves broke over the boat, so that it was nearly swamped. </w:t>
+      </w:r>
+      <w:r>
+        <w:rPr>
+          <w:b/>
+          <w:bCs/>
+          <w:vertAlign w:val="superscript"/>
+        </w:rPr>
+        <w:t>38 </w:t>
+      </w:r>
+      <w:r>
+        <w:t>Jesus was in the stern, sleeping on a cushion. The disciples woke him and said to him, “Teacher, don’t you care if we drown?”</w:t>
+      </w:r>
+    </w:p>
+    <w:p>
+      <w:r>
+        <w:rPr>
+          <w:b/>
+          <w:bCs/>
+          <w:vertAlign w:val="superscript"/>
+        </w:rPr>
+        <w:t>39 </w:t>
+      </w:r>
+      <w:r>
+        <w:t>He got up, rebuked the wind and said to the waves, “Quiet! Be still!” Then the wind died down and it was completely calm.</w:t>
+      </w:r>
+    </w:p>
+    <w:p>
+      <w:r>
+        <w:rPr>
+          <w:b/>
+          <w:bCs/>
+          <w:vertAlign w:val="superscript"/>
+        </w:rPr>
+        <w:t>40 </w:t>
+      </w:r>
+      <w:r>
+        <w:t>He said to his disciples, “Why are you so afraid? Do you still have no faith?”</w:t>
+      </w:r>
+    </w:p>
+    <w:p>
+      <w:r>
+        <w:rPr>
+          <w:b/>
+          <w:bCs/>
+          <w:vertAlign w:val="superscript"/>
+        </w:rPr>
+        <w:t>41 </w:t>
+      </w:r>
+      <w:r>
+        <w:t>They were terrified and asked each other, “Who is this? Even the wind and the waves obey him!”</w:t>
+      </w:r>
+    </w:p>
+    <w:p/>
+    <w:p>
+      <w:r>
+        <w:t>Luke 8</w:t>
+      </w:r>
+    </w:p>
+    <w:p>
+      <w:r>
+        <w:t>New International Version</w:t>
+      </w:r>
+    </w:p>
+    <w:p>
+      <w:pPr>
+        <w:rPr>
+          <w:b/>
+          <w:bCs/>
+        </w:rPr>
+      </w:pPr>
+      <w:r>
+        <w:rPr>
+          <w:b/>
+          <w:bCs/>
+        </w:rPr>
+        <w:t>The Parable of the Sower</w:t>
+      </w:r>
+    </w:p>
+    <w:p>
+      <w:r>
+        <w:rPr>
+          <w:b/>
+          <w:bCs/>
+        </w:rPr>
+        <w:t>8 </w:t>
+      </w:r>
+      <w:r>
+        <w:t>After this, Jesus traveled about from one town and village to another, proclaiming the good news of the kingdom of God. The Twelve were with him, </w:t>
+      </w:r>
+      <w:r>
+        <w:rPr>
+          <w:b/>
+          <w:bCs/>
+          <w:vertAlign w:val="superscript"/>
+        </w:rPr>
+        <w:t>2 </w:t>
+      </w:r>
+      <w:r>
+        <w:t>and also some women who had been cured of evil spirits and diseases: Mary (called Magdalene) from whom seven demons had come out; </w:t>
+      </w:r>
+      <w:r>
+        <w:rPr>
+          <w:b/>
+          <w:bCs/>
+          <w:vertAlign w:val="superscript"/>
+        </w:rPr>
+        <w:t>3 </w:t>
+      </w:r>
+      <w:r>
+        <w:t>Joanna the wife of Chuza, the manager of Herod’s household; Susanna; and many others. These women were helping to support them out of their own means.</w:t>
+      </w:r>
+    </w:p>
+    <w:p>
+      <w:r>
+        <w:rPr>
+          <w:b/>
+          <w:bCs/>
+          <w:vertAlign w:val="superscript"/>
+        </w:rPr>
+        <w:t>4 </w:t>
+      </w:r>
+      <w:r>
+        <w:t>While a large crowd was gathering and people were coming to Jesus from town after town, he told this parable: </w:t>
+      </w:r>
+      <w:r>
+        <w:rPr>
+          <w:b/>
+          <w:bCs/>
+          <w:vertAlign w:val="superscript"/>
+        </w:rPr>
+        <w:t>5 </w:t>
+      </w:r>
+      <w:r>
+        <w:t>“A farmer went out to sow his seed. As he was scattering the seed, some fell along the path; it was trampled on, and the birds ate it up. </w:t>
+      </w:r>
+      <w:r>
+        <w:rPr>
+          <w:b/>
+          <w:bCs/>
+          <w:vertAlign w:val="superscript"/>
+        </w:rPr>
+        <w:t>6 </w:t>
+      </w:r>
+      <w:r>
+        <w:t>Some fell on rocky ground, and when it came up, the plants withered because they had no moisture. </w:t>
+      </w:r>
+      <w:r>
+        <w:rPr>
+          <w:b/>
+          <w:bCs/>
+          <w:vertAlign w:val="superscript"/>
+        </w:rPr>
+        <w:t>7 </w:t>
+      </w:r>
+      <w:r>
+        <w:t>Other seed fell among thorns, which grew up with it and choked the plants. </w:t>
+      </w:r>
+      <w:r>
+        <w:rPr>
+          <w:b/>
+          <w:bCs/>
+          <w:vertAlign w:val="superscript"/>
+        </w:rPr>
+        <w:t>8 </w:t>
+      </w:r>
+      <w:r>
+        <w:t>Still other seed fell on good soil. It came up and yielded a crop, a hundred times more than was sown.”</w:t>
+      </w:r>
+    </w:p>
+    <w:p>
+      <w:r>
+        <w:lastRenderedPageBreak/>
+        <w:t>When he said this, he called out, “Whoever has ears to hear, let them hear.”</w:t>
+      </w:r>
+    </w:p>
+    <w:p>
+      <w:r>
+        <w:rPr>
+          <w:b/>
+          <w:bCs/>
+          <w:vertAlign w:val="superscript"/>
+        </w:rPr>
+        <w:t>9 </w:t>
+      </w:r>
+      <w:r>
+        <w:t>His disciples asked him what this parable meant. </w:t>
+      </w:r>
+      <w:r>
+        <w:rPr>
+          <w:b/>
+          <w:bCs/>
+          <w:vertAlign w:val="superscript"/>
+        </w:rPr>
+        <w:t>10 </w:t>
+      </w:r>
+      <w:r>
+        <w:t>He said, “The knowledge of the secrets of the kingdom of God has been given to you, but to others I speak in parables, so that,</w:t>
+      </w:r>
+    </w:p>
+    <w:p>
+      <w:r>
+        <w:t>“‘though seeing, they may not see;</w:t>
+      </w:r>
+      <w:r>
+        <w:br/>
+        <w:t>    though hearing, they may not understand.’</w:t>
+      </w:r>
+      <w:r>
+        <w:rPr>
+          <w:vertAlign w:val="superscript"/>
+        </w:rPr>
+        <w:t>[</w:t>
+      </w:r>
+      <w:hyperlink r:id="rId48" w:anchor="fen-NIV-25256a" w:tooltip="See footnote a" w:history="1">
+        <w:r>
+          <w:rPr>
+            <w:rStyle w:val="Hyperlink"/>
+            <w:vertAlign w:val="superscript"/>
+          </w:rPr>
+          <w:t>a</w:t>
+        </w:r>
+      </w:hyperlink>
+      <w:r>
+        <w:rPr>
+          <w:vertAlign w:val="superscript"/>
+        </w:rPr>
+        <w:t>]</w:t>
+      </w:r>
+    </w:p>
+    <w:p>
+      <w:r>
+        <w:rPr>
+          <w:b/>
+          <w:bCs/>
+          <w:vertAlign w:val="superscript"/>
+        </w:rPr>
+        <w:t>11 </w:t>
+      </w:r>
+      <w:r>
+        <w:t>“This is the meaning of the parable: The seed is the word of God. </w:t>
+      </w:r>
+      <w:r>
+        <w:rPr>
+          <w:b/>
+          <w:bCs/>
+          <w:vertAlign w:val="superscript"/>
+        </w:rPr>
+        <w:t>12 </w:t>
+      </w:r>
+      <w:r>
+        <w:t>Those along the path are the ones who hear, and then the devil comes and takes away the word from their hearts, so that they may not believe and be saved. </w:t>
+      </w:r>
+      <w:r>
+        <w:rPr>
+          <w:b/>
+          <w:bCs/>
+          <w:vertAlign w:val="superscript"/>
+        </w:rPr>
+        <w:t>13 </w:t>
+      </w:r>
+      <w:r>
+        <w:t>Those on the rocky ground are the ones who receive the word with joy when they hear it, but they have no root. They believe for a while, but in the time of testing they fall away. </w:t>
+      </w:r>
+      <w:r>
+        <w:rPr>
+          <w:b/>
+          <w:bCs/>
+          <w:vertAlign w:val="superscript"/>
+        </w:rPr>
+        <w:t>14 </w:t>
+      </w:r>
+      <w:r>
+        <w:t>The seed that fell among thorns stands for those who hear, but as they go on their way they are choked by life’s worries, riches and pleasures, and they do not mature. </w:t>
+      </w:r>
+      <w:r>
+        <w:rPr>
+          <w:b/>
+          <w:bCs/>
+          <w:vertAlign w:val="superscript"/>
+        </w:rPr>
+        <w:t>15 </w:t>
+      </w:r>
+      <w:r>
+        <w:t>But the seed on good soil stands for those with a noble and good heart, who hear the word, retain it, and by persevering produce a crop.</w:t>
+      </w:r>
+    </w:p>
+    <w:p>
+      <w:pPr>
+        <w:rPr>
+          <w:b/>
+          <w:bCs/>
+        </w:rPr>
+      </w:pPr>
+      <w:r>
+        <w:rPr>
+          <w:b/>
+          <w:bCs/>
+        </w:rPr>
+        <w:t>A Lamp on a Stand</w:t>
+      </w:r>
+    </w:p>
+    <w:p>
+      <w:r>
+        <w:rPr>
+          <w:b/>
+          <w:bCs/>
+          <w:vertAlign w:val="superscript"/>
+        </w:rPr>
+        <w:t>16 </w:t>
+      </w:r>
+      <w:r>
+        <w:t>“No one lights a lamp and hides it in a clay jar or puts it under a bed. Instead, they put it on a stand, so that those who come in can see the light. </w:t>
+      </w:r>
+      <w:r>
+        <w:rPr>
+          <w:b/>
+          <w:bCs/>
+          <w:vertAlign w:val="superscript"/>
+        </w:rPr>
+        <w:t>17 </w:t>
+      </w:r>
+      <w:r>
+        <w:t>For there is nothing hidden that will not be disclosed, and nothing concealed that will not be known or brought out into the open. </w:t>
+      </w:r>
+      <w:r>
+        <w:rPr>
+          <w:b/>
+          <w:bCs/>
+          <w:vertAlign w:val="superscript"/>
+        </w:rPr>
+        <w:t>18 </w:t>
+      </w:r>
+      <w:r>
+        <w:t>Therefore consider carefully how you listen. Whoever has will be given more; whoever does not have, even what they think they have will be taken from them.”</w:t>
+      </w:r>
+    </w:p>
+    <w:p>
+      <w:pPr>
+        <w:rPr>
+          <w:b/>
+          <w:bCs/>
+        </w:rPr>
+      </w:pPr>
+      <w:r>
+        <w:rPr>
+          <w:b/>
+          <w:bCs/>
+        </w:rPr>
+        <w:t>Jesus’ Mother and Brothers</w:t>
+      </w:r>
+    </w:p>
+    <w:p>
+      <w:r>
+        <w:rPr>
+          <w:b/>
+          <w:bCs/>
+          <w:vertAlign w:val="superscript"/>
+        </w:rPr>
+        <w:t>19 </w:t>
+      </w:r>
+      <w:r>
+        <w:t>Now Jesus’ mother and brothers came to see him, but they were not able to get near him because of the crowd. </w:t>
+      </w:r>
+      <w:r>
+        <w:rPr>
+          <w:b/>
+          <w:bCs/>
+          <w:vertAlign w:val="superscript"/>
+        </w:rPr>
+        <w:t>20 </w:t>
+      </w:r>
+      <w:r>
+        <w:t>Someone told him, “Your mother and brothers are standing outside, wanting to see you.”</w:t>
+      </w:r>
+    </w:p>
+    <w:p>
+      <w:r>
+        <w:rPr>
+          <w:b/>
+          <w:bCs/>
+          <w:vertAlign w:val="superscript"/>
+        </w:rPr>
+        <w:t>21 </w:t>
+      </w:r>
+      <w:r>
+        <w:t>He replied, “My mother and brothers are those who hear God’s word and put it into practice.”</w:t>
+      </w:r>
+    </w:p>
+    <w:p>
+      <w:pPr>
+        <w:rPr>
+          <w:b/>
+          <w:bCs/>
+        </w:rPr>
+      </w:pPr>
+      <w:r>
+        <w:rPr>
+          <w:b/>
+          <w:bCs/>
+        </w:rPr>
+        <w:t>Jesus Calms the Storm</w:t>
+      </w:r>
+    </w:p>
+    <w:p>
+      <w:r>
+        <w:rPr>
+          <w:b/>
+          <w:bCs/>
+          <w:vertAlign w:val="superscript"/>
+        </w:rPr>
+        <w:t>22 </w:t>
+      </w:r>
+      <w:r>
+        <w:t>One day Jesus said to his disciples, “Let us go over to the other side of the lake.” So they got into a boat and set out. </w:t>
+      </w:r>
+      <w:r>
+        <w:rPr>
+          <w:b/>
+          <w:bCs/>
+          <w:vertAlign w:val="superscript"/>
+        </w:rPr>
+        <w:t>23 </w:t>
+      </w:r>
+      <w:r>
+        <w:t>As they sailed, he fell asleep. A squall came down on the lake, so that the boat was being swamped, and they were in great danger.</w:t>
+      </w:r>
+    </w:p>
+    <w:p>
+      <w:r>
+        <w:rPr>
+          <w:b/>
+          <w:bCs/>
+          <w:vertAlign w:val="superscript"/>
+        </w:rPr>
+        <w:t>24 </w:t>
+      </w:r>
+      <w:r>
+        <w:t>The disciples went and woke him, saying, “Master, Master, we’re going to drown!”</w:t>
+      </w:r>
+    </w:p>
+    <w:p>
+      <w:r>
+        <w:t>He got up and rebuked the wind and the raging waters; the storm subsided, and all was calm. </w:t>
+      </w:r>
+      <w:r>
+        <w:rPr>
+          <w:b/>
+          <w:bCs/>
+          <w:vertAlign w:val="superscript"/>
+        </w:rPr>
+        <w:t>25 </w:t>
+      </w:r>
+      <w:r>
+        <w:t>“Where is your faith?” he asked his disciples.</w:t>
+      </w:r>
+    </w:p>
+    <w:p>
+      <w:r>
+        <w:t>In fear and amazement they asked one another, “Who is this? He commands even the winds and the water, and they obey him.”</w:t>
+      </w:r>
+    </w:p>
+    <w:p>
+      <w:pPr>
+        <w:rPr>
+          <w:b/>
+          <w:bCs/>
+        </w:rPr>
+      </w:pPr>
+      <w:r>
+        <w:rPr>
+          <w:b/>
+          <w:bCs/>
+        </w:rPr>
+        <w:t>Jesus Restores a Demon-Possessed Man</w:t>
+      </w:r>
+    </w:p>
+    <w:p>
+      <w:r>
+        <w:rPr>
+          <w:b/>
+          <w:bCs/>
+          <w:vertAlign w:val="superscript"/>
+        </w:rPr>
+        <w:t>26 </w:t>
+      </w:r>
+      <w:r>
+        <w:t>They sailed to the region of the Gerasenes,</w:t>
+      </w:r>
+      <w:r>
+        <w:rPr>
+          <w:vertAlign w:val="superscript"/>
+        </w:rPr>
+        <w:t>[</w:t>
+      </w:r>
+      <w:hyperlink r:id="rId49" w:anchor="fen-NIV-25272b" w:tooltip="See footnote b" w:history="1">
+        <w:r>
+          <w:rPr>
+            <w:rStyle w:val="Hyperlink"/>
+            <w:vertAlign w:val="superscript"/>
+          </w:rPr>
+          <w:t>b</w:t>
+        </w:r>
+      </w:hyperlink>
+      <w:r>
+        <w:rPr>
+          <w:vertAlign w:val="superscript"/>
+        </w:rPr>
+        <w:t>]</w:t>
+      </w:r>
+      <w:r>
+        <w:t> which is across the lake from Galilee. </w:t>
+      </w:r>
+      <w:r>
+        <w:rPr>
+          <w:b/>
+          <w:bCs/>
+          <w:vertAlign w:val="superscript"/>
+        </w:rPr>
+        <w:t>27 </w:t>
+      </w:r>
+      <w:r>
+        <w:t>When Jesus stepped ashore, he was met by a demon-possessed man from the town. For a long time this man had not worn clothes or lived in a house, but had lived in the tombs. </w:t>
+      </w:r>
+      <w:r>
+        <w:rPr>
+          <w:b/>
+          <w:bCs/>
+          <w:vertAlign w:val="superscript"/>
+        </w:rPr>
+        <w:t>28 </w:t>
+      </w:r>
+      <w:r>
+        <w:t>When he saw Jesus, he cried out and fell at his feet, shouting at the top of his voice, “What do you want with me, Jesus, Son of the Most High God? I beg you, don’t torture me!” </w:t>
+      </w:r>
+      <w:r>
+        <w:rPr>
+          <w:b/>
+          <w:bCs/>
+          <w:vertAlign w:val="superscript"/>
+        </w:rPr>
+        <w:t>29 </w:t>
+      </w:r>
+      <w:r>
+        <w:t>For Jesus had commanded the impure spirit to come out of the man. Many times it had seized him, and though he was chained hand and foot and kept under guard, he had broken his chains and had been driven by the demon into solitary places.</w:t>
+      </w:r>
+    </w:p>
+    <w:p>
+      <w:r>
+        <w:rPr>
+          <w:b/>
+          <w:bCs/>
+          <w:vertAlign w:val="superscript"/>
+        </w:rPr>
+        <w:t>30 </w:t>
+      </w:r>
+      <w:r>
+        <w:t>Jesus asked him, “What is your name?”</w:t>
+      </w:r>
+    </w:p>
+    <w:p>
+      <w:r>
+        <w:t>“Legion,” he replied, because many demons had gone into him. </w:t>
+      </w:r>
+      <w:r>
+        <w:rPr>
+          <w:b/>
+          <w:bCs/>
+          <w:vertAlign w:val="superscript"/>
+        </w:rPr>
+        <w:t>31 </w:t>
+      </w:r>
+      <w:r>
+        <w:t>And they begged Jesus repeatedly not to order them to go into the Abyss.</w:t>
+      </w:r>
+    </w:p>
+    <w:p>
+      <w:r>
+        <w:rPr>
+          <w:b/>
+          <w:bCs/>
+          <w:vertAlign w:val="superscript"/>
+        </w:rPr>
+        <w:t>32 </w:t>
+      </w:r>
+      <w:r>
+        <w:t>A large herd of pigs was feeding there on the hillside. The demons begged Jesus to let them go into the pigs, and he gave them permission. </w:t>
+      </w:r>
+      <w:r>
+        <w:rPr>
+          <w:b/>
+          <w:bCs/>
+          <w:vertAlign w:val="superscript"/>
+        </w:rPr>
+        <w:t>33 </w:t>
+      </w:r>
+      <w:r>
+        <w:t>When the demons came out of the man, they went into the pigs, and the herd rushed down the steep bank into the lake and was drowned.</w:t>
+      </w:r>
+    </w:p>
+    <w:p>
+      <w:r>
+        <w:rPr>
+          <w:b/>
+          <w:bCs/>
+          <w:vertAlign w:val="superscript"/>
+        </w:rPr>
+        <w:lastRenderedPageBreak/>
+        <w:t>34 </w:t>
+      </w:r>
+      <w:r>
+        <w:t>When those tending the pigs saw what had happened, they ran off and reported this in the town and countryside, </w:t>
+      </w:r>
+      <w:r>
+        <w:rPr>
+          <w:b/>
+          <w:bCs/>
+          <w:vertAlign w:val="superscript"/>
+        </w:rPr>
+        <w:t>35 </w:t>
+      </w:r>
+      <w:r>
+        <w:t>and the people went out to see what had happened. When they came to Jesus, they found the man from whom the demons had gone out, sitting at Jesus’ feet, dressed and in his right mind; and they were afraid. </w:t>
+      </w:r>
+      <w:r>
+        <w:rPr>
+          <w:b/>
+          <w:bCs/>
+          <w:vertAlign w:val="superscript"/>
+        </w:rPr>
+        <w:t>36 </w:t>
+      </w:r>
+      <w:r>
+        <w:t>Those who had seen it told the people how the demon-possessed man had been cured. </w:t>
+      </w:r>
+      <w:r>
+        <w:rPr>
+          <w:b/>
+          <w:bCs/>
+          <w:vertAlign w:val="superscript"/>
+        </w:rPr>
+        <w:t>37 </w:t>
+      </w:r>
+      <w:r>
+        <w:t>Then all the people of the region of the Gerasenes asked Jesus to leave them, because they were overcome with fear. So he got into the boat and left.</w:t>
+      </w:r>
+    </w:p>
+    <w:p>
+      <w:r>
+        <w:rPr>
+          <w:b/>
+          <w:bCs/>
+          <w:vertAlign w:val="superscript"/>
+        </w:rPr>
+        <w:t>38 </w:t>
+      </w:r>
+      <w:r>
+        <w:t>The man from whom the demons had gone out begged to go with him, but Jesus sent him away, saying, </w:t>
+      </w:r>
+      <w:r>
+        <w:rPr>
+          <w:b/>
+          <w:bCs/>
+          <w:vertAlign w:val="superscript"/>
+        </w:rPr>
+        <w:t>39 </w:t>
+      </w:r>
+      <w:r>
+        <w:t>“Return home and tell how much God has done for you.” So the man went away and told all over town how much Jesus had done for him.</w:t>
+      </w:r>
+    </w:p>
+    <w:p>
+      <w:pPr>
+        <w:rPr>
+          <w:b/>
+          <w:bCs/>
+        </w:rPr>
+      </w:pPr>
+      <w:r>
+        <w:rPr>
+          <w:b/>
+          <w:bCs/>
+        </w:rPr>
+        <w:t>Jesus Raises a Dead Girl and Heals a Sick Woman</w:t>
+      </w:r>
+    </w:p>
+    <w:p>
+      <w:r>
+        <w:rPr>
+          <w:b/>
+          <w:bCs/>
+          <w:vertAlign w:val="superscript"/>
+        </w:rPr>
+        <w:t>40 </w:t>
+      </w:r>
+      <w:r>
+        <w:t>Now when Jesus returned, a crowd welcomed him, for they were all expecting him. </w:t>
+      </w:r>
+      <w:r>
+        <w:rPr>
+          <w:b/>
+          <w:bCs/>
+          <w:vertAlign w:val="superscript"/>
+        </w:rPr>
+        <w:t>41 </w:t>
+      </w:r>
+      <w:r>
+        <w:t>Then a man named Jairus, a synagogue leader, came and fell at Jesus’ feet, pleading with him to come to his house </w:t>
+      </w:r>
+      <w:r>
+        <w:rPr>
+          <w:b/>
+          <w:bCs/>
+          <w:vertAlign w:val="superscript"/>
+        </w:rPr>
+        <w:t>42 </w:t>
+      </w:r>
+      <w:r>
+        <w:t>because his only daughter, a girl of about twelve, was dying.</w:t>
+      </w:r>
+    </w:p>
+    <w:p>
+      <w:r>
+        <w:t>As Jesus was on his way, the crowds almost crushed him. </w:t>
+      </w:r>
+      <w:r>
+        <w:rPr>
+          <w:b/>
+          <w:bCs/>
+          <w:vertAlign w:val="superscript"/>
+        </w:rPr>
+        <w:t>43 </w:t>
+      </w:r>
+      <w:r>
+        <w:t>And a woman was there who had been subject to bleeding for twelve years,</w:t>
+      </w:r>
+      <w:r>
+        <w:rPr>
+          <w:vertAlign w:val="superscript"/>
+        </w:rPr>
+        <w:t>[</w:t>
+      </w:r>
+      <w:hyperlink r:id="rId50" w:anchor="fen-NIV-25289c" w:tooltip="See footnote c" w:history="1">
+        <w:r>
+          <w:rPr>
+            <w:rStyle w:val="Hyperlink"/>
+            <w:vertAlign w:val="superscript"/>
+          </w:rPr>
+          <w:t>c</w:t>
+        </w:r>
+      </w:hyperlink>
+      <w:r>
+        <w:rPr>
+          <w:vertAlign w:val="superscript"/>
+        </w:rPr>
+        <w:t>]</w:t>
+      </w:r>
+      <w:r>
+        <w:t> but no one could heal her. </w:t>
+      </w:r>
+      <w:r>
+        <w:rPr>
+          <w:b/>
+          <w:bCs/>
+          <w:vertAlign w:val="superscript"/>
+        </w:rPr>
+        <w:t>44 </w:t>
+      </w:r>
+      <w:r>
+        <w:t>She came up behind him and touched the edge of his cloak, and immediately her bleeding stopped.</w:t>
+      </w:r>
+    </w:p>
+    <w:p>
+      <w:r>
+        <w:rPr>
+          <w:b/>
+          <w:bCs/>
+          <w:vertAlign w:val="superscript"/>
+        </w:rPr>
+        <w:t>45 </w:t>
+      </w:r>
+      <w:r>
+        <w:t>“Who touched me?” Jesus asked.</w:t>
+      </w:r>
+    </w:p>
+    <w:p>
+      <w:r>
+        <w:t>When they all denied it, Peter said, “Master, the people are crowding and pressing against you.”</w:t>
+      </w:r>
+    </w:p>
+    <w:p>
+      <w:r>
+        <w:rPr>
+          <w:b/>
+          <w:bCs/>
+          <w:vertAlign w:val="superscript"/>
+        </w:rPr>
+        <w:t>46 </w:t>
+      </w:r>
+      <w:r>
+        <w:t>But Jesus said, “Someone touched me; I know that power has gone out from me.”</w:t>
+      </w:r>
+    </w:p>
+    <w:p>
+      <w:r>
+        <w:rPr>
+          <w:b/>
+          <w:bCs/>
+          <w:vertAlign w:val="superscript"/>
+        </w:rPr>
+        <w:t>47 </w:t>
+      </w:r>
+      <w:r>
+        <w:t>Then the woman, seeing that she could not go unnoticed, came trembling and fell at his feet. In the presence of all the people, she told why she had touched him and how she had been instantly healed. </w:t>
+      </w:r>
+      <w:r>
+        <w:rPr>
+          <w:b/>
+          <w:bCs/>
+          <w:vertAlign w:val="superscript"/>
+        </w:rPr>
+        <w:t>48 </w:t>
+      </w:r>
+      <w:r>
+        <w:t>Then he said to her, “Daughter, your faith has healed you. Go in peace.”</w:t>
+      </w:r>
+    </w:p>
+    <w:p>
+      <w:r>
+        <w:rPr>
+          <w:b/>
+          <w:bCs/>
+          <w:vertAlign w:val="superscript"/>
+        </w:rPr>
+        <w:t>49 </w:t>
+      </w:r>
+      <w:r>
+        <w:t>While Jesus was still speaking, someone came from the house of Jairus, the synagogue leader. “Your daughter is dead,” he said. “Don’t bother the teacher anymore.”</w:t>
+      </w:r>
+    </w:p>
+    <w:p>
+      <w:r>
+        <w:rPr>
+          <w:b/>
+          <w:bCs/>
+          <w:vertAlign w:val="superscript"/>
+        </w:rPr>
+        <w:t>50 </w:t>
+      </w:r>
+      <w:r>
+        <w:t>Hearing this, Jesus said to Jairus, “Don’t be afraid; just believe, and she will be healed.”</w:t>
+      </w:r>
+    </w:p>
+    <w:p>
+      <w:r>
+        <w:rPr>
+          <w:b/>
+          <w:bCs/>
+          <w:vertAlign w:val="superscript"/>
+        </w:rPr>
+        <w:t>51 </w:t>
+      </w:r>
+      <w:r>
+        <w:t>When he arrived at the house of Jairus, he did not let anyone go in with him except Peter, John and James, and the child’s father and mother. </w:t>
+      </w:r>
+      <w:r>
+        <w:rPr>
+          <w:b/>
+          <w:bCs/>
+          <w:vertAlign w:val="superscript"/>
+        </w:rPr>
+        <w:t>52 </w:t>
+      </w:r>
+      <w:r>
+        <w:t>Meanwhile, all the people were wailing and mourning for her. “Stop wailing,” Jesus said. “She is not dead but asleep.”</w:t>
+      </w:r>
+    </w:p>
+    <w:p>
+      <w:r>
+        <w:rPr>
+          <w:b/>
+          <w:bCs/>
+          <w:vertAlign w:val="superscript"/>
+        </w:rPr>
+        <w:t>53 </w:t>
+      </w:r>
+      <w:r>
+        <w:t>They laughed at him, knowing that she was dead. </w:t>
+      </w:r>
+      <w:r>
+        <w:rPr>
+          <w:b/>
+          <w:bCs/>
+          <w:vertAlign w:val="superscript"/>
+        </w:rPr>
+        <w:t>54 </w:t>
+      </w:r>
+      <w:r>
+        <w:t>But he took her by the hand and said, “My child, get up!” </w:t>
+      </w:r>
+      <w:r>
+        <w:rPr>
+          <w:b/>
+          <w:bCs/>
+          <w:vertAlign w:val="superscript"/>
+        </w:rPr>
+        <w:t>55 </w:t>
+      </w:r>
+      <w:r>
+        <w:t>Her spirit returned, and at once she stood up. Then Jesus told them to give her something to eat. </w:t>
+      </w:r>
+      <w:r>
+        <w:rPr>
+          <w:b/>
+          <w:bCs/>
+          <w:vertAlign w:val="superscript"/>
+        </w:rPr>
+        <w:t>56 </w:t>
+      </w:r>
+      <w:r>
+        <w:t>Her parents were astonished, but he ordered them not to tell anyone what had happened.</w:t>
+      </w:r>
+    </w:p>
+    <w:p/>
+    <w:p>
+      <w:r>
+        <w:t xml:space="preserve">The seed fall among the thorns. The thorns grew up with seed. The thorns choke the seed and the thorns did not produce the fruit.  The seed falling among the thorns, </w:t>
+      </w:r>
+      <w:r>
+        <w:t>and never grows the fruit</w:t>
+      </w:r>
+      <w:r>
+        <w:t>.</w:t>
+      </w:r>
+    </w:p>
+    <w:p/>
+    <w:p>
+      <w:r>
+        <w:t>31:</w:t>
+      </w:r>
+      <w:r>
+        <w:t>27</w:t>
+      </w:r>
+      <w:r>
+        <w:t>/1:15:01</w:t>
+      </w:r>
+    </w:p>
+    <w:p/>
+    <w:p>
+      <w:r>
+        <w:lastRenderedPageBreak/>
+        <w:drawing>
+          <wp:inline distT="0" distB="0" distL="0" distR="0" wp14:anchorId="5B6F0A54" wp14:editId="4CD6867B">
+            <wp:extent cx="1895475" cy="2695929"/>
+            <wp:effectExtent l="0" t="0" r="0" b="9525"/>
+            <wp:docPr id="425194001" name="Picture 1"/>
+            <wp:cNvGraphicFramePr>
+              <a:graphicFrameLocks xmlns:a="http://schemas.openxmlformats.org/drawingml/2006/main" noChangeAspect="1"/>
+            </wp:cNvGraphicFramePr>
+            <a:graphic xmlns:a="http://schemas.openxmlformats.org/drawingml/2006/main">
+              <a:graphicData uri="http://schemas.openxmlformats.org/drawingml/2006/picture">
+                <pic:pic xmlns:pic="http://schemas.openxmlformats.org/drawingml/2006/picture">
+                  <pic:nvPicPr>
+                    <pic:cNvPr id="425194001" name=""/>
+                    <pic:cNvPicPr/>
+                  </pic:nvPicPr>
+                  <pic:blipFill>
+                    <a:blip r:embed="rId51"/>
+                    <a:stretch>
+                      <a:fillRect/>
+                    </a:stretch>
+                  </pic:blipFill>
+                  <pic:spPr>
+                    <a:xfrm>
+                      <a:off x="0" y="0"/>
+                      <a:ext cx="1903666" cy="2707580"/>
+                    </a:xfrm>
+                    <a:prstGeom prst="rect">
+                      <a:avLst/>
+                    </a:prstGeom>
+                  </pic:spPr>
+                </pic:pic>
+              </a:graphicData>
+            </a:graphic>
+          </wp:inline>
+        </w:drawing>
+      </w:r>
+    </w:p>
+    <w:p>
+      <w:r>
+        <w:t>The worries of life, the pleasure of life, and deceitfulness (</w:t>
+      </w:r>
+      <w:r>
+        <w:t>欺騙</w:t>
+      </w:r>
+      <w:r>
+        <w:t>) of wealth choke the word and it becomes unfruitful.</w:t>
+      </w:r>
+    </w:p>
+    <w:p/>
+    <w:p/>
+    <w:p>
+      <w:r>
         <w:t>======</w:t>
       </w:r>
     </w:p>
@@ -781,7 +3797,7 @@
       </w:r>
     </w:p>
     <w:p>
-      <w:hyperlink r:id="rId21" w:history="1">
+      <w:hyperlink r:id="rId52" w:history="1">
         <w:r>
           <w:rPr>
             <w:rStyle w:val="Hyperlink"/>
@@ -812,9 +3828,42 @@
       </w:r>
     </w:p>
     <w:p/>
+    <w:p>
+      <w:r>
+        <w:t>Summary:</w:t>
+      </w:r>
+    </w:p>
+    <w:p>
+      <w:r>
+        <w:t xml:space="preserve">1. </w:t>
+      </w:r>
+      <w:r>
+        <w:t>Matthew 13, Mark 4, Luke 8</w:t>
+      </w:r>
+      <w:r>
+        <w:t xml:space="preserve">: </w:t>
+      </w:r>
+      <w:r>
+        <w:t>The seed fall among the thorns. The thorns grew up with seed. The thorns choke the seed and the thorns did not produce the fruit.  The seed falling among the thorns, and never grows the fruit.</w:t>
+      </w:r>
+      <w:r>
+        <w:t xml:space="preserve"> </w:t>
+      </w:r>
+      <w:r>
+        <w:t>The worries of life, the pleasure of life, and deceitfulness (</w:t>
+      </w:r>
+      <w:r>
+        <w:t>欺騙</w:t>
+      </w:r>
+      <w:r>
+        <w:t>) of wealth choke the word and it becomes unfruitful.</w:t>
+      </w:r>
+    </w:p>
+    <w:p/>
+    <w:p/>
     <w:p/>
     <w:sectPr>
-      <w:footerReference w:type="default" r:id="rId22"/>
+      <w:footerReference w:type="default" r:id="rId53"/>
       <w:pgSz w:w="12240" w:h="15840"/>
       <w:pgMar w:top="1440" w:right="1440" w:bottom="1530" w:left="1440" w:header="0" w:footer="720" w:gutter="0"/>
       <w:cols w:space="720"/>
@@ -1504,6 +4553,155 @@
     </w:lvl>
   </w:abstractNum>
   <w:abstractNum w:abstractNumId="4" w15:restartNumberingAfterBreak="0">
+    <w:nsid w:val="29276FDC"/>
+    <w:multiLevelType w:val="multilevel"/>
+    <w:tmpl w:val="1F94D768"/>
+    <w:lvl w:ilvl="0">
+      <w:start w:val="1"/>
+      <w:numFmt w:val="bullet"/>
+      <w:lvlText w:val=""/>
+      <w:lvlJc w:val="left"/>
+      <w:pPr>
+        <w:tabs>
+          <w:tab w:val="num" w:pos="720"/>
+        </w:tabs>
+        <w:ind w:left="720" w:hanging="360"/>
+      </w:pPr>
+      <w:rPr>
+        <w:rFonts w:ascii="Symbol" w:hAnsi="Symbol" w:hint="default"/>
+        <w:sz w:val="20"/>
+      </w:rPr>
+    </w:lvl>
+    <w:lvl w:ilvl="1" w:tentative="1">
+      <w:start w:val="1"/>
+      <w:numFmt w:val="bullet"/>
+      <w:lvlText w:val="o"/>
+      <w:lvlJc w:val="left"/>
+      <w:pPr>
+        <w:tabs>
+          <w:tab w:val="num" w:pos="1440"/>
+        </w:tabs>
+        <w:ind w:left="1440" w:hanging="360"/>
+      </w:pPr>
+      <w:rPr>
+        <w:rFonts w:ascii="Courier New" w:hAnsi="Courier New" w:hint="default"/>
+        <w:sz w:val="20"/>
+      </w:rPr>
+    </w:lvl>
+    <w:lvl w:ilvl="2" w:tentative="1">
+      <w:start w:val="1"/>
+      <w:numFmt w:val="bullet"/>
+      <w:lvlText w:val=""/>
+      <w:lvlJc w:val="left"/>
+      <w:pPr>
+        <w:tabs>
+          <w:tab w:val="num" w:pos="2160"/>
+        </w:tabs>
+        <w:ind w:left="2160" w:hanging="360"/>
+      </w:pPr>
+      <w:rPr>
+        <w:rFonts w:ascii="Wingdings" w:hAnsi="Wingdings" w:hint="default"/>
+        <w:sz w:val="20"/>
+      </w:rPr>
+    </w:lvl>
+    <w:lvl w:ilvl="3" w:tentative="1">
+      <w:start w:val="1"/>
+      <w:numFmt w:val="bullet"/>
+      <w:lvlText w:val=""/>
+      <w:lvlJc w:val="left"/>
+      <w:pPr>
+        <w:tabs>
+          <w:tab w:val="num" w:pos="2880"/>
+        </w:tabs>
+        <w:ind w:left="2880" w:hanging="360"/>
+      </w:pPr>
+      <w:rPr>
+        <w:rFonts w:ascii="Wingdings" w:hAnsi="Wingdings" w:hint="default"/>
+        <w:sz w:val="20"/>
+      </w:rPr>
+    </w:lvl>
+    <w:lvl w:ilvl="4" w:tentative="1">
+      <w:start w:val="1"/>
+      <w:numFmt w:val="bullet"/>
+      <w:lvlText w:val=""/>
+      <w:lvlJc w:val="left"/>
+      <w:pPr>
+        <w:tabs>
+          <w:tab w:val="num" w:pos="3600"/>
+        </w:tabs>
+        <w:ind w:left="3600" w:hanging="360"/>
+      </w:pPr>
+      <w:rPr>
+        <w:rFonts w:ascii="Wingdings" w:hAnsi="Wingdings" w:hint="default"/>
+        <w:sz w:val="20"/>
+      </w:rPr>
+    </w:lvl>
+    <w:lvl w:ilvl="5" w:tentative="1">
+      <w:start w:val="1"/>
+      <w:numFmt w:val="bullet"/>
+      <w:lvlText w:val=""/>
+      <w:lvlJc w:val="left"/>
+      <w:pPr>
+        <w:tabs>
+          <w:tab w:val="num" w:pos="4320"/>
+        </w:tabs>
+        <w:ind w:left="4320" w:hanging="360"/>
+      </w:pPr>
+      <w:rPr>
+        <w:rFonts w:ascii="Wingdings" w:hAnsi="Wingdings" w:hint="default"/>
+        <w:sz w:val="20"/>
+      </w:rPr>
+    </w:lvl>
+    <w:lvl w:ilvl="6" w:tentative="1">
+      <w:start w:val="1"/>
+      <w:numFmt w:val="bullet"/>
+      <w:lvlText w:val=""/>
+      <w:lvlJc w:val="left"/>
+      <w:pPr>
+        <w:tabs>
+          <w:tab w:val="num" w:pos="5040"/>
+        </w:tabs>
+        <w:ind w:left="5040" w:hanging="360"/>
+      </w:pPr>
+      <w:rPr>
+        <w:rFonts w:ascii="Wingdings" w:hAnsi="Wingdings" w:hint="default"/>
+        <w:sz w:val="20"/>
+      </w:rPr>
+    </w:lvl>
+    <w:lvl w:ilvl="7" w:tentative="1">
+      <w:start w:val="1"/>
+      <w:numFmt w:val="bullet"/>
+      <w:lvlText w:val=""/>
+      <w:lvlJc w:val="left"/>
+      <w:pPr>
+        <w:tabs>
+          <w:tab w:val="num" w:pos="5760"/>
+        </w:tabs>
+        <w:ind w:left="5760" w:hanging="360"/>
+      </w:pPr>
+      <w:rPr>
+        <w:rFonts w:ascii="Wingdings" w:hAnsi="Wingdings" w:hint="default"/>
+        <w:sz w:val="20"/>
+      </w:rPr>
+    </w:lvl>
+    <w:lvl w:ilvl="8" w:tentative="1">
+      <w:start w:val="1"/>
+      <w:numFmt w:val="bullet"/>
+      <w:lvlText w:val=""/>
+      <w:lvlJc w:val="left"/>
+      <w:pPr>
+        <w:tabs>
+          <w:tab w:val="num" w:pos="6480"/>
+        </w:tabs>
+        <w:ind w:left="6480" w:hanging="360"/>
+      </w:pPr>
+      <w:rPr>
+        <w:rFonts w:ascii="Wingdings" w:hAnsi="Wingdings" w:hint="default"/>
+        <w:sz w:val="20"/>
+      </w:rPr>
+    </w:lvl>
+  </w:abstractNum>
+  <w:abstractNum w:abstractNumId="5" w15:restartNumberingAfterBreak="0">
     <w:nsid w:val="2B6D2A93"/>
     <w:multiLevelType w:val="multilevel"/>
     <w:tmpl w:val="E2CC5E76"/>
@@ -1652,7 +4850,156 @@
       </w:rPr>
     </w:lvl>
   </w:abstractNum>
-  <w:abstractNum w:abstractNumId="5" w15:restartNumberingAfterBreak="0">
+  <w:abstractNum w:abstractNumId="6" w15:restartNumberingAfterBreak="0">
+    <w:nsid w:val="382824C5"/>
+    <w:multiLevelType w:val="multilevel"/>
+    <w:tmpl w:val="7F86977E"/>
+    <w:lvl w:ilvl="0">
+      <w:start w:val="1"/>
+      <w:numFmt w:val="bullet"/>
+      <w:lvlText w:val=""/>
+      <w:lvlJc w:val="left"/>
+      <w:pPr>
+        <w:tabs>
+          <w:tab w:val="num" w:pos="720"/>
+        </w:tabs>
+        <w:ind w:left="720" w:hanging="360"/>
+      </w:pPr>
+      <w:rPr>
+        <w:rFonts w:ascii="Symbol" w:hAnsi="Symbol" w:hint="default"/>
+        <w:sz w:val="20"/>
+      </w:rPr>
+    </w:lvl>
+    <w:lvl w:ilvl="1" w:tentative="1">
+      <w:start w:val="1"/>
+      <w:numFmt w:val="bullet"/>
+      <w:lvlText w:val="o"/>
+      <w:lvlJc w:val="left"/>
+      <w:pPr>
+        <w:tabs>
+          <w:tab w:val="num" w:pos="1440"/>
+        </w:tabs>
+        <w:ind w:left="1440" w:hanging="360"/>
+      </w:pPr>
+      <w:rPr>
+        <w:rFonts w:ascii="Courier New" w:hAnsi="Courier New" w:hint="default"/>
+        <w:sz w:val="20"/>
+      </w:rPr>
+    </w:lvl>
+    <w:lvl w:ilvl="2" w:tentative="1">
+      <w:start w:val="1"/>
+      <w:numFmt w:val="bullet"/>
+      <w:lvlText w:val=""/>
+      <w:lvlJc w:val="left"/>
+      <w:pPr>
+        <w:tabs>
+          <w:tab w:val="num" w:pos="2160"/>
+        </w:tabs>
+        <w:ind w:left="2160" w:hanging="360"/>
+      </w:pPr>
+      <w:rPr>
+        <w:rFonts w:ascii="Wingdings" w:hAnsi="Wingdings" w:hint="default"/>
+        <w:sz w:val="20"/>
+      </w:rPr>
+    </w:lvl>
+    <w:lvl w:ilvl="3" w:tentative="1">
+      <w:start w:val="1"/>
+      <w:numFmt w:val="bullet"/>
+      <w:lvlText w:val=""/>
+      <w:lvlJc w:val="left"/>
+      <w:pPr>
+        <w:tabs>
+          <w:tab w:val="num" w:pos="2880"/>
+        </w:tabs>
+        <w:ind w:left="2880" w:hanging="360"/>
+      </w:pPr>
+      <w:rPr>
+        <w:rFonts w:ascii="Wingdings" w:hAnsi="Wingdings" w:hint="default"/>
+        <w:sz w:val="20"/>
+      </w:rPr>
+    </w:lvl>
+    <w:lvl w:ilvl="4" w:tentative="1">
+      <w:start w:val="1"/>
+      <w:numFmt w:val="bullet"/>
+      <w:lvlText w:val=""/>
+      <w:lvlJc w:val="left"/>
+      <w:pPr>
+        <w:tabs>
+          <w:tab w:val="num" w:pos="3600"/>
+        </w:tabs>
+        <w:ind w:left="3600" w:hanging="360"/>
+      </w:pPr>
+      <w:rPr>
+        <w:rFonts w:ascii="Wingdings" w:hAnsi="Wingdings" w:hint="default"/>
+        <w:sz w:val="20"/>
+      </w:rPr>
+    </w:lvl>
+    <w:lvl w:ilvl="5" w:tentative="1">
+      <w:start w:val="1"/>
+      <w:numFmt w:val="bullet"/>
+      <w:lvlText w:val=""/>
+      <w:lvlJc w:val="left"/>
+      <w:pPr>
+        <w:tabs>
+          <w:tab w:val="num" w:pos="4320"/>
+        </w:tabs>
+        <w:ind w:left="4320" w:hanging="360"/>
+      </w:pPr>
+      <w:rPr>
+        <w:rFonts w:ascii="Wingdings" w:hAnsi="Wingdings" w:hint="default"/>
+        <w:sz w:val="20"/>
+      </w:rPr>
+    </w:lvl>
+    <w:lvl w:ilvl="6" w:tentative="1">
+      <w:start w:val="1"/>
+      <w:numFmt w:val="bullet"/>
+      <w:lvlText w:val=""/>
+      <w:lvlJc w:val="left"/>
+      <w:pPr>
+        <w:tabs>
+          <w:tab w:val="num" w:pos="5040"/>
+        </w:tabs>
+        <w:ind w:left="5040" w:hanging="360"/>
+      </w:pPr>
+      <w:rPr>
+        <w:rFonts w:ascii="Wingdings" w:hAnsi="Wingdings" w:hint="default"/>
+        <w:sz w:val="20"/>
+      </w:rPr>
+    </w:lvl>
+    <w:lvl w:ilvl="7" w:tentative="1">
+      <w:start w:val="1"/>
+      <w:numFmt w:val="bullet"/>
+      <w:lvlText w:val=""/>
+      <w:lvlJc w:val="left"/>
+      <w:pPr>
+        <w:tabs>
+          <w:tab w:val="num" w:pos="5760"/>
+        </w:tabs>
+        <w:ind w:left="5760" w:hanging="360"/>
+      </w:pPr>
+      <w:rPr>
+        <w:rFonts w:ascii="Wingdings" w:hAnsi="Wingdings" w:hint="default"/>
+        <w:sz w:val="20"/>
+      </w:rPr>
+    </w:lvl>
+    <w:lvl w:ilvl="8" w:tentative="1">
+      <w:start w:val="1"/>
+      <w:numFmt w:val="bullet"/>
+      <w:lvlText w:val=""/>
+      <w:lvlJc w:val="left"/>
+      <w:pPr>
+        <w:tabs>
+          <w:tab w:val="num" w:pos="6480"/>
+        </w:tabs>
+        <w:ind w:left="6480" w:hanging="360"/>
+      </w:pPr>
+      <w:rPr>
+        <w:rFonts w:ascii="Wingdings" w:hAnsi="Wingdings" w:hint="default"/>
+        <w:sz w:val="20"/>
+      </w:rPr>
+    </w:lvl>
+  </w:abstractNum>
+  <w:abstractNum w:abstractNumId="7" w15:restartNumberingAfterBreak="0">
     <w:nsid w:val="42131A4B"/>
     <w:multiLevelType w:val="multilevel"/>
     <w:tmpl w:val="D0806716"/>
@@ -1801,7 +5148,7 @@
       </w:rPr>
     </w:lvl>
   </w:abstractNum>
-  <w:abstractNum w:abstractNumId="6" w15:restartNumberingAfterBreak="0">
+  <w:abstractNum w:abstractNumId="8" w15:restartNumberingAfterBreak="0">
     <w:nsid w:val="43000B16"/>
     <w:multiLevelType w:val="multilevel"/>
     <w:tmpl w:val="E2381AEE"/>
@@ -1950,7 +5297,7 @@
       </w:rPr>
     </w:lvl>
   </w:abstractNum>
-  <w:abstractNum w:abstractNumId="7" w15:restartNumberingAfterBreak="0">
+  <w:abstractNum w:abstractNumId="9" w15:restartNumberingAfterBreak="0">
     <w:nsid w:val="43EE560F"/>
     <w:multiLevelType w:val="multilevel"/>
     <w:tmpl w:val="AE4E9D64"/>
@@ -2099,7 +5446,7 @@
       </w:rPr>
     </w:lvl>
   </w:abstractNum>
-  <w:abstractNum w:abstractNumId="8" w15:restartNumberingAfterBreak="0">
+  <w:abstractNum w:abstractNumId="10" w15:restartNumberingAfterBreak="0">
     <w:nsid w:val="47361CB7"/>
     <w:multiLevelType w:val="multilevel"/>
     <w:tmpl w:val="799CBA8E"/>
@@ -2248,7 +5595,7 @@
       </w:rPr>
     </w:lvl>
   </w:abstractNum>
-  <w:abstractNum w:abstractNumId="9" w15:restartNumberingAfterBreak="0">
+  <w:abstractNum w:abstractNumId="11" w15:restartNumberingAfterBreak="0">
     <w:nsid w:val="47973F5D"/>
     <w:multiLevelType w:val="multilevel"/>
     <w:tmpl w:val="44E6830E"/>
@@ -2397,7 +5744,7 @@
       </w:rPr>
     </w:lvl>
   </w:abstractNum>
-  <w:abstractNum w:abstractNumId="10" w15:restartNumberingAfterBreak="0">
+  <w:abstractNum w:abstractNumId="12" w15:restartNumberingAfterBreak="0">
     <w:nsid w:val="570C1E5D"/>
     <w:multiLevelType w:val="multilevel"/>
     <w:tmpl w:val="27125340"/>
@@ -2546,7 +5893,156 @@
       </w:rPr>
     </w:lvl>
   </w:abstractNum>
-  <w:abstractNum w:abstractNumId="11" w15:restartNumberingAfterBreak="0">
+  <w:abstractNum w:abstractNumId="13" w15:restartNumberingAfterBreak="0">
+    <w:nsid w:val="5D3F0EB2"/>
+    <w:multiLevelType w:val="multilevel"/>
+    <w:tmpl w:val="F064E71E"/>
+    <w:lvl w:ilvl="0">
+      <w:start w:val="1"/>
+      <w:numFmt w:val="bullet"/>
+      <w:lvlText w:val=""/>
+      <w:lvlJc w:val="left"/>
+      <w:pPr>
+        <w:tabs>
+          <w:tab w:val="num" w:pos="720"/>
+        </w:tabs>
+        <w:ind w:left="720" w:hanging="360"/>
+      </w:pPr>
+      <w:rPr>
+        <w:rFonts w:ascii="Symbol" w:hAnsi="Symbol" w:hint="default"/>
+        <w:sz w:val="20"/>
+      </w:rPr>
+    </w:lvl>
+    <w:lvl w:ilvl="1" w:tentative="1">
+      <w:start w:val="1"/>
+      <w:numFmt w:val="bullet"/>
+      <w:lvlText w:val="o"/>
+      <w:lvlJc w:val="left"/>
+      <w:pPr>
+        <w:tabs>
+          <w:tab w:val="num" w:pos="1440"/>
+        </w:tabs>
+        <w:ind w:left="1440" w:hanging="360"/>
+      </w:pPr>
+      <w:rPr>
+        <w:rFonts w:ascii="Courier New" w:hAnsi="Courier New" w:hint="default"/>
+        <w:sz w:val="20"/>
+      </w:rPr>
+    </w:lvl>
+    <w:lvl w:ilvl="2" w:tentative="1">
+      <w:start w:val="1"/>
+      <w:numFmt w:val="bullet"/>
+      <w:lvlText w:val=""/>
+      <w:lvlJc w:val="left"/>
+      <w:pPr>
+        <w:tabs>
+          <w:tab w:val="num" w:pos="2160"/>
+        </w:tabs>
+        <w:ind w:left="2160" w:hanging="360"/>
+      </w:pPr>
+      <w:rPr>
+        <w:rFonts w:ascii="Wingdings" w:hAnsi="Wingdings" w:hint="default"/>
+        <w:sz w:val="20"/>
+      </w:rPr>
+    </w:lvl>
+    <w:lvl w:ilvl="3" w:tentative="1">
+      <w:start w:val="1"/>
+      <w:numFmt w:val="bullet"/>
+      <w:lvlText w:val=""/>
+      <w:lvlJc w:val="left"/>
+      <w:pPr>
+        <w:tabs>
+          <w:tab w:val="num" w:pos="2880"/>
+        </w:tabs>
+        <w:ind w:left="2880" w:hanging="360"/>
+      </w:pPr>
+      <w:rPr>
+        <w:rFonts w:ascii="Wingdings" w:hAnsi="Wingdings" w:hint="default"/>
+        <w:sz w:val="20"/>
+      </w:rPr>
+    </w:lvl>
+    <w:lvl w:ilvl="4" w:tentative="1">
+      <w:start w:val="1"/>
+      <w:numFmt w:val="bullet"/>
+      <w:lvlText w:val=""/>
+      <w:lvlJc w:val="left"/>
+      <w:pPr>
+        <w:tabs>
+          <w:tab w:val="num" w:pos="3600"/>
+        </w:tabs>
+        <w:ind w:left="3600" w:hanging="360"/>
+      </w:pPr>
+      <w:rPr>
+        <w:rFonts w:ascii="Wingdings" w:hAnsi="Wingdings" w:hint="default"/>
+        <w:sz w:val="20"/>
+      </w:rPr>
+    </w:lvl>
+    <w:lvl w:ilvl="5" w:tentative="1">
+      <w:start w:val="1"/>
+      <w:numFmt w:val="bullet"/>
+      <w:lvlText w:val=""/>
+      <w:lvlJc w:val="left"/>
+      <w:pPr>
+        <w:tabs>
+          <w:tab w:val="num" w:pos="4320"/>
+        </w:tabs>
+        <w:ind w:left="4320" w:hanging="360"/>
+      </w:pPr>
+      <w:rPr>
+        <w:rFonts w:ascii="Wingdings" w:hAnsi="Wingdings" w:hint="default"/>
+        <w:sz w:val="20"/>
+      </w:rPr>
+    </w:lvl>
+    <w:lvl w:ilvl="6" w:tentative="1">
+      <w:start w:val="1"/>
+      <w:numFmt w:val="bullet"/>
+      <w:lvlText w:val=""/>
+      <w:lvlJc w:val="left"/>
+      <w:pPr>
+        <w:tabs>
+          <w:tab w:val="num" w:pos="5040"/>
+        </w:tabs>
+        <w:ind w:left="5040" w:hanging="360"/>
+      </w:pPr>
+      <w:rPr>
+        <w:rFonts w:ascii="Wingdings" w:hAnsi="Wingdings" w:hint="default"/>
+        <w:sz w:val="20"/>
+      </w:rPr>
+    </w:lvl>
+    <w:lvl w:ilvl="7" w:tentative="1">
+      <w:start w:val="1"/>
+      <w:numFmt w:val="bullet"/>
+      <w:lvlText w:val=""/>
+      <w:lvlJc w:val="left"/>
+      <w:pPr>
+        <w:tabs>
+          <w:tab w:val="num" w:pos="5760"/>
+        </w:tabs>
+        <w:ind w:left="5760" w:hanging="360"/>
+      </w:pPr>
+      <w:rPr>
+        <w:rFonts w:ascii="Wingdings" w:hAnsi="Wingdings" w:hint="default"/>
+        <w:sz w:val="20"/>
+      </w:rPr>
+    </w:lvl>
+    <w:lvl w:ilvl="8" w:tentative="1">
+      <w:start w:val="1"/>
+      <w:numFmt w:val="bullet"/>
+      <w:lvlText w:val=""/>
+      <w:lvlJc w:val="left"/>
+      <w:pPr>
+        <w:tabs>
+          <w:tab w:val="num" w:pos="6480"/>
+        </w:tabs>
+        <w:ind w:left="6480" w:hanging="360"/>
+      </w:pPr>
+      <w:rPr>
+        <w:rFonts w:ascii="Wingdings" w:hAnsi="Wingdings" w:hint="default"/>
+        <w:sz w:val="20"/>
+      </w:rPr>
+    </w:lvl>
+  </w:abstractNum>
+  <w:abstractNum w:abstractNumId="14" w15:restartNumberingAfterBreak="0">
     <w:nsid w:val="68E45071"/>
     <w:multiLevelType w:val="multilevel"/>
     <w:tmpl w:val="757820BC"/>
@@ -2695,7 +6191,7 @@
       </w:rPr>
     </w:lvl>
   </w:abstractNum>
-  <w:abstractNum w:abstractNumId="12" w15:restartNumberingAfterBreak="0">
+  <w:abstractNum w:abstractNumId="15" w15:restartNumberingAfterBreak="0">
     <w:nsid w:val="6FFE2D97"/>
     <w:multiLevelType w:val="multilevel"/>
     <w:tmpl w:val="596C1A22"/>
@@ -2844,7 +6340,7 @@
       </w:rPr>
     </w:lvl>
   </w:abstractNum>
-  <w:abstractNum w:abstractNumId="13" w15:restartNumberingAfterBreak="0">
+  <w:abstractNum w:abstractNumId="16" w15:restartNumberingAfterBreak="0">
     <w:nsid w:val="7218572D"/>
     <w:multiLevelType w:val="multilevel"/>
     <w:tmpl w:val="3CDE930E"/>
@@ -2993,7 +6489,7 @@
       </w:rPr>
     </w:lvl>
   </w:abstractNum>
-  <w:abstractNum w:abstractNumId="14" w15:restartNumberingAfterBreak="0">
+  <w:abstractNum w:abstractNumId="17" w15:restartNumberingAfterBreak="0">
     <w:nsid w:val="781E6EED"/>
     <w:multiLevelType w:val="multilevel"/>
     <w:tmpl w:val="765C0CB8"/>
@@ -3143,16 +6639,16 @@
     </w:lvl>
   </w:abstractNum>
   <w:num w:numId="1" w16cid:durableId="311445360">
-    <w:abstractNumId w:val="5"/>
+    <w:abstractNumId w:val="7"/>
   </w:num>
   <w:num w:numId="2" w16cid:durableId="694236627">
-    <w:abstractNumId w:val="11"/>
+    <w:abstractNumId w:val="14"/>
   </w:num>
   <w:num w:numId="3" w16cid:durableId="1366056432">
-    <w:abstractNumId w:val="7"/>
+    <w:abstractNumId w:val="9"/>
   </w:num>
   <w:num w:numId="4" w16cid:durableId="320817826">
-    <w:abstractNumId w:val="13"/>
+    <w:abstractNumId w:val="16"/>
   </w:num>
   <w:num w:numId="5" w16cid:durableId="997347819">
     <w:abstractNumId w:val="3"/>
@@ -3161,31 +6657,40 @@
     <w:abstractNumId w:val="2"/>
   </w:num>
   <w:num w:numId="7" w16cid:durableId="105581292">
+    <w:abstractNumId w:val="15"/>
+  </w:num>
+  <w:num w:numId="8" w16cid:durableId="1215510414">
+    <w:abstractNumId w:val="8"/>
+  </w:num>
+  <w:num w:numId="9" w16cid:durableId="644890424">
+    <w:abstractNumId w:val="10"/>
+  </w:num>
+  <w:num w:numId="10" w16cid:durableId="462774561">
+    <w:abstractNumId w:val="11"/>
+  </w:num>
+  <w:num w:numId="11" w16cid:durableId="411008877">
     <w:abstractNumId w:val="12"/>
   </w:num>
-  <w:num w:numId="8" w16cid:durableId="1215510414">
-    <w:abstractNumId w:val="6"/>
-  </w:num>
-  <w:num w:numId="9" w16cid:durableId="644890424">
-    <w:abstractNumId w:val="8"/>
-  </w:num>
-  <w:num w:numId="10" w16cid:durableId="462774561">
-    <w:abstractNumId w:val="9"/>
-  </w:num>
-  <w:num w:numId="11" w16cid:durableId="411008877">
-    <w:abstractNumId w:val="10"/>
-  </w:num>
   <w:num w:numId="12" w16cid:durableId="477921168">
-    <w:abstractNumId w:val="14"/>
+    <w:abstractNumId w:val="17"/>
   </w:num>
   <w:num w:numId="13" w16cid:durableId="497696088">
     <w:abstractNumId w:val="1"/>
   </w:num>
   <w:num w:numId="14" w16cid:durableId="651444628">
-    <w:abstractNumId w:val="4"/>
+    <w:abstractNumId w:val="5"/>
   </w:num>
   <w:num w:numId="15" w16cid:durableId="2075615576">
     <w:abstractNumId w:val="0"/>
+  </w:num>
+  <w:num w:numId="16" w16cid:durableId="749038358">
+    <w:abstractNumId w:val="4"/>
+  </w:num>
+  <w:num w:numId="17" w16cid:durableId="797184374">
+    <w:abstractNumId w:val="6"/>
+  </w:num>
+  <w:num w:numId="18" w16cid:durableId="2053722251">
+    <w:abstractNumId w:val="13"/>
   </w:num>
   <w:numIdMacAtCleanup w:val="8"/>
 </w:numbering>
@@ -3835,7 +7340,6 @@
   <w:style w:type="character" w:default="1" w:styleId="DefaultParagraphFont">
     <w:name w:val="Default Paragraph Font"/>
     <w:uiPriority w:val="1"/>
-    <w:semiHidden/>
     <w:unhideWhenUsed/>
   </w:style>
   <w:style w:type="table" w:default="1" w:styleId="TableNormal">

--- a/Church/2026/2026_0507_MenloChurch.docx
+++ b/Church/2026/2026_0507_MenloChurch.docx
@@ -760,23 +760,14 @@
     <w:p/>
     <w:p>
       <w:r>
-        <w:t>2</w:t>
-      </w:r>
-      <w:r>
-        <w:t>8</w:t>
-      </w:r>
-      <w:r>
-        <w:t>:</w:t>
-      </w:r>
-      <w:r>
-        <w:t>21</w:t>
-      </w:r>
-      <w:r>
-        <w:t>/1:15:01</w:t>
-      </w:r>
-    </w:p>
-    <w:p>
-      <w:r>
+        <w:t>28:21/1:15:01</w:t>
+      </w:r>
+    </w:p>
+    <w:p>
+      <w:r>
+        <w:rPr>
+          <w:noProof/>
+        </w:rPr>
         <w:drawing>
           <wp:inline distT="0" distB="0" distL="0" distR="0" wp14:anchorId="69C4C9D0" wp14:editId="018E378A">
             <wp:extent cx="5943600" cy="790575"/>
@@ -1139,6 +1130,9 @@
     </w:p>
     <w:p>
       <w:r>
+        <w:rPr>
+          <w:noProof/>
+        </w:rPr>
         <w:drawing>
           <wp:inline distT="0" distB="0" distL="0" distR="0" wp14:anchorId="649F8FC9" wp14:editId="585C05DC">
             <wp:extent cx="3505689" cy="476316"/>
@@ -1190,17 +1184,14 @@
     <w:p/>
     <w:p>
       <w:r>
-        <w:t>29:2</w:t>
-      </w:r>
-      <w:r>
-        <w:t>4</w:t>
-      </w:r>
-      <w:r>
-        <w:t>/1:15:01</w:t>
-      </w:r>
-    </w:p>
-    <w:p>
-      <w:r>
+        <w:t>29:24/1:15:01</w:t>
+      </w:r>
+    </w:p>
+    <w:p>
+      <w:r>
+        <w:rPr>
+          <w:noProof/>
+        </w:rPr>
         <w:drawing>
           <wp:inline distT="0" distB="0" distL="0" distR="0" wp14:anchorId="01691FD2" wp14:editId="38F676A2">
             <wp:extent cx="3219899" cy="552527"/>
@@ -1249,20 +1240,14 @@
     <w:p/>
     <w:p>
       <w:r>
-        <w:t>29</w:t>
-      </w:r>
-      <w:r>
-        <w:t>:</w:t>
-      </w:r>
-      <w:r>
-        <w:t>31</w:t>
-      </w:r>
-      <w:r>
-        <w:t>/1:15:01</w:t>
-      </w:r>
-    </w:p>
-    <w:p>
-      <w:r>
+        <w:t>29:31/1:15:01</w:t>
+      </w:r>
+    </w:p>
+    <w:p>
+      <w:r>
+        <w:rPr>
+          <w:noProof/>
+        </w:rPr>
         <w:drawing>
           <wp:inline distT="0" distB="0" distL="0" distR="0" wp14:anchorId="4CB5F167" wp14:editId="469A2250">
             <wp:extent cx="5943600" cy="513715"/>
@@ -1314,17 +1299,14 @@
     <w:p/>
     <w:p>
       <w:r>
-        <w:t>29:3</w:t>
-      </w:r>
-      <w:r>
-        <w:t>8</w:t>
-      </w:r>
-      <w:r>
-        <w:t>/1:15:01</w:t>
-      </w:r>
-    </w:p>
-    <w:p>
-      <w:r>
+        <w:t>29:38/1:15:01</w:t>
+      </w:r>
+    </w:p>
+    <w:p>
+      <w:r>
+        <w:rPr>
+          <w:noProof/>
+        </w:rPr>
         <w:drawing>
           <wp:inline distT="0" distB="0" distL="0" distR="0" wp14:anchorId="292AABF0" wp14:editId="6512EDA0">
             <wp:extent cx="4448796" cy="733527"/>
@@ -1375,25 +1357,19 @@
     <w:p/>
     <w:p>
       <w:r>
-        <w:t>31</w:t>
-      </w:r>
-      <w:r>
-        <w:t>:</w:t>
-      </w:r>
-      <w:r>
-        <w:t>00</w:t>
-      </w:r>
-      <w:r>
-        <w:t>/1:15:01</w:t>
-      </w:r>
-    </w:p>
-    <w:p>
-      <w:r>
+        <w:t>31:00/1:15:01</w:t>
+      </w:r>
+    </w:p>
+    <w:p>
+      <w:r>
+        <w:rPr>
+          <w:noProof/>
+        </w:rPr>
         <w:lastRenderedPageBreak/>
         <w:drawing>
-          <wp:inline distT="0" distB="0" distL="0" distR="0" wp14:anchorId="6869C543" wp14:editId="6142AA94">
-            <wp:extent cx="2105025" cy="2934277"/>
-            <wp:effectExtent l="0" t="0" r="0" b="0"/>
+          <wp:inline distT="0" distB="0" distL="0" distR="0" wp14:anchorId="6869C543" wp14:editId="7A9C59E9">
+            <wp:extent cx="1790286" cy="2495550"/>
+            <wp:effectExtent l="0" t="0" r="635" b="0"/>
             <wp:docPr id="911226773" name="Picture 1"/>
             <wp:cNvGraphicFramePr>
               <a:graphicFrameLocks xmlns:a="http://schemas.openxmlformats.org/drawingml/2006/main" noChangeAspect="1"/>
@@ -1414,7 +1390,7 @@
                   <pic:spPr>
                     <a:xfrm>
                       <a:off x="0" y="0"/>
-                      <a:ext cx="2108702" cy="2939403"/>
+                      <a:ext cx="1796808" cy="2504641"/>
                     </a:xfrm>
                     <a:prstGeom prst="rect">
                       <a:avLst/>
@@ -1430,10 +1406,13 @@
         <w:t xml:space="preserve">  </w:t>
       </w:r>
       <w:r>
+        <w:rPr>
+          <w:noProof/>
+        </w:rPr>
         <w:drawing>
-          <wp:inline distT="0" distB="0" distL="0" distR="0" wp14:anchorId="03C8BC71" wp14:editId="2E5C914A">
-            <wp:extent cx="2114550" cy="2900729"/>
-            <wp:effectExtent l="0" t="0" r="0" b="0"/>
+          <wp:inline distT="0" distB="0" distL="0" distR="0" wp14:anchorId="03C8BC71" wp14:editId="250454C7">
+            <wp:extent cx="1828800" cy="2508738"/>
+            <wp:effectExtent l="0" t="0" r="0" b="6350"/>
             <wp:docPr id="946212090" name="Picture 1"/>
             <wp:cNvGraphicFramePr>
               <a:graphicFrameLocks xmlns:a="http://schemas.openxmlformats.org/drawingml/2006/main" noChangeAspect="1"/>
@@ -1454,7 +1433,7 @@
                   <pic:spPr>
                     <a:xfrm>
                       <a:off x="0" y="0"/>
-                      <a:ext cx="2129192" cy="2920815"/>
+                      <a:ext cx="1851524" cy="2539911"/>
                     </a:xfrm>
                     <a:prstGeom prst="rect">
                       <a:avLst/>
@@ -1466,2262 +1445,17 @@
           </wp:inline>
         </w:drawing>
       </w:r>
-    </w:p>
-    <w:p>
-      <w:r>
-        <w:t>Matthew 13, Mark 4, Luke 8</w:t>
-      </w:r>
-    </w:p>
-    <w:p/>
-    <w:p>
-      <w:r>
-        <w:t>Matthew 13</w:t>
-      </w:r>
-    </w:p>
-    <w:p>
-      <w:r>
-        <w:t>New International Version</w:t>
-      </w:r>
-    </w:p>
-    <w:p>
-      <w:r>
-        <w:t>The Parable of the Sower</w:t>
-      </w:r>
-    </w:p>
-    <w:p>
-      <w:r>
-        <w:t>13 That same day Jesus went out of the house and sat by the lake. </w:t>
-      </w:r>
-      <w:r>
-        <w:rPr>
-          <w:vertAlign w:val="superscript"/>
-        </w:rPr>
-        <w:t>2 </w:t>
-      </w:r>
-      <w:r>
-        <w:t>Such large crowds gathered around him that he got into a boat and sat in it, while all the people stood on the shore. </w:t>
-      </w:r>
-      <w:r>
-        <w:rPr>
-          <w:vertAlign w:val="superscript"/>
-        </w:rPr>
-        <w:t>3 </w:t>
-      </w:r>
-      <w:r>
-        <w:t>Then he told them many things in parables, saying: “A farmer went out to sow his seed. </w:t>
-      </w:r>
-      <w:r>
-        <w:rPr>
-          <w:vertAlign w:val="superscript"/>
-        </w:rPr>
-        <w:t>4 </w:t>
-      </w:r>
-      <w:r>
-        <w:t>As he was scattering the seed, some fell along the path, and the birds came and ate it up. </w:t>
-      </w:r>
-      <w:r>
-        <w:rPr>
-          <w:vertAlign w:val="superscript"/>
-        </w:rPr>
-        <w:t>5 </w:t>
-      </w:r>
-      <w:r>
-        <w:t>Some fell on rocky places, where it did not have much soil. It sprang up quickly, because the soil was shallow. </w:t>
-      </w:r>
-      <w:r>
-        <w:rPr>
-          <w:vertAlign w:val="superscript"/>
-        </w:rPr>
-        <w:t>6 </w:t>
-      </w:r>
-      <w:r>
-        <w:t>But when the sun came up, the plants were scorched, and they withered because they had no root. </w:t>
-      </w:r>
-      <w:r>
-        <w:rPr>
-          <w:vertAlign w:val="superscript"/>
-        </w:rPr>
-        <w:t>7 </w:t>
-      </w:r>
-      <w:r>
-        <w:t>Other seed fell among thorns, which grew up and choked the plants. </w:t>
-      </w:r>
-      <w:r>
-        <w:rPr>
-          <w:vertAlign w:val="superscript"/>
-        </w:rPr>
-        <w:t>8 </w:t>
-      </w:r>
-      <w:r>
-        <w:t>Still other seed fell on good soil, where it produced a crop—a hundred, sixty or thirty times what was sown. </w:t>
-      </w:r>
-      <w:r>
-        <w:rPr>
-          <w:vertAlign w:val="superscript"/>
-        </w:rPr>
-        <w:t>9 </w:t>
-      </w:r>
-      <w:r>
-        <w:t>Whoever has ears, let them hear.”</w:t>
-      </w:r>
-    </w:p>
-    <w:p>
-      <w:r>
-        <w:rPr>
-          <w:vertAlign w:val="superscript"/>
-        </w:rPr>
-        <w:t>10 </w:t>
-      </w:r>
-      <w:r>
-        <w:t>The disciples came to him and asked, “Why do you speak to the people in parables?”</w:t>
-      </w:r>
-    </w:p>
-    <w:p>
-      <w:r>
-        <w:rPr>
-          <w:vertAlign w:val="superscript"/>
-        </w:rPr>
-        <w:t>11 </w:t>
-      </w:r>
-      <w:r>
-        <w:t>He replied, “Because the knowledge of the secrets of the kingdom of heaven has been given to you, but not to them. </w:t>
-      </w:r>
-      <w:r>
-        <w:rPr>
-          <w:vertAlign w:val="superscript"/>
-        </w:rPr>
-        <w:t>12 </w:t>
-      </w:r>
-      <w:r>
-        <w:t>Whoever has will be given more, and they will have an abundance. Whoever does not have, even what they have will be taken from them. </w:t>
-      </w:r>
-      <w:r>
-        <w:rPr>
-          <w:vertAlign w:val="superscript"/>
-        </w:rPr>
-        <w:t>13 </w:t>
-      </w:r>
-      <w:r>
-        <w:t>This is why I speak to them in parables:</w:t>
-      </w:r>
-    </w:p>
-    <w:p>
-      <w:r>
-        <w:t>“Though seeing, they do not see;</w:t>
-      </w:r>
-      <w:r>
-        <w:br/>
-        <w:t>    though hearing, they do not hear or understand.</w:t>
-      </w:r>
-    </w:p>
-    <w:p>
-      <w:r>
-        <w:rPr>
-          <w:vertAlign w:val="superscript"/>
-        </w:rPr>
-        <w:t>14 </w:t>
-      </w:r>
-      <w:r>
-        <w:t>In them is fulfilled the prophecy of Isaiah:</w:t>
-      </w:r>
-    </w:p>
-    <w:p>
-      <w:r>
-        <w:t>“‘You will be ever hearing but never understanding;</w:t>
-      </w:r>
-      <w:r>
-        <w:br/>
-        <w:t>    you will be ever seeing but never perceiving.</w:t>
-      </w:r>
-      <w:r>
-        <w:br/>
-      </w:r>
-      <w:r>
-        <w:rPr>
-          <w:vertAlign w:val="superscript"/>
-        </w:rPr>
-        <w:t>15 </w:t>
-      </w:r>
-      <w:r>
-        <w:t>For this people’s heart has become calloused;</w:t>
-      </w:r>
-      <w:r>
-        <w:br/>
-        <w:t>    they hardly hear with their ears,</w:t>
-      </w:r>
-      <w:r>
-        <w:br/>
-        <w:t>    and they have closed their eyes.</w:t>
-      </w:r>
-      <w:r>
-        <w:br/>
-        <w:t>Otherwise they might see with their eyes,</w:t>
-      </w:r>
-      <w:r>
-        <w:br/>
-        <w:t>    hear with their ears,</w:t>
-      </w:r>
-      <w:r>
-        <w:br/>
-        <w:t>    understand with their hearts</w:t>
-      </w:r>
-      <w:r>
-        <w:br/>
-        <w:t>and turn, and I would heal them.’</w:t>
-      </w:r>
-      <w:r>
-        <w:rPr>
-          <w:vertAlign w:val="superscript"/>
-        </w:rPr>
-        <w:t>[</w:t>
-      </w:r>
-      <w:hyperlink r:id="rId44" w:anchor="fen-NIV-23555a" w:tooltip="See footnote a" w:history="1">
-        <w:r>
-          <w:rPr>
-            <w:rStyle w:val="Hyperlink"/>
-            <w:vertAlign w:val="superscript"/>
-          </w:rPr>
-          <w:t>a</w:t>
-        </w:r>
-      </w:hyperlink>
-      <w:r>
-        <w:rPr>
-          <w:vertAlign w:val="superscript"/>
-        </w:rPr>
-        <w:t>]</w:t>
-      </w:r>
-    </w:p>
-    <w:p>
-      <w:r>
-        <w:rPr>
-          <w:vertAlign w:val="superscript"/>
-        </w:rPr>
-        <w:lastRenderedPageBreak/>
-        <w:t>16 </w:t>
-      </w:r>
-      <w:r>
-        <w:t>But blessed are your eyes because they see, and your ears because they hear. </w:t>
-      </w:r>
-      <w:r>
-        <w:rPr>
-          <w:vertAlign w:val="superscript"/>
-        </w:rPr>
-        <w:t>17 </w:t>
-      </w:r>
-      <w:r>
-        <w:t>For truly I tell you, many prophets and righteous people longed to see what you see but did not see it, and to hear what you hear but did not hear it.</w:t>
-      </w:r>
-    </w:p>
-    <w:p>
-      <w:r>
-        <w:rPr>
-          <w:vertAlign w:val="superscript"/>
-        </w:rPr>
-        <w:t>18 </w:t>
-      </w:r>
-      <w:r>
-        <w:t>“Listen then to what the parable of the sower means: </w:t>
-      </w:r>
-      <w:r>
-        <w:rPr>
-          <w:vertAlign w:val="superscript"/>
-        </w:rPr>
-        <w:t>19 </w:t>
-      </w:r>
-      <w:r>
-        <w:t>When anyone hears the message about the kingdom and does not understand it, the evil one comes and snatches away what was sown in their heart. This is the seed sown along the path. </w:t>
-      </w:r>
-      <w:r>
-        <w:rPr>
-          <w:vertAlign w:val="superscript"/>
-        </w:rPr>
-        <w:t>20 </w:t>
-      </w:r>
-      <w:r>
-        <w:t>The seed falling on rocky ground refers to someone who hears the word and at once receives it with joy. </w:t>
-      </w:r>
-      <w:r>
-        <w:rPr>
-          <w:vertAlign w:val="superscript"/>
-        </w:rPr>
-        <w:t>21 </w:t>
-      </w:r>
-      <w:r>
-        <w:t>But since they have no root, they last only a short time. When trouble or persecution comes because of the word, they quickly fall away. </w:t>
-      </w:r>
-      <w:r>
-        <w:rPr>
-          <w:vertAlign w:val="superscript"/>
-        </w:rPr>
-        <w:t>22 </w:t>
-      </w:r>
-      <w:r>
-        <w:t>The seed falling among the thorns refers to someone who hears the word, but the worries of this life and the deceitfulness of wealth choke the word, making it unfruitful. </w:t>
-      </w:r>
-      <w:r>
-        <w:rPr>
-          <w:vertAlign w:val="superscript"/>
-        </w:rPr>
-        <w:t>23 </w:t>
-      </w:r>
-      <w:r>
-        <w:t>But the seed falling on good soil refers to someone who hears the word and understands it. This is the one who produces a crop, yielding a hundred, sixty or thirty times what was sown.”</w:t>
-      </w:r>
-    </w:p>
-    <w:p>
-      <w:r>
-        <w:t>The Parable of the Weeds</w:t>
-      </w:r>
-    </w:p>
-    <w:p>
-      <w:r>
-        <w:rPr>
-          <w:vertAlign w:val="superscript"/>
-        </w:rPr>
-        <w:t>24 </w:t>
-      </w:r>
-      <w:r>
-        <w:t>Jesus told them another parable: “The kingdom of heaven is like a man who sowed good seed in his field. </w:t>
-      </w:r>
-      <w:r>
-        <w:rPr>
-          <w:vertAlign w:val="superscript"/>
-        </w:rPr>
-        <w:t>25 </w:t>
-      </w:r>
-      <w:r>
-        <w:t>But while everyone was sleeping, his enemy came and sowed weeds among the wheat, and went away. </w:t>
-      </w:r>
-      <w:r>
-        <w:rPr>
-          <w:vertAlign w:val="superscript"/>
-        </w:rPr>
-        <w:t>26 </w:t>
-      </w:r>
-      <w:r>
-        <w:t>When the wheat sprouted and formed heads, then the weeds also appeared.</w:t>
-      </w:r>
-    </w:p>
-    <w:p>
-      <w:r>
-        <w:rPr>
-          <w:vertAlign w:val="superscript"/>
-        </w:rPr>
-        <w:t>27 </w:t>
-      </w:r>
-      <w:r>
-        <w:t>“The owner’s servants came to him and said, ‘Sir, didn’t you sow good seed in your field? Where then did the weeds come from?’</w:t>
-      </w:r>
-    </w:p>
-    <w:p>
-      <w:r>
-        <w:rPr>
-          <w:vertAlign w:val="superscript"/>
-        </w:rPr>
-        <w:t>28 </w:t>
-      </w:r>
-      <w:r>
-        <w:t>“‘An enemy did this,’ he replied.</w:t>
-      </w:r>
-    </w:p>
-    <w:p>
-      <w:r>
-        <w:t>“The servants asked him, ‘Do you want us to go and pull them up?’</w:t>
-      </w:r>
-    </w:p>
-    <w:p>
-      <w:r>
-        <w:rPr>
-          <w:vertAlign w:val="superscript"/>
-        </w:rPr>
-        <w:t>29 </w:t>
-      </w:r>
-      <w:r>
-        <w:t>“‘No,’ he answered, ‘because while you are pulling the weeds, you may uproot the wheat with them. </w:t>
-      </w:r>
-      <w:r>
-        <w:rPr>
-          <w:vertAlign w:val="superscript"/>
-        </w:rPr>
-        <w:t>30 </w:t>
-      </w:r>
-      <w:r>
-        <w:t>Let both grow together until the harvest. At that time I will tell the harvesters: First collect the weeds and tie them in bundles to be burned; then gather the wheat and bring it into my barn.’”</w:t>
-      </w:r>
-    </w:p>
-    <w:p>
-      <w:r>
-        <w:t>The Parables of the Mustard Seed and the Yeast</w:t>
-      </w:r>
-    </w:p>
-    <w:p>
-      <w:r>
-        <w:rPr>
-          <w:vertAlign w:val="superscript"/>
-        </w:rPr>
-        <w:t>31 </w:t>
-      </w:r>
-      <w:r>
-        <w:t>He told them another parable: “The kingdom of heaven is like a mustard seed, which a man took and planted in his field. </w:t>
-      </w:r>
-      <w:r>
-        <w:rPr>
-          <w:vertAlign w:val="superscript"/>
-        </w:rPr>
-        <w:t>32 </w:t>
-      </w:r>
-      <w:r>
-        <w:t>Though it is the smallest of all seeds, yet when it grows, it is the largest of garden plants and becomes a tree, so that the birds come and perch in its branches.”</w:t>
-      </w:r>
-    </w:p>
-    <w:p>
-      <w:r>
-        <w:rPr>
-          <w:vertAlign w:val="superscript"/>
-        </w:rPr>
-        <w:t>33 </w:t>
-      </w:r>
-      <w:r>
-        <w:t>He told them still another parable: “The kingdom of heaven is like yeast that a woman took and mixed into about sixty pounds</w:t>
-      </w:r>
-      <w:r>
-        <w:rPr>
-          <w:vertAlign w:val="superscript"/>
-        </w:rPr>
-        <w:t>[</w:t>
-      </w:r>
-      <w:hyperlink r:id="rId45" w:anchor="fen-NIV-23573b" w:tooltip="See footnote b" w:history="1">
-        <w:r>
-          <w:rPr>
-            <w:rStyle w:val="Hyperlink"/>
-            <w:vertAlign w:val="superscript"/>
-          </w:rPr>
-          <w:t>b</w:t>
-        </w:r>
-      </w:hyperlink>
-      <w:r>
-        <w:rPr>
-          <w:vertAlign w:val="superscript"/>
-        </w:rPr>
-        <w:t>]</w:t>
-      </w:r>
-      <w:r>
-        <w:t> of flour until it worked all through the dough.”</w:t>
-      </w:r>
-    </w:p>
-    <w:p>
-      <w:r>
-        <w:rPr>
-          <w:vertAlign w:val="superscript"/>
-        </w:rPr>
-        <w:t>34 </w:t>
-      </w:r>
-      <w:r>
-        <w:t>Jesus spoke all these things to the crowd in parables; he did not say anything to them without using a parable. </w:t>
-      </w:r>
-      <w:r>
-        <w:rPr>
-          <w:vertAlign w:val="superscript"/>
-        </w:rPr>
-        <w:t>35 </w:t>
-      </w:r>
-      <w:r>
-        <w:t>So was fulfilled what was spoken through the prophet:</w:t>
-      </w:r>
-    </w:p>
-    <w:p>
-      <w:r>
-        <w:t>“I will open my mouth in parables,</w:t>
-      </w:r>
-      <w:r>
-        <w:br/>
-        <w:t>    I will utter things hidden since the creation of the world.”</w:t>
-      </w:r>
-      <w:r>
-        <w:rPr>
-          <w:vertAlign w:val="superscript"/>
-        </w:rPr>
-        <w:t>[</w:t>
-      </w:r>
-      <w:hyperlink r:id="rId46" w:anchor="fen-NIV-23575c" w:tooltip="See footnote c" w:history="1">
-        <w:r>
-          <w:rPr>
-            <w:rStyle w:val="Hyperlink"/>
-            <w:vertAlign w:val="superscript"/>
-          </w:rPr>
-          <w:t>c</w:t>
-        </w:r>
-      </w:hyperlink>
-      <w:r>
-        <w:rPr>
-          <w:vertAlign w:val="superscript"/>
-        </w:rPr>
-        <w:t>]</w:t>
-      </w:r>
-    </w:p>
-    <w:p>
-      <w:r>
-        <w:t>The Parable of the Weeds Explained</w:t>
-      </w:r>
-    </w:p>
-    <w:p>
-      <w:r>
-        <w:rPr>
-          <w:vertAlign w:val="superscript"/>
-        </w:rPr>
-        <w:t>36 </w:t>
-      </w:r>
-      <w:r>
-        <w:t>Then he left the crowd and went into the house. His disciples came to him and said, “Explain to us the parable of the weeds in the field.”</w:t>
-      </w:r>
-    </w:p>
-    <w:p>
-      <w:r>
-        <w:rPr>
-          <w:vertAlign w:val="superscript"/>
-        </w:rPr>
-        <w:t>37 </w:t>
-      </w:r>
-      <w:r>
-        <w:t>He answered, “The one who sowed the good seed is the Son of Man. </w:t>
-      </w:r>
-      <w:r>
-        <w:rPr>
-          <w:vertAlign w:val="superscript"/>
-        </w:rPr>
-        <w:t>38 </w:t>
-      </w:r>
-      <w:r>
-        <w:t>The field is the world, and the good seed stands for the people of the kingdom. The weeds are the people of the evil one, </w:t>
-      </w:r>
-      <w:r>
-        <w:rPr>
-          <w:vertAlign w:val="superscript"/>
-        </w:rPr>
-        <w:t>39 </w:t>
-      </w:r>
-      <w:r>
-        <w:t>and the enemy who sows them is the devil. The harvest is the end of the age, and the harvesters are angels.</w:t>
-      </w:r>
-    </w:p>
-    <w:p>
-      <w:r>
-        <w:rPr>
-          <w:vertAlign w:val="superscript"/>
-        </w:rPr>
-        <w:t>40 </w:t>
-      </w:r>
-      <w:r>
-        <w:t>“As the weeds are pulled up and burned in the fire, so it will be at the end of the age. </w:t>
-      </w:r>
-      <w:r>
-        <w:rPr>
-          <w:vertAlign w:val="superscript"/>
-        </w:rPr>
-        <w:t>41 </w:t>
-      </w:r>
-      <w:r>
-        <w:t>The Son of Man will send out his angels, and they will weed out of his kingdom everything that causes sin and all who do evil. </w:t>
-      </w:r>
-      <w:r>
-        <w:rPr>
-          <w:vertAlign w:val="superscript"/>
-        </w:rPr>
-        <w:t>42 </w:t>
-      </w:r>
-      <w:r>
-        <w:t>They will throw them into the blazing furnace, where there will be weeping and gnashing of teeth. </w:t>
-      </w:r>
-      <w:r>
-        <w:rPr>
-          <w:vertAlign w:val="superscript"/>
-        </w:rPr>
-        <w:t>43 </w:t>
-      </w:r>
-      <w:r>
-        <w:t>Then the righteous will shine like the sun in the kingdom of their Father. Whoever has ears, let them hear.</w:t>
-      </w:r>
-    </w:p>
-    <w:p>
-      <w:r>
-        <w:t>The Parables of the Hidden Treasure and the Pearl</w:t>
-      </w:r>
-    </w:p>
-    <w:p>
-      <w:r>
-        <w:rPr>
-          <w:vertAlign w:val="superscript"/>
-        </w:rPr>
-        <w:t>44 </w:t>
-      </w:r>
-      <w:r>
-        <w:t>“The kingdom of heaven is like treasure hidden in a field. When a man found it, he hid it again, and then in his joy went and sold all he had and bought that field.</w:t>
-      </w:r>
-    </w:p>
-    <w:p>
-      <w:r>
-        <w:rPr>
-          <w:vertAlign w:val="superscript"/>
-        </w:rPr>
-        <w:lastRenderedPageBreak/>
-        <w:t>45 </w:t>
-      </w:r>
-      <w:r>
-        <w:t>“Again, the kingdom of heaven is like a merchant looking for fine pearls. </w:t>
-      </w:r>
-      <w:r>
-        <w:rPr>
-          <w:vertAlign w:val="superscript"/>
-        </w:rPr>
-        <w:t>46 </w:t>
-      </w:r>
-      <w:r>
-        <w:t>When he found one of great value, he went away and sold everything he had and bought it.</w:t>
-      </w:r>
-    </w:p>
-    <w:p>
-      <w:r>
-        <w:t>The Parable of the Net</w:t>
-      </w:r>
-    </w:p>
-    <w:p>
-      <w:r>
-        <w:rPr>
-          <w:vertAlign w:val="superscript"/>
-        </w:rPr>
-        <w:t>47 </w:t>
-      </w:r>
-      <w:r>
-        <w:t>“Once again, the kingdom of heaven is like a net that was let down into the lake and caught all kinds of fish. </w:t>
-      </w:r>
-      <w:r>
-        <w:rPr>
-          <w:vertAlign w:val="superscript"/>
-        </w:rPr>
-        <w:t>48 </w:t>
-      </w:r>
-      <w:r>
-        <w:t>When it was full, the fishermen pulled it up on the shore. Then they sat down and collected the good fish in baskets, but threw the bad away. </w:t>
-      </w:r>
-      <w:r>
-        <w:rPr>
-          <w:vertAlign w:val="superscript"/>
-        </w:rPr>
-        <w:t>49 </w:t>
-      </w:r>
-      <w:r>
-        <w:t>This is how it will be at the end of the age. The angels will come and separate the wicked from the righteous </w:t>
-      </w:r>
-      <w:r>
-        <w:rPr>
-          <w:vertAlign w:val="superscript"/>
-        </w:rPr>
-        <w:t>50 </w:t>
-      </w:r>
-      <w:r>
-        <w:t>and throw them into the blazing furnace, where there will be weeping and gnashing of teeth.</w:t>
-      </w:r>
-    </w:p>
-    <w:p>
-      <w:r>
-        <w:rPr>
-          <w:vertAlign w:val="superscript"/>
-        </w:rPr>
-        <w:t>51 </w:t>
-      </w:r>
-      <w:r>
-        <w:t>“Have you understood all these things?” Jesus asked.</w:t>
-      </w:r>
-    </w:p>
-    <w:p>
-      <w:r>
-        <w:t>“Yes,” they replied.</w:t>
-      </w:r>
-    </w:p>
-    <w:p>
-      <w:r>
-        <w:rPr>
-          <w:vertAlign w:val="superscript"/>
-        </w:rPr>
-        <w:t>52 </w:t>
-      </w:r>
-      <w:r>
-        <w:t>He said to them, “Therefore every teacher of the law who has become a disciple in the kingdom of heaven is like the owner of a house who brings out of his storeroom new treasures as well as old.”</w:t>
-      </w:r>
-    </w:p>
-    <w:p>
-      <w:r>
-        <w:t>A Prophet Without Honor</w:t>
-      </w:r>
-    </w:p>
-    <w:p>
-      <w:r>
-        <w:rPr>
-          <w:vertAlign w:val="superscript"/>
-        </w:rPr>
-        <w:t>53 </w:t>
-      </w:r>
-      <w:r>
-        <w:t>When Jesus had finished these parables, he moved on from there. </w:t>
-      </w:r>
-      <w:r>
-        <w:rPr>
-          <w:vertAlign w:val="superscript"/>
-        </w:rPr>
-        <w:t>54 </w:t>
-      </w:r>
-      <w:r>
-        <w:t>Coming to his hometown, he began teaching the people in their synagogue, and they were amazed. “Where did this man get this wisdom and these miraculous powers?” they asked. </w:t>
-      </w:r>
-      <w:r>
-        <w:rPr>
-          <w:vertAlign w:val="superscript"/>
-        </w:rPr>
-        <w:t>55 </w:t>
-      </w:r>
-      <w:r>
-        <w:t>“Isn’t this the carpenter’s son? Isn’t his mother’s name Mary, and aren’t his brothers James, Joseph, Simon and Judas? </w:t>
-      </w:r>
-      <w:r>
-        <w:rPr>
-          <w:vertAlign w:val="superscript"/>
-        </w:rPr>
-        <w:t>56 </w:t>
-      </w:r>
-      <w:r>
-        <w:t>Aren’t all his sisters with us? Where then did this man get all these things?” </w:t>
-      </w:r>
-      <w:r>
-        <w:rPr>
-          <w:vertAlign w:val="superscript"/>
-        </w:rPr>
-        <w:t>57 </w:t>
-      </w:r>
-      <w:r>
-        <w:t>And they took offense at him.</w:t>
-      </w:r>
-    </w:p>
-    <w:p>
-      <w:r>
-        <w:t>But Jesus said to them, “A prophet is not without honor except in his own town and in his own home.”</w:t>
-      </w:r>
-    </w:p>
-    <w:p>
-      <w:r>
-        <w:rPr>
-          <w:vertAlign w:val="superscript"/>
-        </w:rPr>
-        <w:t>58 </w:t>
-      </w:r>
-      <w:r>
-        <w:t>And he did not do many miracles there because of their lack of faith.</w:t>
-      </w:r>
-    </w:p>
-    <w:p/>
-    <w:p>
-      <w:r>
-        <w:t>Mark 4</w:t>
-      </w:r>
-    </w:p>
-    <w:p>
-      <w:r>
-        <w:t>New International Version</w:t>
-      </w:r>
-    </w:p>
-    <w:p>
-      <w:pPr>
-        <w:rPr>
-          <w:b/>
-          <w:bCs/>
-        </w:rPr>
-      </w:pPr>
-      <w:r>
-        <w:rPr>
-          <w:b/>
-          <w:bCs/>
-        </w:rPr>
-        <w:t>The Parable of the Sower</w:t>
-      </w:r>
-    </w:p>
-    <w:p>
-      <w:r>
-        <w:rPr>
-          <w:b/>
-          <w:bCs/>
-        </w:rPr>
-        <w:t>4 </w:t>
-      </w:r>
-      <w:r>
-        <w:t>Again Jesus began to teach by the lake. The crowd that gathered around him was so large that he got into a boat and sat in it out on the lake, while all the people were along the shore at the water’s edge. </w:t>
-      </w:r>
-      <w:r>
-        <w:rPr>
-          <w:b/>
-          <w:bCs/>
-          <w:vertAlign w:val="superscript"/>
-        </w:rPr>
-        <w:t>2 </w:t>
-      </w:r>
-      <w:r>
-        <w:t>He taught them many things by parables, and in his teaching said: </w:t>
-      </w:r>
-      <w:r>
-        <w:rPr>
-          <w:b/>
-          <w:bCs/>
-          <w:vertAlign w:val="superscript"/>
-        </w:rPr>
-        <w:t>3 </w:t>
-      </w:r>
-      <w:r>
-        <w:t>“Listen! A farmer went out to sow his seed. </w:t>
-      </w:r>
-      <w:r>
-        <w:rPr>
-          <w:b/>
-          <w:bCs/>
-          <w:vertAlign w:val="superscript"/>
-        </w:rPr>
-        <w:t>4 </w:t>
-      </w:r>
-      <w:r>
-        <w:t>As he was scattering the seed, some fell along the path, and the birds came and ate it up. </w:t>
-      </w:r>
-      <w:r>
-        <w:rPr>
-          <w:b/>
-          <w:bCs/>
-          <w:vertAlign w:val="superscript"/>
-        </w:rPr>
-        <w:t>5 </w:t>
-      </w:r>
-      <w:r>
-        <w:t>Some fell on rocky places, where it did not have much soil. It sprang up quickly, because the soil was shallow. </w:t>
-      </w:r>
-      <w:r>
-        <w:rPr>
-          <w:b/>
-          <w:bCs/>
-          <w:vertAlign w:val="superscript"/>
-        </w:rPr>
-        <w:t>6 </w:t>
-      </w:r>
-      <w:r>
-        <w:t>But when the sun came up, the plants were scorched, and they withered because they had no root. </w:t>
-      </w:r>
-      <w:r>
-        <w:rPr>
-          <w:b/>
-          <w:bCs/>
-          <w:vertAlign w:val="superscript"/>
-        </w:rPr>
-        <w:t>7 </w:t>
-      </w:r>
-      <w:r>
-        <w:t>Other seed fell among thorns, which grew up and choked the plants, so that they did not bear grain. </w:t>
-      </w:r>
-      <w:r>
-        <w:rPr>
-          <w:b/>
-          <w:bCs/>
-          <w:vertAlign w:val="superscript"/>
-        </w:rPr>
-        <w:t>8 </w:t>
-      </w:r>
-      <w:r>
-        <w:t>Still other seed fell on good soil. It came up, grew and produced a crop, some multiplying thirty, some sixty, some a hundred times.”</w:t>
-      </w:r>
-    </w:p>
-    <w:p>
-      <w:r>
-        <w:rPr>
-          <w:b/>
-          <w:bCs/>
-          <w:vertAlign w:val="superscript"/>
-        </w:rPr>
-        <w:t>9 </w:t>
-      </w:r>
-      <w:r>
-        <w:t>Then Jesus said, “Whoever has ears to hear, let them hear.”</w:t>
-      </w:r>
-    </w:p>
-    <w:p>
-      <w:r>
-        <w:rPr>
-          <w:b/>
-          <w:bCs/>
-          <w:vertAlign w:val="superscript"/>
-        </w:rPr>
-        <w:t>10 </w:t>
-      </w:r>
-      <w:r>
-        <w:t>When he was alone, the Twelve and the others around him asked him about the parables. </w:t>
-      </w:r>
-      <w:r>
-        <w:rPr>
-          <w:b/>
-          <w:bCs/>
-          <w:vertAlign w:val="superscript"/>
-        </w:rPr>
-        <w:t>11 </w:t>
-      </w:r>
-      <w:r>
-        <w:t>He told them, “The secret of the kingdom of God has been given to you. But to those on the outside everything is said in parables </w:t>
-      </w:r>
-      <w:r>
-        <w:rPr>
-          <w:b/>
-          <w:bCs/>
-          <w:vertAlign w:val="superscript"/>
-        </w:rPr>
-        <w:t>12 </w:t>
-      </w:r>
-      <w:r>
-        <w:t>so that,</w:t>
-      </w:r>
-    </w:p>
-    <w:p>
-      <w:r>
-        <w:t>“‘they may be ever seeing but never perceiving,</w:t>
-      </w:r>
-      <w:r>
-        <w:br/>
-        <w:t>    and ever hearing but never understanding;</w:t>
-      </w:r>
-      <w:r>
-        <w:br/>
-        <w:t>otherwise they might turn and be forgiven!’</w:t>
-      </w:r>
-      <w:r>
-        <w:rPr>
-          <w:vertAlign w:val="superscript"/>
-        </w:rPr>
-        <w:t>[</w:t>
-      </w:r>
-      <w:hyperlink r:id="rId47" w:anchor="fen-NIV-24336a" w:tooltip="See footnote a" w:history="1">
-        <w:r>
-          <w:rPr>
-            <w:rStyle w:val="Hyperlink"/>
-            <w:vertAlign w:val="superscript"/>
-          </w:rPr>
-          <w:t>a</w:t>
-        </w:r>
-      </w:hyperlink>
-      <w:r>
-        <w:rPr>
-          <w:vertAlign w:val="superscript"/>
-        </w:rPr>
-        <w:t>]</w:t>
-      </w:r>
-      <w:r>
-        <w:t>”</w:t>
-      </w:r>
-    </w:p>
-    <w:p>
-      <w:r>
-        <w:rPr>
-          <w:b/>
-          <w:bCs/>
-          <w:vertAlign w:val="superscript"/>
-        </w:rPr>
-        <w:t>13 </w:t>
-      </w:r>
-      <w:r>
-        <w:t>Then Jesus said to them, “Don’t you understand this parable? How then will you understand any parable? </w:t>
-      </w:r>
-      <w:r>
-        <w:rPr>
-          <w:b/>
-          <w:bCs/>
-          <w:vertAlign w:val="superscript"/>
-        </w:rPr>
-        <w:t>14 </w:t>
-      </w:r>
-      <w:r>
-        <w:t>The farmer sows the word. </w:t>
-      </w:r>
-      <w:r>
-        <w:rPr>
-          <w:b/>
-          <w:bCs/>
-          <w:vertAlign w:val="superscript"/>
-        </w:rPr>
-        <w:t>15 </w:t>
-      </w:r>
-      <w:r>
-        <w:t>Some people are like seed along the path, where the word is sown. As soon as they hear it, Satan comes and takes away the word that was sown in them. </w:t>
-      </w:r>
-      <w:r>
-        <w:rPr>
-          <w:b/>
-          <w:bCs/>
-          <w:vertAlign w:val="superscript"/>
-        </w:rPr>
-        <w:t>16 </w:t>
-      </w:r>
-      <w:r>
-        <w:t>Others, like seed sown on rocky places, hear the word and at once receive it with joy. </w:t>
-      </w:r>
-      <w:r>
-        <w:rPr>
-          <w:b/>
-          <w:bCs/>
-          <w:vertAlign w:val="superscript"/>
-        </w:rPr>
-        <w:t>17 </w:t>
-      </w:r>
-      <w:r>
-        <w:t>But since they have no root, they last only a short time. When trouble or persecution comes because of the word, they quickly fall away. </w:t>
-      </w:r>
-      <w:r>
-        <w:rPr>
-          <w:b/>
-          <w:bCs/>
-          <w:vertAlign w:val="superscript"/>
-        </w:rPr>
-        <w:t>18 </w:t>
-      </w:r>
-      <w:r>
-        <w:t>Still others, like seed sown among thorns, hear the word; </w:t>
-      </w:r>
-      <w:r>
-        <w:rPr>
-          <w:b/>
-          <w:bCs/>
-          <w:vertAlign w:val="superscript"/>
-        </w:rPr>
-        <w:t>19 </w:t>
-      </w:r>
-      <w:r>
-        <w:t xml:space="preserve">but the worries of this life, the deceitfulness of wealth and the desires for other things come in and choke the word, making it </w:t>
-      </w:r>
-      <w:r>
-        <w:lastRenderedPageBreak/>
-        <w:t>unfruitful. </w:t>
-      </w:r>
-      <w:r>
-        <w:rPr>
-          <w:b/>
-          <w:bCs/>
-          <w:vertAlign w:val="superscript"/>
-        </w:rPr>
-        <w:t>20 </w:t>
-      </w:r>
-      <w:r>
-        <w:t>Others, like seed sown on good soil, hear the word, accept it, and produce a crop—some thirty, some sixty, some a hundred times what was sown.”</w:t>
-      </w:r>
-    </w:p>
-    <w:p>
-      <w:pPr>
-        <w:rPr>
-          <w:b/>
-          <w:bCs/>
-        </w:rPr>
-      </w:pPr>
-      <w:r>
-        <w:rPr>
-          <w:b/>
-          <w:bCs/>
-        </w:rPr>
-        <w:t>A Lamp on a Stand</w:t>
-      </w:r>
-    </w:p>
-    <w:p>
-      <w:r>
-        <w:rPr>
-          <w:b/>
-          <w:bCs/>
-          <w:vertAlign w:val="superscript"/>
-        </w:rPr>
-        <w:t>21 </w:t>
-      </w:r>
-      <w:r>
-        <w:t>He said to them, “Do you bring in a lamp to put it under a bowl or a bed? Instead, don’t you put it on its stand? </w:t>
-      </w:r>
-      <w:r>
-        <w:rPr>
-          <w:b/>
-          <w:bCs/>
-          <w:vertAlign w:val="superscript"/>
-        </w:rPr>
-        <w:t>22 </w:t>
-      </w:r>
-      <w:r>
-        <w:t>For whatever is hidden is meant to be disclosed, and whatever is concealed is meant to be brought out into the open. </w:t>
-      </w:r>
-      <w:r>
-        <w:rPr>
-          <w:b/>
-          <w:bCs/>
-          <w:vertAlign w:val="superscript"/>
-        </w:rPr>
-        <w:t>23 </w:t>
-      </w:r>
-      <w:r>
-        <w:t>If anyone has ears to hear, let them hear.”</w:t>
-      </w:r>
-    </w:p>
-    <w:p>
-      <w:r>
-        <w:rPr>
-          <w:b/>
-          <w:bCs/>
-          <w:vertAlign w:val="superscript"/>
-        </w:rPr>
-        <w:t>24 </w:t>
-      </w:r>
-      <w:r>
-        <w:t>“Consider carefully what you hear,” he continued. “With the measure you use, it will be measured to you—and even more. </w:t>
-      </w:r>
-      <w:r>
-        <w:rPr>
-          <w:b/>
-          <w:bCs/>
-          <w:vertAlign w:val="superscript"/>
-        </w:rPr>
-        <w:t>25 </w:t>
-      </w:r>
-      <w:r>
-        <w:t>Whoever has will be given more; whoever does not have, even what they have will be taken from them.”</w:t>
-      </w:r>
-    </w:p>
-    <w:p>
-      <w:pPr>
-        <w:rPr>
-          <w:b/>
-          <w:bCs/>
-        </w:rPr>
-      </w:pPr>
-      <w:r>
-        <w:rPr>
-          <w:b/>
-          <w:bCs/>
-        </w:rPr>
-        <w:t>The Parable of the Growing Seed</w:t>
-      </w:r>
-    </w:p>
-    <w:p>
-      <w:r>
-        <w:rPr>
-          <w:b/>
-          <w:bCs/>
-          <w:vertAlign w:val="superscript"/>
-        </w:rPr>
-        <w:t>26 </w:t>
-      </w:r>
-      <w:r>
-        <w:t>He also said, “This is what the kingdom of God is like. A man scatters seed on the ground. </w:t>
-      </w:r>
-      <w:r>
-        <w:rPr>
-          <w:b/>
-          <w:bCs/>
-          <w:vertAlign w:val="superscript"/>
-        </w:rPr>
-        <w:t>27 </w:t>
-      </w:r>
-      <w:r>
-        <w:t>Night and day, whether he sleeps or gets up, the seed sprouts and grows, though he does not know how. </w:t>
-      </w:r>
-      <w:r>
-        <w:rPr>
-          <w:b/>
-          <w:bCs/>
-          <w:vertAlign w:val="superscript"/>
-        </w:rPr>
-        <w:t>28 </w:t>
-      </w:r>
-      <w:r>
-        <w:t>All by itself the soil produces grain—first the stalk, then the head, then the full kernel in the head. </w:t>
-      </w:r>
-      <w:r>
-        <w:rPr>
-          <w:b/>
-          <w:bCs/>
-          <w:vertAlign w:val="superscript"/>
-        </w:rPr>
-        <w:t>29 </w:t>
-      </w:r>
-      <w:r>
-        <w:t>As soon as the grain is ripe, he puts the sickle to it, because the harvest has come.”</w:t>
-      </w:r>
-    </w:p>
-    <w:p>
-      <w:pPr>
-        <w:rPr>
-          <w:b/>
-          <w:bCs/>
-        </w:rPr>
-      </w:pPr>
-      <w:r>
-        <w:rPr>
-          <w:b/>
-          <w:bCs/>
-        </w:rPr>
-        <w:t>The Parable of the Mustard Seed</w:t>
-      </w:r>
-    </w:p>
-    <w:p>
-      <w:r>
-        <w:rPr>
-          <w:b/>
-          <w:bCs/>
-          <w:vertAlign w:val="superscript"/>
-        </w:rPr>
-        <w:t>30 </w:t>
-      </w:r>
-      <w:r>
-        <w:t>Again he said, “What shall we say the kingdom of God is like, or what parable shall we use to describe it? </w:t>
-      </w:r>
-      <w:r>
-        <w:rPr>
-          <w:b/>
-          <w:bCs/>
-          <w:vertAlign w:val="superscript"/>
-        </w:rPr>
-        <w:t>31 </w:t>
-      </w:r>
-      <w:r>
-        <w:t>It is like a mustard seed, which is the smallest of all seeds on earth. </w:t>
-      </w:r>
-      <w:r>
-        <w:rPr>
-          <w:b/>
-          <w:bCs/>
-          <w:vertAlign w:val="superscript"/>
-        </w:rPr>
-        <w:t>32 </w:t>
-      </w:r>
-      <w:r>
-        <w:t>Yet when planted, it grows and becomes the largest of all garden plants, with such big branches that the birds can perch in its shade.”</w:t>
-      </w:r>
-    </w:p>
-    <w:p>
-      <w:r>
-        <w:rPr>
-          <w:b/>
-          <w:bCs/>
-          <w:vertAlign w:val="superscript"/>
-        </w:rPr>
-        <w:t>33 </w:t>
-      </w:r>
-      <w:r>
-        <w:t>With many similar parables Jesus spoke the word to them, as much as they could understand. </w:t>
-      </w:r>
-      <w:r>
-        <w:rPr>
-          <w:b/>
-          <w:bCs/>
-          <w:vertAlign w:val="superscript"/>
-        </w:rPr>
-        <w:t>34 </w:t>
-      </w:r>
-      <w:r>
-        <w:t>He did not say anything to them without using a parable. But when he was alone with his own disciples, he explained everything.</w:t>
-      </w:r>
-    </w:p>
-    <w:p>
-      <w:pPr>
-        <w:rPr>
-          <w:b/>
-          <w:bCs/>
-        </w:rPr>
-      </w:pPr>
-      <w:r>
-        <w:rPr>
-          <w:b/>
-          <w:bCs/>
-        </w:rPr>
-        <w:t>Jesus Calms the Storm</w:t>
-      </w:r>
-    </w:p>
-    <w:p>
-      <w:r>
-        <w:rPr>
-          <w:b/>
-          <w:bCs/>
-          <w:vertAlign w:val="superscript"/>
-        </w:rPr>
-        <w:t>35 </w:t>
-      </w:r>
-      <w:r>
-        <w:t>That day when evening came, he said to his disciples, “Let us go over to the other side.” </w:t>
-      </w:r>
-      <w:r>
-        <w:rPr>
-          <w:b/>
-          <w:bCs/>
-          <w:vertAlign w:val="superscript"/>
-        </w:rPr>
-        <w:t>36 </w:t>
-      </w:r>
-      <w:r>
-        <w:t>Leaving the crowd behind, they took him along, just as he was, in the boat. There were also other boats with him. </w:t>
-      </w:r>
-      <w:r>
-        <w:rPr>
-          <w:b/>
-          <w:bCs/>
-          <w:vertAlign w:val="superscript"/>
-        </w:rPr>
-        <w:t>37 </w:t>
-      </w:r>
-      <w:r>
-        <w:t>A furious squall came up, and the waves broke over the boat, so that it was nearly swamped. </w:t>
-      </w:r>
-      <w:r>
-        <w:rPr>
-          <w:b/>
-          <w:bCs/>
-          <w:vertAlign w:val="superscript"/>
-        </w:rPr>
-        <w:t>38 </w:t>
-      </w:r>
-      <w:r>
-        <w:t>Jesus was in the stern, sleeping on a cushion. The disciples woke him and said to him, “Teacher, don’t you care if we drown?”</w:t>
-      </w:r>
-    </w:p>
-    <w:p>
-      <w:r>
-        <w:rPr>
-          <w:b/>
-          <w:bCs/>
-          <w:vertAlign w:val="superscript"/>
-        </w:rPr>
-        <w:t>39 </w:t>
-      </w:r>
-      <w:r>
-        <w:t>He got up, rebuked the wind and said to the waves, “Quiet! Be still!” Then the wind died down and it was completely calm.</w:t>
-      </w:r>
-    </w:p>
-    <w:p>
-      <w:r>
-        <w:rPr>
-          <w:b/>
-          <w:bCs/>
-          <w:vertAlign w:val="superscript"/>
-        </w:rPr>
-        <w:t>40 </w:t>
-      </w:r>
-      <w:r>
-        <w:t>He said to his disciples, “Why are you so afraid? Do you still have no faith?”</w:t>
-      </w:r>
-    </w:p>
-    <w:p>
-      <w:r>
-        <w:rPr>
-          <w:b/>
-          <w:bCs/>
-          <w:vertAlign w:val="superscript"/>
-        </w:rPr>
-        <w:t>41 </w:t>
-      </w:r>
-      <w:r>
-        <w:t>They were terrified and asked each other, “Who is this? Even the wind and the waves obey him!”</w:t>
-      </w:r>
-    </w:p>
-    <w:p/>
-    <w:p>
-      <w:r>
-        <w:t>Luke 8</w:t>
-      </w:r>
-    </w:p>
-    <w:p>
-      <w:r>
-        <w:t>New International Version</w:t>
-      </w:r>
-    </w:p>
-    <w:p>
-      <w:pPr>
-        <w:rPr>
-          <w:b/>
-          <w:bCs/>
-        </w:rPr>
-      </w:pPr>
-      <w:r>
-        <w:rPr>
-          <w:b/>
-          <w:bCs/>
-        </w:rPr>
-        <w:t>The Parable of the Sower</w:t>
-      </w:r>
-    </w:p>
-    <w:p>
-      <w:r>
-        <w:rPr>
-          <w:b/>
-          <w:bCs/>
-        </w:rPr>
-        <w:t>8 </w:t>
-      </w:r>
-      <w:r>
-        <w:t>After this, Jesus traveled about from one town and village to another, proclaiming the good news of the kingdom of God. The Twelve were with him, </w:t>
-      </w:r>
-      <w:r>
-        <w:rPr>
-          <w:b/>
-          <w:bCs/>
-          <w:vertAlign w:val="superscript"/>
-        </w:rPr>
-        <w:t>2 </w:t>
-      </w:r>
-      <w:r>
-        <w:t>and also some women who had been cured of evil spirits and diseases: Mary (called Magdalene) from whom seven demons had come out; </w:t>
-      </w:r>
-      <w:r>
-        <w:rPr>
-          <w:b/>
-          <w:bCs/>
-          <w:vertAlign w:val="superscript"/>
-        </w:rPr>
-        <w:t>3 </w:t>
-      </w:r>
-      <w:r>
-        <w:t>Joanna the wife of Chuza, the manager of Herod’s household; Susanna; and many others. These women were helping to support them out of their own means.</w:t>
-      </w:r>
-    </w:p>
-    <w:p>
-      <w:r>
-        <w:rPr>
-          <w:b/>
-          <w:bCs/>
-          <w:vertAlign w:val="superscript"/>
-        </w:rPr>
-        <w:t>4 </w:t>
-      </w:r>
-      <w:r>
-        <w:t>While a large crowd was gathering and people were coming to Jesus from town after town, he told this parable: </w:t>
-      </w:r>
-      <w:r>
-        <w:rPr>
-          <w:b/>
-          <w:bCs/>
-          <w:vertAlign w:val="superscript"/>
-        </w:rPr>
-        <w:t>5 </w:t>
-      </w:r>
-      <w:r>
-        <w:t>“A farmer went out to sow his seed. As he was scattering the seed, some fell along the path; it was trampled on, and the birds ate it up. </w:t>
-      </w:r>
-      <w:r>
-        <w:rPr>
-          <w:b/>
-          <w:bCs/>
-          <w:vertAlign w:val="superscript"/>
-        </w:rPr>
-        <w:t>6 </w:t>
-      </w:r>
-      <w:r>
-        <w:t>Some fell on rocky ground, and when it came up, the plants withered because they had no moisture. </w:t>
-      </w:r>
-      <w:r>
-        <w:rPr>
-          <w:b/>
-          <w:bCs/>
-          <w:vertAlign w:val="superscript"/>
-        </w:rPr>
-        <w:t>7 </w:t>
-      </w:r>
-      <w:r>
-        <w:t>Other seed fell among thorns, which grew up with it and choked the plants. </w:t>
-      </w:r>
-      <w:r>
-        <w:rPr>
-          <w:b/>
-          <w:bCs/>
-          <w:vertAlign w:val="superscript"/>
-        </w:rPr>
-        <w:t>8 </w:t>
-      </w:r>
-      <w:r>
-        <w:t>Still other seed fell on good soil. It came up and yielded a crop, a hundred times more than was sown.”</w:t>
-      </w:r>
-    </w:p>
-    <w:p>
-      <w:r>
-        <w:lastRenderedPageBreak/>
-        <w:t>When he said this, he called out, “Whoever has ears to hear, let them hear.”</w:t>
-      </w:r>
-    </w:p>
-    <w:p>
-      <w:r>
-        <w:rPr>
-          <w:b/>
-          <w:bCs/>
-          <w:vertAlign w:val="superscript"/>
-        </w:rPr>
-        <w:t>9 </w:t>
-      </w:r>
-      <w:r>
-        <w:t>His disciples asked him what this parable meant. </w:t>
-      </w:r>
-      <w:r>
-        <w:rPr>
-          <w:b/>
-          <w:bCs/>
-          <w:vertAlign w:val="superscript"/>
-        </w:rPr>
-        <w:t>10 </w:t>
-      </w:r>
-      <w:r>
-        <w:t>He said, “The knowledge of the secrets of the kingdom of God has been given to you, but to others I speak in parables, so that,</w:t>
-      </w:r>
-    </w:p>
-    <w:p>
-      <w:r>
-        <w:t>“‘though seeing, they may not see;</w:t>
-      </w:r>
-      <w:r>
-        <w:br/>
-        <w:t>    though hearing, they may not understand.’</w:t>
-      </w:r>
-      <w:r>
-        <w:rPr>
-          <w:vertAlign w:val="superscript"/>
-        </w:rPr>
-        <w:t>[</w:t>
-      </w:r>
-      <w:hyperlink r:id="rId48" w:anchor="fen-NIV-25256a" w:tooltip="See footnote a" w:history="1">
-        <w:r>
-          <w:rPr>
-            <w:rStyle w:val="Hyperlink"/>
-            <w:vertAlign w:val="superscript"/>
-          </w:rPr>
-          <w:t>a</w:t>
-        </w:r>
-      </w:hyperlink>
-      <w:r>
-        <w:rPr>
-          <w:vertAlign w:val="superscript"/>
-        </w:rPr>
-        <w:t>]</w:t>
-      </w:r>
-    </w:p>
-    <w:p>
-      <w:r>
-        <w:rPr>
-          <w:b/>
-          <w:bCs/>
-          <w:vertAlign w:val="superscript"/>
-        </w:rPr>
-        <w:t>11 </w:t>
-      </w:r>
-      <w:r>
-        <w:t>“This is the meaning of the parable: The seed is the word of God. </w:t>
-      </w:r>
-      <w:r>
-        <w:rPr>
-          <w:b/>
-          <w:bCs/>
-          <w:vertAlign w:val="superscript"/>
-        </w:rPr>
-        <w:t>12 </w:t>
-      </w:r>
-      <w:r>
-        <w:t>Those along the path are the ones who hear, and then the devil comes and takes away the word from their hearts, so that they may not believe and be saved. </w:t>
-      </w:r>
-      <w:r>
-        <w:rPr>
-          <w:b/>
-          <w:bCs/>
-          <w:vertAlign w:val="superscript"/>
-        </w:rPr>
-        <w:t>13 </w:t>
-      </w:r>
-      <w:r>
-        <w:t>Those on the rocky ground are the ones who receive the word with joy when they hear it, but they have no root. They believe for a while, but in the time of testing they fall away. </w:t>
-      </w:r>
-      <w:r>
-        <w:rPr>
-          <w:b/>
-          <w:bCs/>
-          <w:vertAlign w:val="superscript"/>
-        </w:rPr>
-        <w:t>14 </w:t>
-      </w:r>
-      <w:r>
-        <w:t>The seed that fell among thorns stands for those who hear, but as they go on their way they are choked by life’s worries, riches and pleasures, and they do not mature. </w:t>
-      </w:r>
-      <w:r>
-        <w:rPr>
-          <w:b/>
-          <w:bCs/>
-          <w:vertAlign w:val="superscript"/>
-        </w:rPr>
-        <w:t>15 </w:t>
-      </w:r>
-      <w:r>
-        <w:t>But the seed on good soil stands for those with a noble and good heart, who hear the word, retain it, and by persevering produce a crop.</w:t>
-      </w:r>
-    </w:p>
-    <w:p>
-      <w:pPr>
-        <w:rPr>
-          <w:b/>
-          <w:bCs/>
-        </w:rPr>
-      </w:pPr>
-      <w:r>
-        <w:rPr>
-          <w:b/>
-          <w:bCs/>
-        </w:rPr>
-        <w:t>A Lamp on a Stand</w:t>
-      </w:r>
-    </w:p>
-    <w:p>
-      <w:r>
-        <w:rPr>
-          <w:b/>
-          <w:bCs/>
-          <w:vertAlign w:val="superscript"/>
-        </w:rPr>
-        <w:t>16 </w:t>
-      </w:r>
-      <w:r>
-        <w:t>“No one lights a lamp and hides it in a clay jar or puts it under a bed. Instead, they put it on a stand, so that those who come in can see the light. </w:t>
-      </w:r>
-      <w:r>
-        <w:rPr>
-          <w:b/>
-          <w:bCs/>
-          <w:vertAlign w:val="superscript"/>
-        </w:rPr>
-        <w:t>17 </w:t>
-      </w:r>
-      <w:r>
-        <w:t>For there is nothing hidden that will not be disclosed, and nothing concealed that will not be known or brought out into the open. </w:t>
-      </w:r>
-      <w:r>
-        <w:rPr>
-          <w:b/>
-          <w:bCs/>
-          <w:vertAlign w:val="superscript"/>
-        </w:rPr>
-        <w:t>18 </w:t>
-      </w:r>
-      <w:r>
-        <w:t>Therefore consider carefully how you listen. Whoever has will be given more; whoever does not have, even what they think they have will be taken from them.”</w:t>
-      </w:r>
-    </w:p>
-    <w:p>
-      <w:pPr>
-        <w:rPr>
-          <w:b/>
-          <w:bCs/>
-        </w:rPr>
-      </w:pPr>
-      <w:r>
-        <w:rPr>
-          <w:b/>
-          <w:bCs/>
-        </w:rPr>
-        <w:t>Jesus’ Mother and Brothers</w:t>
-      </w:r>
-    </w:p>
-    <w:p>
-      <w:r>
-        <w:rPr>
-          <w:b/>
-          <w:bCs/>
-          <w:vertAlign w:val="superscript"/>
-        </w:rPr>
-        <w:t>19 </w:t>
-      </w:r>
-      <w:r>
-        <w:t>Now Jesus’ mother and brothers came to see him, but they were not able to get near him because of the crowd. </w:t>
-      </w:r>
-      <w:r>
-        <w:rPr>
-          <w:b/>
-          <w:bCs/>
-          <w:vertAlign w:val="superscript"/>
-        </w:rPr>
-        <w:t>20 </w:t>
-      </w:r>
-      <w:r>
-        <w:t>Someone told him, “Your mother and brothers are standing outside, wanting to see you.”</w:t>
-      </w:r>
-    </w:p>
-    <w:p>
-      <w:r>
-        <w:rPr>
-          <w:b/>
-          <w:bCs/>
-          <w:vertAlign w:val="superscript"/>
-        </w:rPr>
-        <w:t>21 </w:t>
-      </w:r>
-      <w:r>
-        <w:t>He replied, “My mother and brothers are those who hear God’s word and put it into practice.”</w:t>
-      </w:r>
-    </w:p>
-    <w:p>
-      <w:pPr>
-        <w:rPr>
-          <w:b/>
-          <w:bCs/>
-        </w:rPr>
-      </w:pPr>
-      <w:r>
-        <w:rPr>
-          <w:b/>
-          <w:bCs/>
-        </w:rPr>
-        <w:t>Jesus Calms the Storm</w:t>
-      </w:r>
-    </w:p>
-    <w:p>
-      <w:r>
-        <w:rPr>
-          <w:b/>
-          <w:bCs/>
-          <w:vertAlign w:val="superscript"/>
-        </w:rPr>
-        <w:t>22 </w:t>
-      </w:r>
-      <w:r>
-        <w:t>One day Jesus said to his disciples, “Let us go over to the other side of the lake.” So they got into a boat and set out. </w:t>
-      </w:r>
-      <w:r>
-        <w:rPr>
-          <w:b/>
-          <w:bCs/>
-          <w:vertAlign w:val="superscript"/>
-        </w:rPr>
-        <w:t>23 </w:t>
-      </w:r>
-      <w:r>
-        <w:t>As they sailed, he fell asleep. A squall came down on the lake, so that the boat was being swamped, and they were in great danger.</w:t>
-      </w:r>
-    </w:p>
-    <w:p>
-      <w:r>
-        <w:rPr>
-          <w:b/>
-          <w:bCs/>
-          <w:vertAlign w:val="superscript"/>
-        </w:rPr>
-        <w:t>24 </w:t>
-      </w:r>
-      <w:r>
-        <w:t>The disciples went and woke him, saying, “Master, Master, we’re going to drown!”</w:t>
-      </w:r>
-    </w:p>
-    <w:p>
-      <w:r>
-        <w:t>He got up and rebuked the wind and the raging waters; the storm subsided, and all was calm. </w:t>
-      </w:r>
-      <w:r>
-        <w:rPr>
-          <w:b/>
-          <w:bCs/>
-          <w:vertAlign w:val="superscript"/>
-        </w:rPr>
-        <w:t>25 </w:t>
-      </w:r>
-      <w:r>
-        <w:t>“Where is your faith?” he asked his disciples.</w:t>
-      </w:r>
-    </w:p>
-    <w:p>
-      <w:r>
-        <w:t>In fear and amazement they asked one another, “Who is this? He commands even the winds and the water, and they obey him.”</w:t>
-      </w:r>
-    </w:p>
-    <w:p>
-      <w:pPr>
-        <w:rPr>
-          <w:b/>
-          <w:bCs/>
-        </w:rPr>
-      </w:pPr>
-      <w:r>
-        <w:rPr>
-          <w:b/>
-          <w:bCs/>
-        </w:rPr>
-        <w:t>Jesus Restores a Demon-Possessed Man</w:t>
-      </w:r>
-    </w:p>
-    <w:p>
-      <w:r>
-        <w:rPr>
-          <w:b/>
-          <w:bCs/>
-          <w:vertAlign w:val="superscript"/>
-        </w:rPr>
-        <w:t>26 </w:t>
-      </w:r>
-      <w:r>
-        <w:t>They sailed to the region of the Gerasenes,</w:t>
-      </w:r>
-      <w:r>
-        <w:rPr>
-          <w:vertAlign w:val="superscript"/>
-        </w:rPr>
-        <w:t>[</w:t>
-      </w:r>
-      <w:hyperlink r:id="rId49" w:anchor="fen-NIV-25272b" w:tooltip="See footnote b" w:history="1">
-        <w:r>
-          <w:rPr>
-            <w:rStyle w:val="Hyperlink"/>
-            <w:vertAlign w:val="superscript"/>
-          </w:rPr>
-          <w:t>b</w:t>
-        </w:r>
-      </w:hyperlink>
-      <w:r>
-        <w:rPr>
-          <w:vertAlign w:val="superscript"/>
-        </w:rPr>
-        <w:t>]</w:t>
-      </w:r>
-      <w:r>
-        <w:t> which is across the lake from Galilee. </w:t>
-      </w:r>
-      <w:r>
-        <w:rPr>
-          <w:b/>
-          <w:bCs/>
-          <w:vertAlign w:val="superscript"/>
-        </w:rPr>
-        <w:t>27 </w:t>
-      </w:r>
-      <w:r>
-        <w:t>When Jesus stepped ashore, he was met by a demon-possessed man from the town. For a long time this man had not worn clothes or lived in a house, but had lived in the tombs. </w:t>
-      </w:r>
-      <w:r>
-        <w:rPr>
-          <w:b/>
-          <w:bCs/>
-          <w:vertAlign w:val="superscript"/>
-        </w:rPr>
-        <w:t>28 </w:t>
-      </w:r>
-      <w:r>
-        <w:t>When he saw Jesus, he cried out and fell at his feet, shouting at the top of his voice, “What do you want with me, Jesus, Son of the Most High God? I beg you, don’t torture me!” </w:t>
-      </w:r>
-      <w:r>
-        <w:rPr>
-          <w:b/>
-          <w:bCs/>
-          <w:vertAlign w:val="superscript"/>
-        </w:rPr>
-        <w:t>29 </w:t>
-      </w:r>
-      <w:r>
-        <w:t>For Jesus had commanded the impure spirit to come out of the man. Many times it had seized him, and though he was chained hand and foot and kept under guard, he had broken his chains and had been driven by the demon into solitary places.</w:t>
-      </w:r>
-    </w:p>
-    <w:p>
-      <w:r>
-        <w:rPr>
-          <w:b/>
-          <w:bCs/>
-          <w:vertAlign w:val="superscript"/>
-        </w:rPr>
-        <w:t>30 </w:t>
-      </w:r>
-      <w:r>
-        <w:t>Jesus asked him, “What is your name?”</w:t>
-      </w:r>
-    </w:p>
-    <w:p>
-      <w:r>
-        <w:t>“Legion,” he replied, because many demons had gone into him. </w:t>
-      </w:r>
-      <w:r>
-        <w:rPr>
-          <w:b/>
-          <w:bCs/>
-          <w:vertAlign w:val="superscript"/>
-        </w:rPr>
-        <w:t>31 </w:t>
-      </w:r>
-      <w:r>
-        <w:t>And they begged Jesus repeatedly not to order them to go into the Abyss.</w:t>
-      </w:r>
-    </w:p>
-    <w:p>
-      <w:r>
-        <w:rPr>
-          <w:b/>
-          <w:bCs/>
-          <w:vertAlign w:val="superscript"/>
-        </w:rPr>
-        <w:t>32 </w:t>
-      </w:r>
-      <w:r>
-        <w:t>A large herd of pigs was feeding there on the hillside. The demons begged Jesus to let them go into the pigs, and he gave them permission. </w:t>
-      </w:r>
-      <w:r>
-        <w:rPr>
-          <w:b/>
-          <w:bCs/>
-          <w:vertAlign w:val="superscript"/>
-        </w:rPr>
-        <w:t>33 </w:t>
-      </w:r>
-      <w:r>
-        <w:t>When the demons came out of the man, they went into the pigs, and the herd rushed down the steep bank into the lake and was drowned.</w:t>
-      </w:r>
-    </w:p>
-    <w:p>
-      <w:r>
-        <w:rPr>
-          <w:b/>
-          <w:bCs/>
-          <w:vertAlign w:val="superscript"/>
-        </w:rPr>
-        <w:lastRenderedPageBreak/>
-        <w:t>34 </w:t>
-      </w:r>
-      <w:r>
-        <w:t>When those tending the pigs saw what had happened, they ran off and reported this in the town and countryside, </w:t>
-      </w:r>
-      <w:r>
-        <w:rPr>
-          <w:b/>
-          <w:bCs/>
-          <w:vertAlign w:val="superscript"/>
-        </w:rPr>
-        <w:t>35 </w:t>
-      </w:r>
-      <w:r>
-        <w:t>and the people went out to see what had happened. When they came to Jesus, they found the man from whom the demons had gone out, sitting at Jesus’ feet, dressed and in his right mind; and they were afraid. </w:t>
-      </w:r>
-      <w:r>
-        <w:rPr>
-          <w:b/>
-          <w:bCs/>
-          <w:vertAlign w:val="superscript"/>
-        </w:rPr>
-        <w:t>36 </w:t>
-      </w:r>
-      <w:r>
-        <w:t>Those who had seen it told the people how the demon-possessed man had been cured. </w:t>
-      </w:r>
-      <w:r>
-        <w:rPr>
-          <w:b/>
-          <w:bCs/>
-          <w:vertAlign w:val="superscript"/>
-        </w:rPr>
-        <w:t>37 </w:t>
-      </w:r>
-      <w:r>
-        <w:t>Then all the people of the region of the Gerasenes asked Jesus to leave them, because they were overcome with fear. So he got into the boat and left.</w:t>
-      </w:r>
-    </w:p>
-    <w:p>
-      <w:r>
-        <w:rPr>
-          <w:b/>
-          <w:bCs/>
-          <w:vertAlign w:val="superscript"/>
-        </w:rPr>
-        <w:t>38 </w:t>
-      </w:r>
-      <w:r>
-        <w:t>The man from whom the demons had gone out begged to go with him, but Jesus sent him away, saying, </w:t>
-      </w:r>
-      <w:r>
-        <w:rPr>
-          <w:b/>
-          <w:bCs/>
-          <w:vertAlign w:val="superscript"/>
-        </w:rPr>
-        <w:t>39 </w:t>
-      </w:r>
-      <w:r>
-        <w:t>“Return home and tell how much God has done for you.” So the man went away and told all over town how much Jesus had done for him.</w:t>
-      </w:r>
-    </w:p>
-    <w:p>
-      <w:pPr>
-        <w:rPr>
-          <w:b/>
-          <w:bCs/>
-        </w:rPr>
-      </w:pPr>
-      <w:r>
-        <w:rPr>
-          <w:b/>
-          <w:bCs/>
-        </w:rPr>
-        <w:t>Jesus Raises a Dead Girl and Heals a Sick Woman</w:t>
-      </w:r>
-    </w:p>
-    <w:p>
-      <w:r>
-        <w:rPr>
-          <w:b/>
-          <w:bCs/>
-          <w:vertAlign w:val="superscript"/>
-        </w:rPr>
-        <w:t>40 </w:t>
-      </w:r>
-      <w:r>
-        <w:t>Now when Jesus returned, a crowd welcomed him, for they were all expecting him. </w:t>
-      </w:r>
-      <w:r>
-        <w:rPr>
-          <w:b/>
-          <w:bCs/>
-          <w:vertAlign w:val="superscript"/>
-        </w:rPr>
-        <w:t>41 </w:t>
-      </w:r>
-      <w:r>
-        <w:t>Then a man named Jairus, a synagogue leader, came and fell at Jesus’ feet, pleading with him to come to his house </w:t>
-      </w:r>
-      <w:r>
-        <w:rPr>
-          <w:b/>
-          <w:bCs/>
-          <w:vertAlign w:val="superscript"/>
-        </w:rPr>
-        <w:t>42 </w:t>
-      </w:r>
-      <w:r>
-        <w:t>because his only daughter, a girl of about twelve, was dying.</w:t>
-      </w:r>
-    </w:p>
-    <w:p>
-      <w:r>
-        <w:t>As Jesus was on his way, the crowds almost crushed him. </w:t>
-      </w:r>
-      <w:r>
-        <w:rPr>
-          <w:b/>
-          <w:bCs/>
-          <w:vertAlign w:val="superscript"/>
-        </w:rPr>
-        <w:t>43 </w:t>
-      </w:r>
-      <w:r>
-        <w:t>And a woman was there who had been subject to bleeding for twelve years,</w:t>
-      </w:r>
-      <w:r>
-        <w:rPr>
-          <w:vertAlign w:val="superscript"/>
-        </w:rPr>
-        <w:t>[</w:t>
-      </w:r>
-      <w:hyperlink r:id="rId50" w:anchor="fen-NIV-25289c" w:tooltip="See footnote c" w:history="1">
-        <w:r>
-          <w:rPr>
-            <w:rStyle w:val="Hyperlink"/>
-            <w:vertAlign w:val="superscript"/>
-          </w:rPr>
-          <w:t>c</w:t>
-        </w:r>
-      </w:hyperlink>
-      <w:r>
-        <w:rPr>
-          <w:vertAlign w:val="superscript"/>
-        </w:rPr>
-        <w:t>]</w:t>
-      </w:r>
-      <w:r>
-        <w:t> but no one could heal her. </w:t>
-      </w:r>
-      <w:r>
-        <w:rPr>
-          <w:b/>
-          <w:bCs/>
-          <w:vertAlign w:val="superscript"/>
-        </w:rPr>
-        <w:t>44 </w:t>
-      </w:r>
-      <w:r>
-        <w:t>She came up behind him and touched the edge of his cloak, and immediately her bleeding stopped.</w:t>
-      </w:r>
-    </w:p>
-    <w:p>
-      <w:r>
-        <w:rPr>
-          <w:b/>
-          <w:bCs/>
-          <w:vertAlign w:val="superscript"/>
-        </w:rPr>
-        <w:t>45 </w:t>
-      </w:r>
-      <w:r>
-        <w:t>“Who touched me?” Jesus asked.</w:t>
-      </w:r>
-    </w:p>
-    <w:p>
-      <w:r>
-        <w:t>When they all denied it, Peter said, “Master, the people are crowding and pressing against you.”</w:t>
-      </w:r>
-    </w:p>
-    <w:p>
-      <w:r>
-        <w:rPr>
-          <w:b/>
-          <w:bCs/>
-          <w:vertAlign w:val="superscript"/>
-        </w:rPr>
-        <w:t>46 </w:t>
-      </w:r>
-      <w:r>
-        <w:t>But Jesus said, “Someone touched me; I know that power has gone out from me.”</w:t>
-      </w:r>
-    </w:p>
-    <w:p>
-      <w:r>
-        <w:rPr>
-          <w:b/>
-          <w:bCs/>
-          <w:vertAlign w:val="superscript"/>
-        </w:rPr>
-        <w:t>47 </w:t>
-      </w:r>
-      <w:r>
-        <w:t>Then the woman, seeing that she could not go unnoticed, came trembling and fell at his feet. In the presence of all the people, she told why she had touched him and how she had been instantly healed. </w:t>
-      </w:r>
-      <w:r>
-        <w:rPr>
-          <w:b/>
-          <w:bCs/>
-          <w:vertAlign w:val="superscript"/>
-        </w:rPr>
-        <w:t>48 </w:t>
-      </w:r>
-      <w:r>
-        <w:t>Then he said to her, “Daughter, your faith has healed you. Go in peace.”</w:t>
-      </w:r>
-    </w:p>
-    <w:p>
-      <w:r>
-        <w:rPr>
-          <w:b/>
-          <w:bCs/>
-          <w:vertAlign w:val="superscript"/>
-        </w:rPr>
-        <w:t>49 </w:t>
-      </w:r>
-      <w:r>
-        <w:t>While Jesus was still speaking, someone came from the house of Jairus, the synagogue leader. “Your daughter is dead,” he said. “Don’t bother the teacher anymore.”</w:t>
-      </w:r>
-    </w:p>
-    <w:p>
-      <w:r>
-        <w:rPr>
-          <w:b/>
-          <w:bCs/>
-          <w:vertAlign w:val="superscript"/>
-        </w:rPr>
-        <w:t>50 </w:t>
-      </w:r>
-      <w:r>
-        <w:t>Hearing this, Jesus said to Jairus, “Don’t be afraid; just believe, and she will be healed.”</w:t>
-      </w:r>
-    </w:p>
-    <w:p>
-      <w:r>
-        <w:rPr>
-          <w:b/>
-          <w:bCs/>
-          <w:vertAlign w:val="superscript"/>
-        </w:rPr>
-        <w:t>51 </w:t>
-      </w:r>
-      <w:r>
-        <w:t>When he arrived at the house of Jairus, he did not let anyone go in with him except Peter, John and James, and the child’s father and mother. </w:t>
-      </w:r>
-      <w:r>
-        <w:rPr>
-          <w:b/>
-          <w:bCs/>
-          <w:vertAlign w:val="superscript"/>
-        </w:rPr>
-        <w:t>52 </w:t>
-      </w:r>
-      <w:r>
-        <w:t>Meanwhile, all the people were wailing and mourning for her. “Stop wailing,” Jesus said. “She is not dead but asleep.”</w:t>
-      </w:r>
-    </w:p>
-    <w:p>
-      <w:r>
-        <w:rPr>
-          <w:b/>
-          <w:bCs/>
-          <w:vertAlign w:val="superscript"/>
-        </w:rPr>
-        <w:t>53 </w:t>
-      </w:r>
-      <w:r>
-        <w:t>They laughed at him, knowing that she was dead. </w:t>
-      </w:r>
-      <w:r>
-        <w:rPr>
-          <w:b/>
-          <w:bCs/>
-          <w:vertAlign w:val="superscript"/>
-        </w:rPr>
-        <w:t>54 </w:t>
-      </w:r>
-      <w:r>
-        <w:t>But he took her by the hand and said, “My child, get up!” </w:t>
-      </w:r>
-      <w:r>
-        <w:rPr>
-          <w:b/>
-          <w:bCs/>
-          <w:vertAlign w:val="superscript"/>
-        </w:rPr>
-        <w:t>55 </w:t>
-      </w:r>
-      <w:r>
-        <w:t>Her spirit returned, and at once she stood up. Then Jesus told them to give her something to eat. </w:t>
-      </w:r>
-      <w:r>
-        <w:rPr>
-          <w:b/>
-          <w:bCs/>
-          <w:vertAlign w:val="superscript"/>
-        </w:rPr>
-        <w:t>56 </w:t>
-      </w:r>
-      <w:r>
-        <w:t>Her parents were astonished, but he ordered them not to tell anyone what had happened.</w:t>
-      </w:r>
-    </w:p>
-    <w:p/>
-    <w:p>
-      <w:r>
-        <w:t xml:space="preserve">The seed fall among the thorns. The thorns grew up with seed. The thorns choke the seed and the thorns did not produce the fruit.  The seed falling among the thorns, </w:t>
-      </w:r>
-      <w:r>
-        <w:t>and never grows the fruit</w:t>
-      </w:r>
-      <w:r>
-        <w:t>.</w:t>
-      </w:r>
-    </w:p>
-    <w:p/>
-    <w:p>
-      <w:r>
-        <w:t>31:</w:t>
-      </w:r>
-      <w:r>
-        <w:t>27</w:t>
-      </w:r>
-      <w:r>
-        <w:t>/1:15:01</w:t>
-      </w:r>
-    </w:p>
-    <w:p/>
-    <w:p>
-      <w:r>
-        <w:lastRenderedPageBreak/>
+      <w:r>
+        <w:t xml:space="preserve">  </w:t>
+      </w:r>
+      <w:r>
+        <w:rPr>
+          <w:noProof/>
+        </w:rPr>
         <w:drawing>
-          <wp:inline distT="0" distB="0" distL="0" distR="0" wp14:anchorId="5B6F0A54" wp14:editId="4CD6867B">
-            <wp:extent cx="1895475" cy="2695929"/>
-            <wp:effectExtent l="0" t="0" r="0" b="9525"/>
+          <wp:inline distT="0" distB="0" distL="0" distR="0" wp14:anchorId="6568A124" wp14:editId="5E0A9E19">
+            <wp:extent cx="1685925" cy="2397888"/>
+            <wp:effectExtent l="0" t="0" r="0" b="2540"/>
             <wp:docPr id="425194001" name="Picture 1"/>
             <wp:cNvGraphicFramePr>
               <a:graphicFrameLocks xmlns:a="http://schemas.openxmlformats.org/drawingml/2006/main" noChangeAspect="1"/>
@@ -3734,7 +1468,7 @@
                     <pic:cNvPicPr/>
                   </pic:nvPicPr>
                   <pic:blipFill>
-                    <a:blip r:embed="rId51"/>
+                    <a:blip r:embed="rId44"/>
                     <a:stretch>
                       <a:fillRect/>
                     </a:stretch>
@@ -3742,7 +1476,7 @@
                   <pic:spPr>
                     <a:xfrm>
                       <a:off x="0" y="0"/>
-                      <a:ext cx="1903666" cy="2707580"/>
+                      <a:ext cx="1702133" cy="2420941"/>
                     </a:xfrm>
                     <a:prstGeom prst="rect">
                       <a:avLst/>
@@ -3757,19 +1491,1730 @@
     </w:p>
     <w:p>
       <w:r>
-        <w:t>The worries of life, the pleasure of life, and deceitfulness (</w:t>
+        <w:t>Matthew 13, Mark 4, Luke 8</w:t>
+      </w:r>
+    </w:p>
+    <w:p/>
+    <w:p>
+      <w:r>
+        <w:t>Other</w:t>
+      </w:r>
+      <w:r>
+        <w:t xml:space="preserve"> seed fall among the thorns. The thorns grew up with seed. </w:t>
+      </w:r>
+    </w:p>
+    <w:p>
+      <w:r>
+        <w:t xml:space="preserve">The thorns choke the seed and the thorns did not produce the fruit.  The seed falling among the thorns, </w:t>
+      </w:r>
+      <w:r>
+        <w:t>and never grows the fruit</w:t>
+      </w:r>
+      <w:r>
+        <w:t>.</w:t>
+      </w:r>
+    </w:p>
+    <w:p>
+      <w:r>
+        <w:t xml:space="preserve">The seed falling among the thorns refers to someone who bears the word. </w:t>
+      </w:r>
+    </w:p>
+    <w:p>
+      <w:r>
+        <w:t xml:space="preserve">But the </w:t>
+      </w:r>
+      <w:r>
+        <w:t>worries of life, the pleasure of life, and deceitfulness (</w:t>
       </w:r>
       <w:r>
         <w:t>欺騙</w:t>
       </w:r>
       <w:r>
-        <w:t>) of wealth choke the word and it becomes unfruitful.</w:t>
+        <w:t>) of wealth choke the word</w:t>
+      </w:r>
+      <w:r>
+        <w:t>, and</w:t>
+      </w:r>
+      <w:r>
+        <w:t xml:space="preserve"> </w:t>
+      </w:r>
+      <w:r>
+        <w:t>it becomes unfruitful.</w:t>
       </w:r>
     </w:p>
     <w:p/>
+    <w:p>
+      <w:r>
+        <w:t>31:38/</w:t>
+      </w:r>
+      <w:r>
+        <w:t>1:15:01</w:t>
+      </w:r>
+    </w:p>
+    <w:p>
+      <w:r>
+        <w:drawing>
+          <wp:inline distT="0" distB="0" distL="0" distR="0" wp14:anchorId="0F9E00DE" wp14:editId="424A754E">
+            <wp:extent cx="2428875" cy="366162"/>
+            <wp:effectExtent l="0" t="0" r="0" b="0"/>
+            <wp:docPr id="1563456083" name="Picture 1"/>
+            <wp:cNvGraphicFramePr>
+              <a:graphicFrameLocks xmlns:a="http://schemas.openxmlformats.org/drawingml/2006/main" noChangeAspect="1"/>
+            </wp:cNvGraphicFramePr>
+            <a:graphic xmlns:a="http://schemas.openxmlformats.org/drawingml/2006/main">
+              <a:graphicData uri="http://schemas.openxmlformats.org/drawingml/2006/picture">
+                <pic:pic xmlns:pic="http://schemas.openxmlformats.org/drawingml/2006/picture">
+                  <pic:nvPicPr>
+                    <pic:cNvPr id="1563456083" name=""/>
+                    <pic:cNvPicPr/>
+                  </pic:nvPicPr>
+                  <pic:blipFill>
+                    <a:blip r:embed="rId45"/>
+                    <a:stretch>
+                      <a:fillRect/>
+                    </a:stretch>
+                  </pic:blipFill>
+                  <pic:spPr>
+                    <a:xfrm>
+                      <a:off x="0" y="0"/>
+                      <a:ext cx="2477876" cy="373549"/>
+                    </a:xfrm>
+                    <a:prstGeom prst="rect">
+                      <a:avLst/>
+                    </a:prstGeom>
+                  </pic:spPr>
+                </pic:pic>
+              </a:graphicData>
+            </a:graphic>
+          </wp:inline>
+        </w:drawing>
+      </w:r>
+      <w:r>
+        <w:t xml:space="preserve">  </w:t>
+      </w:r>
+    </w:p>
     <w:p/>
     <w:p>
       <w:r>
+        <w:drawing>
+          <wp:inline distT="0" distB="0" distL="0" distR="0" wp14:anchorId="4613C1E2" wp14:editId="22F6C6A6">
+            <wp:extent cx="2305050" cy="333791"/>
+            <wp:effectExtent l="0" t="0" r="0" b="9525"/>
+            <wp:docPr id="535397714" name="Picture 1"/>
+            <wp:cNvGraphicFramePr>
+              <a:graphicFrameLocks xmlns:a="http://schemas.openxmlformats.org/drawingml/2006/main" noChangeAspect="1"/>
+            </wp:cNvGraphicFramePr>
+            <a:graphic xmlns:a="http://schemas.openxmlformats.org/drawingml/2006/main">
+              <a:graphicData uri="http://schemas.openxmlformats.org/drawingml/2006/picture">
+                <pic:pic xmlns:pic="http://schemas.openxmlformats.org/drawingml/2006/picture">
+                  <pic:nvPicPr>
+                    <pic:cNvPr id="535397714" name=""/>
+                    <pic:cNvPicPr/>
+                  </pic:nvPicPr>
+                  <pic:blipFill>
+                    <a:blip r:embed="rId46"/>
+                    <a:stretch>
+                      <a:fillRect/>
+                    </a:stretch>
+                  </pic:blipFill>
+                  <pic:spPr>
+                    <a:xfrm>
+                      <a:off x="0" y="0"/>
+                      <a:ext cx="2333737" cy="337945"/>
+                    </a:xfrm>
+                    <a:prstGeom prst="rect">
+                      <a:avLst/>
+                    </a:prstGeom>
+                  </pic:spPr>
+                </pic:pic>
+              </a:graphicData>
+            </a:graphic>
+          </wp:inline>
+        </w:drawing>
+      </w:r>
+    </w:p>
+    <w:p/>
+    <w:p>
+      <w:r>
+        <w:drawing>
+          <wp:inline distT="0" distB="0" distL="0" distR="0" wp14:anchorId="6435FB99" wp14:editId="6CACF3B0">
+            <wp:extent cx="5057775" cy="333943"/>
+            <wp:effectExtent l="0" t="0" r="0" b="9525"/>
+            <wp:docPr id="1522737865" name="Picture 1"/>
+            <wp:cNvGraphicFramePr>
+              <a:graphicFrameLocks xmlns:a="http://schemas.openxmlformats.org/drawingml/2006/main" noChangeAspect="1"/>
+            </wp:cNvGraphicFramePr>
+            <a:graphic xmlns:a="http://schemas.openxmlformats.org/drawingml/2006/main">
+              <a:graphicData uri="http://schemas.openxmlformats.org/drawingml/2006/picture">
+                <pic:pic xmlns:pic="http://schemas.openxmlformats.org/drawingml/2006/picture">
+                  <pic:nvPicPr>
+                    <pic:cNvPr id="1522737865" name=""/>
+                    <pic:cNvPicPr/>
+                  </pic:nvPicPr>
+                  <pic:blipFill>
+                    <a:blip r:embed="rId47"/>
+                    <a:stretch>
+                      <a:fillRect/>
+                    </a:stretch>
+                  </pic:blipFill>
+                  <pic:spPr>
+                    <a:xfrm>
+                      <a:off x="0" y="0"/>
+                      <a:ext cx="5133617" cy="338951"/>
+                    </a:xfrm>
+                    <a:prstGeom prst="rect">
+                      <a:avLst/>
+                    </a:prstGeom>
+                  </pic:spPr>
+                </pic:pic>
+              </a:graphicData>
+            </a:graphic>
+          </wp:inline>
+        </w:drawing>
+      </w:r>
+    </w:p>
+    <w:p/>
+    <w:p>
+      <w:r>
+        <w:drawing>
+          <wp:inline distT="0" distB="0" distL="0" distR="0" wp14:anchorId="1264946F" wp14:editId="39362380">
+            <wp:extent cx="4981575" cy="491239"/>
+            <wp:effectExtent l="0" t="0" r="0" b="4445"/>
+            <wp:docPr id="736668324" name="Picture 1"/>
+            <wp:cNvGraphicFramePr>
+              <a:graphicFrameLocks xmlns:a="http://schemas.openxmlformats.org/drawingml/2006/main" noChangeAspect="1"/>
+            </wp:cNvGraphicFramePr>
+            <a:graphic xmlns:a="http://schemas.openxmlformats.org/drawingml/2006/main">
+              <a:graphicData uri="http://schemas.openxmlformats.org/drawingml/2006/picture">
+                <pic:pic xmlns:pic="http://schemas.openxmlformats.org/drawingml/2006/picture">
+                  <pic:nvPicPr>
+                    <pic:cNvPr id="736668324" name=""/>
+                    <pic:cNvPicPr/>
+                  </pic:nvPicPr>
+                  <pic:blipFill>
+                    <a:blip r:embed="rId48"/>
+                    <a:stretch>
+                      <a:fillRect/>
+                    </a:stretch>
+                  </pic:blipFill>
+                  <pic:spPr>
+                    <a:xfrm>
+                      <a:off x="0" y="0"/>
+                      <a:ext cx="4999518" cy="493008"/>
+                    </a:xfrm>
+                    <a:prstGeom prst="rect">
+                      <a:avLst/>
+                    </a:prstGeom>
+                  </pic:spPr>
+                </pic:pic>
+              </a:graphicData>
+            </a:graphic>
+          </wp:inline>
+        </w:drawing>
+      </w:r>
+    </w:p>
+    <w:p>
+      <w:r>
+        <w:t xml:space="preserve">The </w:t>
+      </w:r>
+      <w:r>
+        <w:t xml:space="preserve">above message from Jesus has four characters. </w:t>
+      </w:r>
+      <w:r>
+        <w:t>first character is the ground. The ground</w:t>
+      </w:r>
+      <w:r>
+        <w:t xml:space="preserve"> represents us. It</w:t>
+      </w:r>
+      <w:r>
+        <w:t xml:space="preserve"> is our lives.</w:t>
+      </w:r>
+      <w:r>
+        <w:t xml:space="preserve"> </w:t>
+      </w:r>
+    </w:p>
+    <w:p>
+      <w:r>
+        <w:t xml:space="preserve">Next, we have the seed. This </w:t>
+      </w:r>
+      <w:r>
+        <w:t>represents</w:t>
+      </w:r>
+      <w:r>
+        <w:t xml:space="preserve"> the God’s</w:t>
+      </w:r>
+      <w:r>
+        <w:t xml:space="preserve"> word. </w:t>
+      </w:r>
+    </w:p>
+    <w:p>
+      <w:r>
+        <w:t>Then, w</w:t>
+      </w:r>
+      <w:r>
+        <w:t>e have the fruits, which is the potential outgrowth of the seed.</w:t>
+      </w:r>
+    </w:p>
+    <w:p>
+      <w:r>
+        <w:t>Finally, we have the thorns.</w:t>
+      </w:r>
+      <w:r>
+        <w:t xml:space="preserve"> The thorns are the threat to the seed. They </w:t>
+      </w:r>
+      <w:r>
+        <w:t>represent</w:t>
+      </w:r>
+      <w:r>
+        <w:t xml:space="preserve"> the worries</w:t>
+      </w:r>
+      <w:r>
+        <w:t xml:space="preserve"> of life, the pleasures of life, and deceitfulness of wealth.</w:t>
+      </w:r>
+      <w:r>
+        <w:t xml:space="preserve"> </w:t>
+      </w:r>
+    </w:p>
+    <w:p/>
+    <w:p>
+      <w:r>
+        <w:t>3</w:t>
+      </w:r>
+      <w:r>
+        <w:t>2</w:t>
+      </w:r>
+      <w:r>
+        <w:t>:</w:t>
+      </w:r>
+      <w:r>
+        <w:t>12</w:t>
+      </w:r>
+      <w:r>
+        <w:t>/1:15:01</w:t>
+      </w:r>
+    </w:p>
+    <w:p>
+      <w:r>
+        <w:t>Jesus is the GOAT (Great Of All Time). Jesus told this story 2,000 years ago</w:t>
+      </w:r>
+      <w:r>
+        <w:t xml:space="preserve"> to the farmers in </w:t>
+      </w:r>
+      <w:proofErr w:type="spellStart"/>
+      <w:r>
+        <w:t>a</w:t>
+      </w:r>
+      <w:proofErr w:type="spellEnd"/>
+      <w:r>
+        <w:t xml:space="preserve"> agrarian </w:t>
+      </w:r>
+      <w:r>
+        <w:t>(</w:t>
+      </w:r>
+      <w:r>
+        <w:rPr>
+          <w:rFonts w:hint="eastAsia"/>
+        </w:rPr>
+        <w:t>農業的</w:t>
+      </w:r>
+      <w:r>
+        <w:t xml:space="preserve">) </w:t>
+      </w:r>
+      <w:r>
+        <w:t>society</w:t>
+      </w:r>
+      <w:r>
+        <w:t>. It is a prefect application for their lives at that time</w:t>
+      </w:r>
+    </w:p>
+    <w:p/>
+    <w:p>
+      <w:r>
+        <w:t>32:</w:t>
+      </w:r>
+      <w:r>
+        <w:t>48</w:t>
+      </w:r>
+      <w:r>
+        <w:t>/1:15:01</w:t>
+      </w:r>
+    </w:p>
+    <w:p>
+      <w:r>
+        <w:t xml:space="preserve">Jesus told us three things: </w:t>
+      </w:r>
+      <w:r>
+        <w:t xml:space="preserve">The </w:t>
+      </w:r>
+      <w:r>
+        <w:t>worr</w:t>
+      </w:r>
+      <w:r>
+        <w:t>ies</w:t>
+      </w:r>
+      <w:r>
+        <w:t xml:space="preserve"> of life, </w:t>
+      </w:r>
+      <w:r>
+        <w:t xml:space="preserve">the </w:t>
+      </w:r>
+      <w:r>
+        <w:t>pleasure</w:t>
+      </w:r>
+      <w:r>
+        <w:t>s</w:t>
+      </w:r>
+      <w:r>
+        <w:t xml:space="preserve"> of life,</w:t>
+      </w:r>
+      <w:r>
+        <w:t xml:space="preserve"> and the </w:t>
+      </w:r>
+      <w:r>
+        <w:t xml:space="preserve"> deceitfulness of wealth.</w:t>
+      </w:r>
+    </w:p>
+    <w:p/>
+    <w:p>
+      <w:r>
+        <w:t>3</w:t>
+      </w:r>
+      <w:r>
+        <w:t>3</w:t>
+      </w:r>
+      <w:r>
+        <w:t>:</w:t>
+      </w:r>
+      <w:r>
+        <w:t>23</w:t>
+      </w:r>
+      <w:r>
+        <w:t>/1:15:01</w:t>
+      </w:r>
+    </w:p>
+    <w:p>
+      <w:r>
+        <w:drawing>
+          <wp:inline distT="0" distB="0" distL="0" distR="0" wp14:anchorId="1FFC79B3" wp14:editId="33D5920F">
+            <wp:extent cx="5249008" cy="457264"/>
+            <wp:effectExtent l="0" t="0" r="0" b="0"/>
+            <wp:docPr id="241135783" name="Picture 1"/>
+            <wp:cNvGraphicFramePr>
+              <a:graphicFrameLocks xmlns:a="http://schemas.openxmlformats.org/drawingml/2006/main" noChangeAspect="1"/>
+            </wp:cNvGraphicFramePr>
+            <a:graphic xmlns:a="http://schemas.openxmlformats.org/drawingml/2006/main">
+              <a:graphicData uri="http://schemas.openxmlformats.org/drawingml/2006/picture">
+                <pic:pic xmlns:pic="http://schemas.openxmlformats.org/drawingml/2006/picture">
+                  <pic:nvPicPr>
+                    <pic:cNvPr id="241135783" name=""/>
+                    <pic:cNvPicPr/>
+                  </pic:nvPicPr>
+                  <pic:blipFill>
+                    <a:blip r:embed="rId49"/>
+                    <a:stretch>
+                      <a:fillRect/>
+                    </a:stretch>
+                  </pic:blipFill>
+                  <pic:spPr>
+                    <a:xfrm>
+                      <a:off x="0" y="0"/>
+                      <a:ext cx="5249008" cy="457264"/>
+                    </a:xfrm>
+                    <a:prstGeom prst="rect">
+                      <a:avLst/>
+                    </a:prstGeom>
+                  </pic:spPr>
+                </pic:pic>
+              </a:graphicData>
+            </a:graphic>
+          </wp:inline>
+        </w:drawing>
+      </w:r>
+    </w:p>
+    <w:p>
+      <w:r>
+        <w:t>Thorn #1: Worries of life.</w:t>
+      </w:r>
+    </w:p>
+    <w:p>
+      <w:r>
+        <w:t>What was the last time we go over the twister or X</w:t>
+      </w:r>
+      <w:r>
+        <w:t xml:space="preserve">? We read the news from phone, </w:t>
+      </w:r>
+      <w:r>
+        <w:t xml:space="preserve">Iran war, Hormuz strait, </w:t>
+      </w:r>
+      <w:r>
+        <w:t>etc. Those are worries of the life instan</w:t>
+      </w:r>
+      <w:r>
+        <w:t>t</w:t>
+      </w:r>
+      <w:r>
+        <w:t>ly begin to flood your heart.</w:t>
+      </w:r>
+      <w:r>
+        <w:t xml:space="preserve"> These are totally inactionable by us. We ca do very little about.</w:t>
+      </w:r>
+      <w:r>
+        <w:t xml:space="preserve"> They fill our heart and </w:t>
+      </w:r>
+      <w:r>
+        <w:t>paralyze</w:t>
+      </w:r>
+      <w:r>
+        <w:t xml:space="preserve"> us.</w:t>
+      </w:r>
+      <w:r>
+        <w:t xml:space="preserve"> It stops us to take action to do something.</w:t>
+      </w:r>
+    </w:p>
+    <w:p/>
+    <w:p>
+      <w:r>
+        <w:t>3</w:t>
+      </w:r>
+      <w:r>
+        <w:t>4</w:t>
+      </w:r>
+      <w:r>
+        <w:t>:</w:t>
+      </w:r>
+      <w:r>
+        <w:t>41</w:t>
+      </w:r>
+      <w:r>
+        <w:t>/1:15:01</w:t>
+      </w:r>
+    </w:p>
+    <w:p>
+      <w:r>
+        <w:drawing>
+          <wp:inline distT="0" distB="0" distL="0" distR="0" wp14:anchorId="4E9BDD7E" wp14:editId="1DEB518D">
+            <wp:extent cx="4648200" cy="681137"/>
+            <wp:effectExtent l="0" t="0" r="0" b="5080"/>
+            <wp:docPr id="1889013959" name="Picture 1"/>
+            <wp:cNvGraphicFramePr>
+              <a:graphicFrameLocks xmlns:a="http://schemas.openxmlformats.org/drawingml/2006/main" noChangeAspect="1"/>
+            </wp:cNvGraphicFramePr>
+            <a:graphic xmlns:a="http://schemas.openxmlformats.org/drawingml/2006/main">
+              <a:graphicData uri="http://schemas.openxmlformats.org/drawingml/2006/picture">
+                <pic:pic xmlns:pic="http://schemas.openxmlformats.org/drawingml/2006/picture">
+                  <pic:nvPicPr>
+                    <pic:cNvPr id="1889013959" name=""/>
+                    <pic:cNvPicPr/>
+                  </pic:nvPicPr>
+                  <pic:blipFill>
+                    <a:blip r:embed="rId50"/>
+                    <a:stretch>
+                      <a:fillRect/>
+                    </a:stretch>
+                  </pic:blipFill>
+                  <pic:spPr>
+                    <a:xfrm>
+                      <a:off x="0" y="0"/>
+                      <a:ext cx="4676961" cy="685352"/>
+                    </a:xfrm>
+                    <a:prstGeom prst="rect">
+                      <a:avLst/>
+                    </a:prstGeom>
+                  </pic:spPr>
+                </pic:pic>
+              </a:graphicData>
+            </a:graphic>
+          </wp:inline>
+        </w:drawing>
+      </w:r>
+    </w:p>
+    <w:p>
+      <w:r>
+        <w:t>Worries of life choke out the joy.</w:t>
+      </w:r>
+    </w:p>
+    <w:p/>
+    <w:p>
+      <w:r>
+        <w:t>3</w:t>
+      </w:r>
+      <w:r>
+        <w:t>4</w:t>
+      </w:r>
+      <w:r>
+        <w:t>:</w:t>
+      </w:r>
+      <w:r>
+        <w:t>54</w:t>
+      </w:r>
+      <w:r>
+        <w:t>/1:15:01</w:t>
+      </w:r>
+    </w:p>
+    <w:p>
+      <w:r>
+        <w:drawing>
+          <wp:inline distT="0" distB="0" distL="0" distR="0" wp14:anchorId="4CCDDE33" wp14:editId="468C63D9">
+            <wp:extent cx="4381500" cy="394407"/>
+            <wp:effectExtent l="0" t="0" r="0" b="5715"/>
+            <wp:docPr id="1633886331" name="Picture 1"/>
+            <wp:cNvGraphicFramePr>
+              <a:graphicFrameLocks xmlns:a="http://schemas.openxmlformats.org/drawingml/2006/main" noChangeAspect="1"/>
+            </wp:cNvGraphicFramePr>
+            <a:graphic xmlns:a="http://schemas.openxmlformats.org/drawingml/2006/main">
+              <a:graphicData uri="http://schemas.openxmlformats.org/drawingml/2006/picture">
+                <pic:pic xmlns:pic="http://schemas.openxmlformats.org/drawingml/2006/picture">
+                  <pic:nvPicPr>
+                    <pic:cNvPr id="1633886331" name=""/>
+                    <pic:cNvPicPr/>
+                  </pic:nvPicPr>
+                  <pic:blipFill>
+                    <a:blip r:embed="rId51"/>
+                    <a:stretch>
+                      <a:fillRect/>
+                    </a:stretch>
+                  </pic:blipFill>
+                  <pic:spPr>
+                    <a:xfrm>
+                      <a:off x="0" y="0"/>
+                      <a:ext cx="4398511" cy="395938"/>
+                    </a:xfrm>
+                    <a:prstGeom prst="rect">
+                      <a:avLst/>
+                    </a:prstGeom>
+                  </pic:spPr>
+                </pic:pic>
+              </a:graphicData>
+            </a:graphic>
+          </wp:inline>
+        </w:drawing>
+      </w:r>
+    </w:p>
+    <w:p>
+      <w:r>
+        <w:t>Second thorn: Pleasures of lif</w:t>
+      </w:r>
+      <w:r>
+        <w:t>e</w:t>
+      </w:r>
+      <w:r>
+        <w:t>.</w:t>
+      </w:r>
+    </w:p>
+    <w:p>
+      <w:r>
+        <w:t>We watch the pornography</w:t>
+      </w:r>
+      <w:r>
+        <w:t>,</w:t>
+      </w:r>
+      <w:r>
+        <w:t xml:space="preserve"> games</w:t>
+      </w:r>
+      <w:r>
+        <w:t>, ESPN Sport, NFL, NBA, etc</w:t>
+      </w:r>
+      <w:r>
+        <w:t xml:space="preserve">. These are pleasures of life. </w:t>
+      </w:r>
+      <w:r>
+        <w:t>We have distraction from these.</w:t>
+      </w:r>
+      <w:r>
+        <w:t xml:space="preserve"> We try to remove </w:t>
+      </w:r>
+      <w:r>
+        <w:t xml:space="preserve">or escape </w:t>
+      </w:r>
+      <w:r>
+        <w:t>ourselves from the current moment,</w:t>
+      </w:r>
+    </w:p>
+    <w:p/>
+    <w:p>
+      <w:r>
+        <w:t>3</w:t>
+      </w:r>
+      <w:r>
+        <w:t>6</w:t>
+      </w:r>
+      <w:r>
+        <w:t>:</w:t>
+      </w:r>
+      <w:r>
+        <w:t>26</w:t>
+      </w:r>
+      <w:r>
+        <w:t>/1:15:01</w:t>
+      </w:r>
+    </w:p>
+    <w:p>
+      <w:r>
+        <w:drawing>
+          <wp:inline distT="0" distB="0" distL="0" distR="0" wp14:anchorId="56E98E31" wp14:editId="47FFDF61">
+            <wp:extent cx="5943600" cy="786130"/>
+            <wp:effectExtent l="0" t="0" r="0" b="0"/>
+            <wp:docPr id="361053962" name="Picture 1"/>
+            <wp:cNvGraphicFramePr>
+              <a:graphicFrameLocks xmlns:a="http://schemas.openxmlformats.org/drawingml/2006/main" noChangeAspect="1"/>
+            </wp:cNvGraphicFramePr>
+            <a:graphic xmlns:a="http://schemas.openxmlformats.org/drawingml/2006/main">
+              <a:graphicData uri="http://schemas.openxmlformats.org/drawingml/2006/picture">
+                <pic:pic xmlns:pic="http://schemas.openxmlformats.org/drawingml/2006/picture">
+                  <pic:nvPicPr>
+                    <pic:cNvPr id="361053962" name=""/>
+                    <pic:cNvPicPr/>
+                  </pic:nvPicPr>
+                  <pic:blipFill>
+                    <a:blip r:embed="rId52"/>
+                    <a:stretch>
+                      <a:fillRect/>
+                    </a:stretch>
+                  </pic:blipFill>
+                  <pic:spPr>
+                    <a:xfrm>
+                      <a:off x="0" y="0"/>
+                      <a:ext cx="5943600" cy="786130"/>
+                    </a:xfrm>
+                    <a:prstGeom prst="rect">
+                      <a:avLst/>
+                    </a:prstGeom>
+                  </pic:spPr>
+                </pic:pic>
+              </a:graphicData>
+            </a:graphic>
+          </wp:inline>
+        </w:drawing>
+      </w:r>
+    </w:p>
+    <w:p>
+      <w:r>
+        <w:t>The pleasures of life choke out presence.</w:t>
+      </w:r>
+    </w:p>
+    <w:p/>
+    <w:p>
+      <w:r>
+        <w:t>36:</w:t>
+      </w:r>
+      <w:r>
+        <w:t>3</w:t>
+      </w:r>
+      <w:r>
+        <w:t>6/1:15:01</w:t>
+      </w:r>
+    </w:p>
+    <w:p>
+      <w:r>
+        <w:drawing>
+          <wp:inline distT="0" distB="0" distL="0" distR="0" wp14:anchorId="158F9170" wp14:editId="21BB5821">
+            <wp:extent cx="5943600" cy="422910"/>
+            <wp:effectExtent l="0" t="0" r="0" b="0"/>
+            <wp:docPr id="889226939" name="Picture 1"/>
+            <wp:cNvGraphicFramePr>
+              <a:graphicFrameLocks xmlns:a="http://schemas.openxmlformats.org/drawingml/2006/main" noChangeAspect="1"/>
+            </wp:cNvGraphicFramePr>
+            <a:graphic xmlns:a="http://schemas.openxmlformats.org/drawingml/2006/main">
+              <a:graphicData uri="http://schemas.openxmlformats.org/drawingml/2006/picture">
+                <pic:pic xmlns:pic="http://schemas.openxmlformats.org/drawingml/2006/picture">
+                  <pic:nvPicPr>
+                    <pic:cNvPr id="889226939" name=""/>
+                    <pic:cNvPicPr/>
+                  </pic:nvPicPr>
+                  <pic:blipFill>
+                    <a:blip r:embed="rId53"/>
+                    <a:stretch>
+                      <a:fillRect/>
+                    </a:stretch>
+                  </pic:blipFill>
+                  <pic:spPr>
+                    <a:xfrm>
+                      <a:off x="0" y="0"/>
+                      <a:ext cx="5943600" cy="422910"/>
+                    </a:xfrm>
+                    <a:prstGeom prst="rect">
+                      <a:avLst/>
+                    </a:prstGeom>
+                  </pic:spPr>
+                </pic:pic>
+              </a:graphicData>
+            </a:graphic>
+          </wp:inline>
+        </w:drawing>
+      </w:r>
+    </w:p>
+    <w:p>
+      <w:r>
+        <w:t>Thorn #3: Deceitfulness of wealth</w:t>
+      </w:r>
+    </w:p>
+    <w:p>
+      <w:r>
+        <w:t xml:space="preserve">Finally, Deceitfulness of wealth </w:t>
+      </w:r>
+    </w:p>
+    <w:p/>
+    <w:p>
+      <w:r>
+        <w:t>3</w:t>
+      </w:r>
+      <w:r>
+        <w:t>8</w:t>
+      </w:r>
+      <w:r>
+        <w:t>:</w:t>
+      </w:r>
+      <w:r>
+        <w:t>11</w:t>
+      </w:r>
+      <w:r>
+        <w:t>/1:15:01</w:t>
+      </w:r>
+    </w:p>
+    <w:p>
+      <w:r>
+        <w:drawing>
+          <wp:inline distT="0" distB="0" distL="0" distR="0" wp14:anchorId="5CE4C014" wp14:editId="4EA9ABFC">
+            <wp:extent cx="5544324" cy="762106"/>
+            <wp:effectExtent l="0" t="0" r="0" b="0"/>
+            <wp:docPr id="1332356394" name="Picture 1"/>
+            <wp:cNvGraphicFramePr>
+              <a:graphicFrameLocks xmlns:a="http://schemas.openxmlformats.org/drawingml/2006/main" noChangeAspect="1"/>
+            </wp:cNvGraphicFramePr>
+            <a:graphic xmlns:a="http://schemas.openxmlformats.org/drawingml/2006/main">
+              <a:graphicData uri="http://schemas.openxmlformats.org/drawingml/2006/picture">
+                <pic:pic xmlns:pic="http://schemas.openxmlformats.org/drawingml/2006/picture">
+                  <pic:nvPicPr>
+                    <pic:cNvPr id="1332356394" name=""/>
+                    <pic:cNvPicPr/>
+                  </pic:nvPicPr>
+                  <pic:blipFill>
+                    <a:blip r:embed="rId54"/>
+                    <a:stretch>
+                      <a:fillRect/>
+                    </a:stretch>
+                  </pic:blipFill>
+                  <pic:spPr>
+                    <a:xfrm>
+                      <a:off x="0" y="0"/>
+                      <a:ext cx="5544324" cy="762106"/>
+                    </a:xfrm>
+                    <a:prstGeom prst="rect">
+                      <a:avLst/>
+                    </a:prstGeom>
+                  </pic:spPr>
+                </pic:pic>
+              </a:graphicData>
+            </a:graphic>
+          </wp:inline>
+        </w:drawing>
+      </w:r>
+    </w:p>
+    <w:p>
+      <w:r>
+        <w:lastRenderedPageBreak/>
+        <w:t>We have friends travel all around. We just compare the money</w:t>
+      </w:r>
+      <w:r>
+        <w:t xml:space="preserve"> and social media</w:t>
+      </w:r>
+      <w:r>
+        <w:t xml:space="preserve">. </w:t>
+      </w:r>
+      <w:r>
+        <w:t>It choke</w:t>
+      </w:r>
+      <w:r>
+        <w:t>s</w:t>
+      </w:r>
+      <w:r>
+        <w:t xml:space="preserve"> out the </w:t>
+      </w:r>
+      <w:r>
+        <w:t>contentment (</w:t>
+      </w:r>
+      <w:r>
+        <w:t>satisfaction</w:t>
+      </w:r>
+      <w:r>
+        <w:t>)</w:t>
+      </w:r>
+      <w:r>
+        <w:t>.</w:t>
+      </w:r>
+    </w:p>
+    <w:p>
+      <w:r>
+        <w:t>Deceitfulness of wealth</w:t>
+      </w:r>
+      <w:r>
+        <w:t xml:space="preserve"> choke out the truth.</w:t>
+      </w:r>
+    </w:p>
+    <w:p/>
+    <w:p>
+      <w:r>
+        <w:t>We have three thorns (Worries of life, pleasures of life, and Deceitfulness of wealth) which choke out the seed so that it does not produce</w:t>
+      </w:r>
+      <w:r>
+        <w:t xml:space="preserve"> fruit.</w:t>
+      </w:r>
+    </w:p>
+    <w:p/>
+    <w:p>
+      <w:r>
+        <w:t>39:01/</w:t>
+      </w:r>
+      <w:r>
+        <w:t>1:15:01</w:t>
+      </w:r>
+    </w:p>
+    <w:p>
+      <w:r>
+        <w:drawing>
+          <wp:inline distT="0" distB="0" distL="0" distR="0" wp14:anchorId="7BFD7583" wp14:editId="773A1C81">
+            <wp:extent cx="5943600" cy="775335"/>
+            <wp:effectExtent l="0" t="0" r="0" b="5715"/>
+            <wp:docPr id="1441988674" name="Picture 1"/>
+            <wp:cNvGraphicFramePr>
+              <a:graphicFrameLocks xmlns:a="http://schemas.openxmlformats.org/drawingml/2006/main" noChangeAspect="1"/>
+            </wp:cNvGraphicFramePr>
+            <a:graphic xmlns:a="http://schemas.openxmlformats.org/drawingml/2006/main">
+              <a:graphicData uri="http://schemas.openxmlformats.org/drawingml/2006/picture">
+                <pic:pic xmlns:pic="http://schemas.openxmlformats.org/drawingml/2006/picture">
+                  <pic:nvPicPr>
+                    <pic:cNvPr id="1441988674" name=""/>
+                    <pic:cNvPicPr/>
+                  </pic:nvPicPr>
+                  <pic:blipFill>
+                    <a:blip r:embed="rId55"/>
+                    <a:stretch>
+                      <a:fillRect/>
+                    </a:stretch>
+                  </pic:blipFill>
+                  <pic:spPr>
+                    <a:xfrm>
+                      <a:off x="0" y="0"/>
+                      <a:ext cx="5943600" cy="775335"/>
+                    </a:xfrm>
+                    <a:prstGeom prst="rect">
+                      <a:avLst/>
+                    </a:prstGeom>
+                  </pic:spPr>
+                </pic:pic>
+              </a:graphicData>
+            </a:graphic>
+          </wp:inline>
+        </w:drawing>
+      </w:r>
+    </w:p>
+    <w:p>
+      <w:r>
+        <w:t xml:space="preserve">What is the fruit? Furit is result or reward of work or </w:t>
+      </w:r>
+      <w:r>
+        <w:t>activity</w:t>
+      </w:r>
+      <w:r>
+        <w:t>.</w:t>
+      </w:r>
+    </w:p>
+    <w:p/>
+    <w:p>
+      <w:r>
+        <w:t>39:</w:t>
+      </w:r>
+      <w:r>
+        <w:t>33</w:t>
+      </w:r>
+      <w:r>
+        <w:t>/1:15:01</w:t>
+      </w:r>
+    </w:p>
+    <w:p>
+      <w:r>
+        <w:drawing>
+          <wp:inline distT="0" distB="0" distL="0" distR="0" wp14:anchorId="7290490B" wp14:editId="7C56EABA">
+            <wp:extent cx="5943600" cy="670560"/>
+            <wp:effectExtent l="0" t="0" r="0" b="0"/>
+            <wp:docPr id="164563128" name="Picture 1"/>
+            <wp:cNvGraphicFramePr>
+              <a:graphicFrameLocks xmlns:a="http://schemas.openxmlformats.org/drawingml/2006/main" noChangeAspect="1"/>
+            </wp:cNvGraphicFramePr>
+            <a:graphic xmlns:a="http://schemas.openxmlformats.org/drawingml/2006/main">
+              <a:graphicData uri="http://schemas.openxmlformats.org/drawingml/2006/picture">
+                <pic:pic xmlns:pic="http://schemas.openxmlformats.org/drawingml/2006/picture">
+                  <pic:nvPicPr>
+                    <pic:cNvPr id="164563128" name=""/>
+                    <pic:cNvPicPr/>
+                  </pic:nvPicPr>
+                  <pic:blipFill>
+                    <a:blip r:embed="rId56"/>
+                    <a:stretch>
+                      <a:fillRect/>
+                    </a:stretch>
+                  </pic:blipFill>
+                  <pic:spPr>
+                    <a:xfrm>
+                      <a:off x="0" y="0"/>
+                      <a:ext cx="5943600" cy="670560"/>
+                    </a:xfrm>
+                    <a:prstGeom prst="rect">
+                      <a:avLst/>
+                    </a:prstGeom>
+                  </pic:spPr>
+                </pic:pic>
+              </a:graphicData>
+            </a:graphic>
+          </wp:inline>
+        </w:drawing>
+      </w:r>
+    </w:p>
+    <w:p>
+      <w:r>
+        <w:t>We want fruit which come from seed. The seed is potential of something greater later on.</w:t>
+      </w:r>
+    </w:p>
+    <w:p/>
+    <w:p>
+      <w:r>
+        <w:t>42</w:t>
+      </w:r>
+      <w:r>
+        <w:t>:</w:t>
+      </w:r>
+      <w:r>
+        <w:t>00</w:t>
+      </w:r>
+      <w:r>
+        <w:t>/1:15:01</w:t>
+      </w:r>
+    </w:p>
+    <w:p>
+      <w:r>
+        <w:t>The seeds are surround by the digital thorns.</w:t>
+      </w:r>
+      <w:r>
+        <w:t xml:space="preserve"> These digital thorns </w:t>
+      </w:r>
+      <w:r>
+        <w:t>kill</w:t>
+      </w:r>
+      <w:r>
+        <w:t xml:space="preserve"> our lives.</w:t>
+      </w:r>
+    </w:p>
+    <w:p/>
+    <w:p>
+      <w:r>
+        <w:t>4</w:t>
+      </w:r>
+      <w:r>
+        <w:t>3</w:t>
+      </w:r>
+      <w:r>
+        <w:t>:</w:t>
+      </w:r>
+      <w:r>
+        <w:t>35</w:t>
+      </w:r>
+      <w:r>
+        <w:t>/1:15:01</w:t>
+      </w:r>
+    </w:p>
+    <w:p>
+      <w:r>
+        <w:drawing>
+          <wp:inline distT="0" distB="0" distL="0" distR="0" wp14:anchorId="6AEE9D80" wp14:editId="7976503F">
+            <wp:extent cx="2105025" cy="2997845"/>
+            <wp:effectExtent l="0" t="0" r="0" b="0"/>
+            <wp:docPr id="1969124888" name="Picture 1"/>
+            <wp:cNvGraphicFramePr>
+              <a:graphicFrameLocks xmlns:a="http://schemas.openxmlformats.org/drawingml/2006/main" noChangeAspect="1"/>
+            </wp:cNvGraphicFramePr>
+            <a:graphic xmlns:a="http://schemas.openxmlformats.org/drawingml/2006/main">
+              <a:graphicData uri="http://schemas.openxmlformats.org/drawingml/2006/picture">
+                <pic:pic xmlns:pic="http://schemas.openxmlformats.org/drawingml/2006/picture">
+                  <pic:nvPicPr>
+                    <pic:cNvPr id="1969124888" name=""/>
+                    <pic:cNvPicPr/>
+                  </pic:nvPicPr>
+                  <pic:blipFill>
+                    <a:blip r:embed="rId57"/>
+                    <a:stretch>
+                      <a:fillRect/>
+                    </a:stretch>
+                  </pic:blipFill>
+                  <pic:spPr>
+                    <a:xfrm>
+                      <a:off x="0" y="0"/>
+                      <a:ext cx="2108796" cy="3003216"/>
+                    </a:xfrm>
+                    <a:prstGeom prst="rect">
+                      <a:avLst/>
+                    </a:prstGeom>
+                  </pic:spPr>
+                </pic:pic>
+              </a:graphicData>
+            </a:graphic>
+          </wp:inline>
+        </w:drawing>
+      </w:r>
+    </w:p>
+    <w:p>
+      <w:r>
+        <w:t>Luke 4:15, 8</w:t>
+      </w:r>
+    </w:p>
+    <w:p>
+      <w:r>
+        <w:t>The seed on good soil stands for those… who hear the word, retain it, and by preserving produce a crop… a hundred times than was sown</w:t>
+      </w:r>
+      <w:r>
+        <w:t>.</w:t>
+      </w:r>
+    </w:p>
+    <w:p/>
+    <w:p>
+      <w:r>
+        <w:lastRenderedPageBreak/>
+        <w:t>4</w:t>
+      </w:r>
+      <w:r>
+        <w:t>4</w:t>
+      </w:r>
+      <w:r>
+        <w:t>:35/1:15:01</w:t>
+      </w:r>
+    </w:p>
+    <w:p>
+      <w:r>
+        <w:drawing>
+          <wp:inline distT="0" distB="0" distL="0" distR="0" wp14:anchorId="592E4DE7" wp14:editId="6EA8A570">
+            <wp:extent cx="4095750" cy="583192"/>
+            <wp:effectExtent l="0" t="0" r="0" b="7620"/>
+            <wp:docPr id="692363448" name="Picture 1"/>
+            <wp:cNvGraphicFramePr>
+              <a:graphicFrameLocks xmlns:a="http://schemas.openxmlformats.org/drawingml/2006/main" noChangeAspect="1"/>
+            </wp:cNvGraphicFramePr>
+            <a:graphic xmlns:a="http://schemas.openxmlformats.org/drawingml/2006/main">
+              <a:graphicData uri="http://schemas.openxmlformats.org/drawingml/2006/picture">
+                <pic:pic xmlns:pic="http://schemas.openxmlformats.org/drawingml/2006/picture">
+                  <pic:nvPicPr>
+                    <pic:cNvPr id="692363448" name=""/>
+                    <pic:cNvPicPr/>
+                  </pic:nvPicPr>
+                  <pic:blipFill>
+                    <a:blip r:embed="rId58"/>
+                    <a:stretch>
+                      <a:fillRect/>
+                    </a:stretch>
+                  </pic:blipFill>
+                  <pic:spPr>
+                    <a:xfrm>
+                      <a:off x="0" y="0"/>
+                      <a:ext cx="4123103" cy="587087"/>
+                    </a:xfrm>
+                    <a:prstGeom prst="rect">
+                      <a:avLst/>
+                    </a:prstGeom>
+                  </pic:spPr>
+                </pic:pic>
+              </a:graphicData>
+            </a:graphic>
+          </wp:inline>
+        </w:drawing>
+      </w:r>
+    </w:p>
+    <w:p>
+      <w:r>
+        <w:t>Before they attack, I must prune the thorns back</w:t>
+      </w:r>
+      <w:r>
+        <w:t>.</w:t>
+      </w:r>
+    </w:p>
+    <w:p/>
+    <w:p>
+      <w:r>
+        <w:t>4</w:t>
+      </w:r>
+      <w:r>
+        <w:t>5</w:t>
+      </w:r>
+      <w:r>
+        <w:t>:</w:t>
+      </w:r>
+      <w:r>
+        <w:t>19</w:t>
+      </w:r>
+      <w:r>
+        <w:t>/1:15:01</w:t>
+      </w:r>
+    </w:p>
+    <w:p>
+      <w:r>
+        <w:drawing>
+          <wp:inline distT="0" distB="0" distL="0" distR="0" wp14:anchorId="6C32D708" wp14:editId="757044F7">
+            <wp:extent cx="5430008" cy="581106"/>
+            <wp:effectExtent l="0" t="0" r="0" b="9525"/>
+            <wp:docPr id="347202994" name="Picture 1"/>
+            <wp:cNvGraphicFramePr>
+              <a:graphicFrameLocks xmlns:a="http://schemas.openxmlformats.org/drawingml/2006/main" noChangeAspect="1"/>
+            </wp:cNvGraphicFramePr>
+            <a:graphic xmlns:a="http://schemas.openxmlformats.org/drawingml/2006/main">
+              <a:graphicData uri="http://schemas.openxmlformats.org/drawingml/2006/picture">
+                <pic:pic xmlns:pic="http://schemas.openxmlformats.org/drawingml/2006/picture">
+                  <pic:nvPicPr>
+                    <pic:cNvPr id="347202994" name=""/>
+                    <pic:cNvPicPr/>
+                  </pic:nvPicPr>
+                  <pic:blipFill>
+                    <a:blip r:embed="rId59"/>
+                    <a:stretch>
+                      <a:fillRect/>
+                    </a:stretch>
+                  </pic:blipFill>
+                  <pic:spPr>
+                    <a:xfrm>
+                      <a:off x="0" y="0"/>
+                      <a:ext cx="5430008" cy="581106"/>
+                    </a:xfrm>
+                    <a:prstGeom prst="rect">
+                      <a:avLst/>
+                    </a:prstGeom>
+                  </pic:spPr>
+                </pic:pic>
+              </a:graphicData>
+            </a:graphic>
+          </wp:inline>
+        </w:drawing>
+      </w:r>
+    </w:p>
+    <w:p>
+      <w:r>
+        <w:t xml:space="preserve">1. </w:t>
+      </w:r>
+      <w:r>
+        <w:t>Let</w:t>
+      </w:r>
+      <w:r>
+        <w:t>’s</w:t>
+      </w:r>
+      <w:r>
+        <w:t xml:space="preserve"> live differently</w:t>
+      </w:r>
+      <w:r>
+        <w:t>: Stop the incoming message</w:t>
+      </w:r>
+      <w:r>
+        <w:t>s.</w:t>
+      </w:r>
+    </w:p>
+    <w:p/>
+    <w:p>
+      <w:r>
+        <w:t>4</w:t>
+      </w:r>
+      <w:r>
+        <w:t>6</w:t>
+      </w:r>
+      <w:r>
+        <w:t>:19/1:15:01</w:t>
+      </w:r>
+    </w:p>
+    <w:p>
+      <w:r>
+        <w:drawing>
+          <wp:inline distT="0" distB="0" distL="0" distR="0" wp14:anchorId="5941FF26" wp14:editId="02E9D29F">
+            <wp:extent cx="5943600" cy="385445"/>
+            <wp:effectExtent l="0" t="0" r="0" b="0"/>
+            <wp:docPr id="176407150" name="Picture 1"/>
+            <wp:cNvGraphicFramePr>
+              <a:graphicFrameLocks xmlns:a="http://schemas.openxmlformats.org/drawingml/2006/main" noChangeAspect="1"/>
+            </wp:cNvGraphicFramePr>
+            <a:graphic xmlns:a="http://schemas.openxmlformats.org/drawingml/2006/main">
+              <a:graphicData uri="http://schemas.openxmlformats.org/drawingml/2006/picture">
+                <pic:pic xmlns:pic="http://schemas.openxmlformats.org/drawingml/2006/picture">
+                  <pic:nvPicPr>
+                    <pic:cNvPr id="176407150" name=""/>
+                    <pic:cNvPicPr/>
+                  </pic:nvPicPr>
+                  <pic:blipFill>
+                    <a:blip r:embed="rId60"/>
+                    <a:stretch>
+                      <a:fillRect/>
+                    </a:stretch>
+                  </pic:blipFill>
+                  <pic:spPr>
+                    <a:xfrm>
+                      <a:off x="0" y="0"/>
+                      <a:ext cx="5943600" cy="385445"/>
+                    </a:xfrm>
+                    <a:prstGeom prst="rect">
+                      <a:avLst/>
+                    </a:prstGeom>
+                  </pic:spPr>
+                </pic:pic>
+              </a:graphicData>
+            </a:graphic>
+          </wp:inline>
+        </w:drawing>
+      </w:r>
+    </w:p>
+    <w:p>
+      <w:r>
+        <w:t>Don’t bring thorns (iPhone) to a fruit party</w:t>
+      </w:r>
+    </w:p>
+    <w:p/>
+    <w:p>
+      <w:r>
+        <w:drawing>
+          <wp:inline distT="0" distB="0" distL="0" distR="0" wp14:anchorId="7C24E8F7" wp14:editId="66DDD16C">
+            <wp:extent cx="5943600" cy="691515"/>
+            <wp:effectExtent l="0" t="0" r="0" b="0"/>
+            <wp:docPr id="1997345147" name="Picture 1"/>
+            <wp:cNvGraphicFramePr>
+              <a:graphicFrameLocks xmlns:a="http://schemas.openxmlformats.org/drawingml/2006/main" noChangeAspect="1"/>
+            </wp:cNvGraphicFramePr>
+            <a:graphic xmlns:a="http://schemas.openxmlformats.org/drawingml/2006/main">
+              <a:graphicData uri="http://schemas.openxmlformats.org/drawingml/2006/picture">
+                <pic:pic xmlns:pic="http://schemas.openxmlformats.org/drawingml/2006/picture">
+                  <pic:nvPicPr>
+                    <pic:cNvPr id="1997345147" name=""/>
+                    <pic:cNvPicPr/>
+                  </pic:nvPicPr>
+                  <pic:blipFill>
+                    <a:blip r:embed="rId61"/>
+                    <a:stretch>
+                      <a:fillRect/>
+                    </a:stretch>
+                  </pic:blipFill>
+                  <pic:spPr>
+                    <a:xfrm>
+                      <a:off x="0" y="0"/>
+                      <a:ext cx="5943600" cy="691515"/>
+                    </a:xfrm>
+                    <a:prstGeom prst="rect">
+                      <a:avLst/>
+                    </a:prstGeom>
+                  </pic:spPr>
+                </pic:pic>
+              </a:graphicData>
+            </a:graphic>
+          </wp:inline>
+        </w:drawing>
+      </w:r>
+    </w:p>
+    <w:p>
+      <w:r>
+        <w:t>Get in the daily practice of sending time apart from your phone.</w:t>
+      </w:r>
+    </w:p>
+    <w:p/>
+    <w:p>
+      <w:r>
+        <w:t>4</w:t>
+      </w:r>
+      <w:r>
+        <w:t>7</w:t>
+      </w:r>
+      <w:r>
+        <w:t>:19/1:15:01</w:t>
+      </w:r>
+    </w:p>
+    <w:p>
+      <w:r>
+        <w:drawing>
+          <wp:inline distT="0" distB="0" distL="0" distR="0" wp14:anchorId="026B5680" wp14:editId="5817F85F">
+            <wp:extent cx="3933825" cy="654398"/>
+            <wp:effectExtent l="0" t="0" r="0" b="0"/>
+            <wp:docPr id="479031807" name="Picture 1"/>
+            <wp:cNvGraphicFramePr>
+              <a:graphicFrameLocks xmlns:a="http://schemas.openxmlformats.org/drawingml/2006/main" noChangeAspect="1"/>
+            </wp:cNvGraphicFramePr>
+            <a:graphic xmlns:a="http://schemas.openxmlformats.org/drawingml/2006/main">
+              <a:graphicData uri="http://schemas.openxmlformats.org/drawingml/2006/picture">
+                <pic:pic xmlns:pic="http://schemas.openxmlformats.org/drawingml/2006/picture">
+                  <pic:nvPicPr>
+                    <pic:cNvPr id="479031807" name=""/>
+                    <pic:cNvPicPr/>
+                  </pic:nvPicPr>
+                  <pic:blipFill>
+                    <a:blip r:embed="rId62"/>
+                    <a:stretch>
+                      <a:fillRect/>
+                    </a:stretch>
+                  </pic:blipFill>
+                  <pic:spPr>
+                    <a:xfrm>
+                      <a:off x="0" y="0"/>
+                      <a:ext cx="3958184" cy="658450"/>
+                    </a:xfrm>
+                    <a:prstGeom prst="rect">
+                      <a:avLst/>
+                    </a:prstGeom>
+                  </pic:spPr>
+                </pic:pic>
+              </a:graphicData>
+            </a:graphic>
+          </wp:inline>
+        </w:drawing>
+      </w:r>
+    </w:p>
+    <w:p/>
+    <w:p>
+      <w:r>
+        <w:t>4</w:t>
+      </w:r>
+      <w:r>
+        <w:t>8</w:t>
+      </w:r>
+      <w:r>
+        <w:t>:19/1:15:01</w:t>
+      </w:r>
+    </w:p>
+    <w:p>
+      <w:r>
+        <w:drawing>
+          <wp:inline distT="0" distB="0" distL="0" distR="0" wp14:anchorId="2E1194EF" wp14:editId="23AFF419">
+            <wp:extent cx="4924425" cy="782857"/>
+            <wp:effectExtent l="0" t="0" r="0" b="0"/>
+            <wp:docPr id="230543009" name="Picture 1"/>
+            <wp:cNvGraphicFramePr>
+              <a:graphicFrameLocks xmlns:a="http://schemas.openxmlformats.org/drawingml/2006/main" noChangeAspect="1"/>
+            </wp:cNvGraphicFramePr>
+            <a:graphic xmlns:a="http://schemas.openxmlformats.org/drawingml/2006/main">
+              <a:graphicData uri="http://schemas.openxmlformats.org/drawingml/2006/picture">
+                <pic:pic xmlns:pic="http://schemas.openxmlformats.org/drawingml/2006/picture">
+                  <pic:nvPicPr>
+                    <pic:cNvPr id="230543009" name=""/>
+                    <pic:cNvPicPr/>
+                  </pic:nvPicPr>
+                  <pic:blipFill>
+                    <a:blip r:embed="rId63"/>
+                    <a:stretch>
+                      <a:fillRect/>
+                    </a:stretch>
+                  </pic:blipFill>
+                  <pic:spPr>
+                    <a:xfrm>
+                      <a:off x="0" y="0"/>
+                      <a:ext cx="4938317" cy="785066"/>
+                    </a:xfrm>
+                    <a:prstGeom prst="rect">
+                      <a:avLst/>
+                    </a:prstGeom>
+                  </pic:spPr>
+                </pic:pic>
+              </a:graphicData>
+            </a:graphic>
+          </wp:inline>
+        </w:drawing>
+      </w:r>
+    </w:p>
+    <w:p>
+      <w:r>
+        <w:t>In 2026, the best way to preach the Gospel without words is to be off your phone, looking up.</w:t>
+      </w:r>
+    </w:p>
+    <w:p/>
+    <w:p>
+      <w:r>
+        <w:t>4</w:t>
+      </w:r>
+      <w:r>
+        <w:t>9</w:t>
+      </w:r>
+      <w:r>
+        <w:t>:19/1:15:01</w:t>
+      </w:r>
+    </w:p>
+    <w:p>
+      <w:r>
+        <w:drawing>
+          <wp:inline distT="0" distB="0" distL="0" distR="0" wp14:anchorId="0C4481FD" wp14:editId="69E63BC8">
+            <wp:extent cx="3762375" cy="603336"/>
+            <wp:effectExtent l="0" t="0" r="0" b="6350"/>
+            <wp:docPr id="390482958" name="Picture 1"/>
+            <wp:cNvGraphicFramePr>
+              <a:graphicFrameLocks xmlns:a="http://schemas.openxmlformats.org/drawingml/2006/main" noChangeAspect="1"/>
+            </wp:cNvGraphicFramePr>
+            <a:graphic xmlns:a="http://schemas.openxmlformats.org/drawingml/2006/main">
+              <a:graphicData uri="http://schemas.openxmlformats.org/drawingml/2006/picture">
+                <pic:pic xmlns:pic="http://schemas.openxmlformats.org/drawingml/2006/picture">
+                  <pic:nvPicPr>
+                    <pic:cNvPr id="390482958" name=""/>
+                    <pic:cNvPicPr/>
+                  </pic:nvPicPr>
+                  <pic:blipFill>
+                    <a:blip r:embed="rId64"/>
+                    <a:stretch>
+                      <a:fillRect/>
+                    </a:stretch>
+                  </pic:blipFill>
+                  <pic:spPr>
+                    <a:xfrm>
+                      <a:off x="0" y="0"/>
+                      <a:ext cx="3774711" cy="605314"/>
+                    </a:xfrm>
+                    <a:prstGeom prst="rect">
+                      <a:avLst/>
+                    </a:prstGeom>
+                  </pic:spPr>
+                </pic:pic>
+              </a:graphicData>
+            </a:graphic>
+          </wp:inline>
+        </w:drawing>
+      </w:r>
+    </w:p>
+    <w:p>
+      <w:r>
+        <w:t>No phones in lines or at restaurants</w:t>
+      </w:r>
+      <w:r>
+        <w:t>.</w:t>
+      </w:r>
+    </w:p>
+    <w:p/>
+    <w:p>
+      <w:r>
+        <w:t>49:</w:t>
+      </w:r>
+      <w:r>
+        <w:t>30</w:t>
+      </w:r>
+      <w:r>
+        <w:t>/1:15:01</w:t>
+      </w:r>
+    </w:p>
+    <w:p/>
+    <w:p>
+      <w:r>
+        <w:lastRenderedPageBreak/>
+        <w:drawing>
+          <wp:inline distT="0" distB="0" distL="0" distR="0" wp14:anchorId="20F661C9" wp14:editId="39906E5D">
+            <wp:extent cx="3705225" cy="765430"/>
+            <wp:effectExtent l="0" t="0" r="0" b="0"/>
+            <wp:docPr id="735535438" name="Picture 1"/>
+            <wp:cNvGraphicFramePr>
+              <a:graphicFrameLocks xmlns:a="http://schemas.openxmlformats.org/drawingml/2006/main" noChangeAspect="1"/>
+            </wp:cNvGraphicFramePr>
+            <a:graphic xmlns:a="http://schemas.openxmlformats.org/drawingml/2006/main">
+              <a:graphicData uri="http://schemas.openxmlformats.org/drawingml/2006/picture">
+                <pic:pic xmlns:pic="http://schemas.openxmlformats.org/drawingml/2006/picture">
+                  <pic:nvPicPr>
+                    <pic:cNvPr id="735535438" name=""/>
+                    <pic:cNvPicPr/>
+                  </pic:nvPicPr>
+                  <pic:blipFill>
+                    <a:blip r:embed="rId65"/>
+                    <a:stretch>
+                      <a:fillRect/>
+                    </a:stretch>
+                  </pic:blipFill>
+                  <pic:spPr>
+                    <a:xfrm>
+                      <a:off x="0" y="0"/>
+                      <a:ext cx="3714377" cy="767321"/>
+                    </a:xfrm>
+                    <a:prstGeom prst="rect">
+                      <a:avLst/>
+                    </a:prstGeom>
+                  </pic:spPr>
+                </pic:pic>
+              </a:graphicData>
+            </a:graphic>
+          </wp:inline>
+        </w:drawing>
+      </w:r>
+    </w:p>
+    <w:p/>
+    <w:p>
+      <w:r>
+        <w:t>49:</w:t>
+      </w:r>
+      <w:r>
+        <w:t>4</w:t>
+      </w:r>
+      <w:r>
+        <w:t>0/1:15:01</w:t>
+      </w:r>
+    </w:p>
+    <w:p>
+      <w:r>
+        <w:drawing>
+          <wp:inline distT="0" distB="0" distL="0" distR="0" wp14:anchorId="2AB9D293" wp14:editId="7D748917">
+            <wp:extent cx="5943600" cy="596900"/>
+            <wp:effectExtent l="0" t="0" r="0" b="0"/>
+            <wp:docPr id="980903352" name="Picture 1"/>
+            <wp:cNvGraphicFramePr>
+              <a:graphicFrameLocks xmlns:a="http://schemas.openxmlformats.org/drawingml/2006/main" noChangeAspect="1"/>
+            </wp:cNvGraphicFramePr>
+            <a:graphic xmlns:a="http://schemas.openxmlformats.org/drawingml/2006/main">
+              <a:graphicData uri="http://schemas.openxmlformats.org/drawingml/2006/picture">
+                <pic:pic xmlns:pic="http://schemas.openxmlformats.org/drawingml/2006/picture">
+                  <pic:nvPicPr>
+                    <pic:cNvPr id="980903352" name=""/>
+                    <pic:cNvPicPr/>
+                  </pic:nvPicPr>
+                  <pic:blipFill>
+                    <a:blip r:embed="rId66"/>
+                    <a:stretch>
+                      <a:fillRect/>
+                    </a:stretch>
+                  </pic:blipFill>
+                  <pic:spPr>
+                    <a:xfrm>
+                      <a:off x="0" y="0"/>
+                      <a:ext cx="5943600" cy="596900"/>
+                    </a:xfrm>
+                    <a:prstGeom prst="rect">
+                      <a:avLst/>
+                    </a:prstGeom>
+                  </pic:spPr>
+                </pic:pic>
+              </a:graphicData>
+            </a:graphic>
+          </wp:inline>
+        </w:drawing>
+      </w:r>
+    </w:p>
+    <w:p>
+      <w:r>
+        <w:t>Never underestimate the amount of pain in any room you enter.</w:t>
+      </w:r>
+    </w:p>
+    <w:p/>
+    <w:p>
+      <w:r>
+        <w:t>Pray:</w:t>
+      </w:r>
+    </w:p>
+    <w:p>
+      <w:r>
+        <w:drawing>
+          <wp:inline distT="0" distB="0" distL="0" distR="0" wp14:anchorId="7AADD71E" wp14:editId="1E89349B">
+            <wp:extent cx="5943600" cy="584835"/>
+            <wp:effectExtent l="0" t="0" r="0" b="5715"/>
+            <wp:docPr id="7733742" name="Picture 1"/>
+            <wp:cNvGraphicFramePr>
+              <a:graphicFrameLocks xmlns:a="http://schemas.openxmlformats.org/drawingml/2006/main" noChangeAspect="1"/>
+            </wp:cNvGraphicFramePr>
+            <a:graphic xmlns:a="http://schemas.openxmlformats.org/drawingml/2006/main">
+              <a:graphicData uri="http://schemas.openxmlformats.org/drawingml/2006/picture">
+                <pic:pic xmlns:pic="http://schemas.openxmlformats.org/drawingml/2006/picture">
+                  <pic:nvPicPr>
+                    <pic:cNvPr id="7733742" name=""/>
+                    <pic:cNvPicPr/>
+                  </pic:nvPicPr>
+                  <pic:blipFill>
+                    <a:blip r:embed="rId67"/>
+                    <a:stretch>
+                      <a:fillRect/>
+                    </a:stretch>
+                  </pic:blipFill>
+                  <pic:spPr>
+                    <a:xfrm>
+                      <a:off x="0" y="0"/>
+                      <a:ext cx="5943600" cy="584835"/>
+                    </a:xfrm>
+                    <a:prstGeom prst="rect">
+                      <a:avLst/>
+                    </a:prstGeom>
+                  </pic:spPr>
+                </pic:pic>
+              </a:graphicData>
+            </a:graphic>
+          </wp:inline>
+        </w:drawing>
+      </w:r>
+    </w:p>
+    <w:p/>
+    <w:p>
+      <w:r>
+        <w:drawing>
+          <wp:inline distT="0" distB="0" distL="0" distR="0" wp14:anchorId="183ABA17" wp14:editId="1EEE437E">
+            <wp:extent cx="5943600" cy="575945"/>
+            <wp:effectExtent l="0" t="0" r="0" b="0"/>
+            <wp:docPr id="1427427951" name="Picture 1"/>
+            <wp:cNvGraphicFramePr>
+              <a:graphicFrameLocks xmlns:a="http://schemas.openxmlformats.org/drawingml/2006/main" noChangeAspect="1"/>
+            </wp:cNvGraphicFramePr>
+            <a:graphic xmlns:a="http://schemas.openxmlformats.org/drawingml/2006/main">
+              <a:graphicData uri="http://schemas.openxmlformats.org/drawingml/2006/picture">
+                <pic:pic xmlns:pic="http://schemas.openxmlformats.org/drawingml/2006/picture">
+                  <pic:nvPicPr>
+                    <pic:cNvPr id="1427427951" name=""/>
+                    <pic:cNvPicPr/>
+                  </pic:nvPicPr>
+                  <pic:blipFill>
+                    <a:blip r:embed="rId68"/>
+                    <a:stretch>
+                      <a:fillRect/>
+                    </a:stretch>
+                  </pic:blipFill>
+                  <pic:spPr>
+                    <a:xfrm>
+                      <a:off x="0" y="0"/>
+                      <a:ext cx="5943600" cy="575945"/>
+                    </a:xfrm>
+                    <a:prstGeom prst="rect">
+                      <a:avLst/>
+                    </a:prstGeom>
+                  </pic:spPr>
+                </pic:pic>
+              </a:graphicData>
+            </a:graphic>
+          </wp:inline>
+        </w:drawing>
+      </w:r>
+    </w:p>
+    <w:p/>
+    <w:p>
+      <w:r>
+        <w:drawing>
+          <wp:inline distT="0" distB="0" distL="0" distR="0" wp14:anchorId="6B2A9A22" wp14:editId="0924AF9A">
+            <wp:extent cx="5943600" cy="688975"/>
+            <wp:effectExtent l="0" t="0" r="0" b="0"/>
+            <wp:docPr id="158765683" name="Picture 1"/>
+            <wp:cNvGraphicFramePr>
+              <a:graphicFrameLocks xmlns:a="http://schemas.openxmlformats.org/drawingml/2006/main" noChangeAspect="1"/>
+            </wp:cNvGraphicFramePr>
+            <a:graphic xmlns:a="http://schemas.openxmlformats.org/drawingml/2006/main">
+              <a:graphicData uri="http://schemas.openxmlformats.org/drawingml/2006/picture">
+                <pic:pic xmlns:pic="http://schemas.openxmlformats.org/drawingml/2006/picture">
+                  <pic:nvPicPr>
+                    <pic:cNvPr id="158765683" name=""/>
+                    <pic:cNvPicPr/>
+                  </pic:nvPicPr>
+                  <pic:blipFill>
+                    <a:blip r:embed="rId69"/>
+                    <a:stretch>
+                      <a:fillRect/>
+                    </a:stretch>
+                  </pic:blipFill>
+                  <pic:spPr>
+                    <a:xfrm>
+                      <a:off x="0" y="0"/>
+                      <a:ext cx="5943600" cy="688975"/>
+                    </a:xfrm>
+                    <a:prstGeom prst="rect">
+                      <a:avLst/>
+                    </a:prstGeom>
+                  </pic:spPr>
+                </pic:pic>
+              </a:graphicData>
+            </a:graphic>
+          </wp:inline>
+        </w:drawing>
+      </w:r>
+    </w:p>
+    <w:p/>
+    <w:p>
+      <w:r>
         <w:t>======</w:t>
       </w:r>
     </w:p>
@@ -3797,7 +3242,7 @@
       </w:r>
     </w:p>
     <w:p>
-      <w:hyperlink r:id="rId52" w:history="1">
+      <w:hyperlink r:id="rId70" w:history="1">
         <w:r>
           <w:rPr>
             <w:rStyle w:val="Hyperlink"/>
@@ -3806,64 +3251,2055 @@
         </w:r>
       </w:hyperlink>
     </w:p>
+    <w:p>
+      <w:r>
+        <w:t>“</w:t>
+      </w:r>
+      <w:r>
+        <w:t>Digital Thorns</w:t>
+      </w:r>
+      <w:r>
+        <w:t>,”</w:t>
+      </w:r>
+      <w:r>
+        <w:t xml:space="preserve"> Joey Odom, Guest Speaker, Menlo Church Sermon (</w:t>
+      </w:r>
+      <w:r>
+        <w:t>Phil EuBank, Lead Pastor</w:t>
+      </w:r>
+      <w:r>
+        <w:t>)</w:t>
+      </w:r>
+    </w:p>
     <w:p/>
     <w:p>
       <w:r>
+        <w:t>We have all kinds of Digital thorns: more than 50,000 card games in iPhone, 10 million games on our iPhone,  30 million videos on TikTok uploaded every day. On YouTube, it takes 114,000 years to watch all videos on YouTube. How can we have time together with God?</w:t>
+      </w:r>
+    </w:p>
+    <w:p/>
+    <w:p>
+      <w:r>
+        <w:t>Summary:</w:t>
+      </w:r>
+    </w:p>
+    <w:p>
+      <w:r>
+        <w:t>1</w:t>
+      </w:r>
+      <w:r>
+        <w:t xml:space="preserve">. </w:t>
+      </w:r>
+      <w:r>
+        <w:t>Matthew 13, Mark 4, Luke 8</w:t>
+      </w:r>
+      <w:r>
+        <w:t>:</w:t>
+      </w:r>
+      <w:r>
+        <w:t xml:space="preserve"> </w:t>
+      </w:r>
+      <w:r>
+        <w:t>S</w:t>
+      </w:r>
+      <w:r>
+        <w:t>eed fall among the thorns. The thorns grew up with seed. The thorns choke the seed and the thorns did not produce the fruit. The seed falling among the thorns, and never grows the fruit.</w:t>
+      </w:r>
+      <w:r>
+        <w:t xml:space="preserve"> </w:t>
+      </w:r>
+      <w:r>
+        <w:t>The seed falling among the thorns refers to someone who bears the word.</w:t>
+      </w:r>
+    </w:p>
+    <w:p>
+      <w:r>
+        <w:t>2</w:t>
+      </w:r>
+      <w:r>
+        <w:t xml:space="preserve">. </w:t>
+      </w:r>
+      <w:r>
+        <w:t>The above Bibl</w:t>
+      </w:r>
+      <w:r>
+        <w:t>e scriptures</w:t>
+      </w:r>
+      <w:r>
+        <w:t xml:space="preserve"> have four characters:</w:t>
+      </w:r>
+      <w:r>
+        <w:t xml:space="preserve"> </w:t>
+      </w:r>
+      <w:r>
+        <w:t>ground</w:t>
+      </w:r>
+      <w:r>
+        <w:t xml:space="preserve"> (</w:t>
+      </w:r>
+      <w:r>
+        <w:t>our li</w:t>
+      </w:r>
+      <w:r>
+        <w:t>fe), S</w:t>
+      </w:r>
+      <w:r>
+        <w:t>eed</w:t>
+      </w:r>
+      <w:r>
+        <w:t xml:space="preserve"> (</w:t>
+      </w:r>
+      <w:r>
+        <w:t>God’s word</w:t>
+      </w:r>
+      <w:r>
+        <w:t>),</w:t>
+      </w:r>
+      <w:r>
+        <w:t xml:space="preserve"> fruits</w:t>
+      </w:r>
+      <w:r>
+        <w:t xml:space="preserve"> (</w:t>
+      </w:r>
+      <w:r>
+        <w:t>growth of the seed</w:t>
+      </w:r>
+      <w:r>
+        <w:t xml:space="preserve">), </w:t>
+      </w:r>
+      <w:r>
+        <w:t>thorns</w:t>
+      </w:r>
+      <w:r>
+        <w:t xml:space="preserve"> (</w:t>
+      </w:r>
+      <w:r>
+        <w:t>threat to the seed</w:t>
+      </w:r>
+      <w:r>
+        <w:t>)</w:t>
+      </w:r>
+    </w:p>
+    <w:p>
+      <w:r>
+        <w:t>3</w:t>
+      </w:r>
+      <w:r>
+        <w:t xml:space="preserve">. </w:t>
+      </w:r>
+      <w:r>
+        <w:t xml:space="preserve">We have </w:t>
+      </w:r>
+      <w:r>
+        <w:t>Three thorns:</w:t>
+      </w:r>
+      <w:r>
+        <w:t xml:space="preserve"> </w:t>
+      </w:r>
+    </w:p>
+    <w:p>
+      <w:r>
+        <w:t xml:space="preserve">  a</w:t>
+      </w:r>
+      <w:r>
+        <w:t xml:space="preserve">. </w:t>
+      </w:r>
+      <w:r>
+        <w:t>Worries of life</w:t>
+      </w:r>
+      <w:r>
+        <w:t>:</w:t>
+      </w:r>
+      <w:r>
+        <w:t xml:space="preserve"> </w:t>
+      </w:r>
+      <w:r>
+        <w:t>Worries of life choke out the joy.</w:t>
+      </w:r>
+    </w:p>
+    <w:p>
+      <w:r>
+        <w:t xml:space="preserve">  b</w:t>
+      </w:r>
+      <w:r>
+        <w:t>. Pleasures of life</w:t>
+      </w:r>
+      <w:r>
+        <w:t>:</w:t>
+      </w:r>
+      <w:r>
+        <w:t xml:space="preserve"> </w:t>
+      </w:r>
+      <w:r>
+        <w:t>The pleasures of life choke out presence.</w:t>
+      </w:r>
+    </w:p>
+    <w:p>
+      <w:r>
+        <w:t xml:space="preserve">  c</w:t>
+      </w:r>
+      <w:r>
+        <w:t xml:space="preserve">. </w:t>
+      </w:r>
+      <w:r>
+        <w:t>Deceitfulness of wealth</w:t>
+      </w:r>
+      <w:r>
+        <w:t xml:space="preserve">: </w:t>
+      </w:r>
+      <w:r>
+        <w:t xml:space="preserve">We </w:t>
+      </w:r>
+      <w:r>
+        <w:t>enjoy</w:t>
+      </w:r>
+      <w:r>
+        <w:t xml:space="preserve"> money. Deceitfulness of wealth choke out the truth.</w:t>
+      </w:r>
+    </w:p>
+    <w:p>
+      <w:r>
+        <w:lastRenderedPageBreak/>
+        <w:t>4</w:t>
+      </w:r>
+      <w:r>
+        <w:t xml:space="preserve">. </w:t>
+      </w:r>
+      <w:r>
+        <w:t>We have three thorns which choke out the seed</w:t>
+      </w:r>
+      <w:r>
+        <w:t xml:space="preserve"> and does not produce fruit.</w:t>
+      </w:r>
+      <w:r>
+        <w:t xml:space="preserve"> </w:t>
+      </w:r>
+      <w:r>
+        <w:t>In real world,</w:t>
+      </w:r>
+      <w:r>
+        <w:t xml:space="preserve"> </w:t>
+      </w:r>
+      <w:r>
+        <w:t>w</w:t>
+      </w:r>
+      <w:r>
+        <w:t>e have all kinds of digital thorns (news, game, video, etc)</w:t>
+      </w:r>
+      <w:r>
+        <w:t>.</w:t>
+      </w:r>
+      <w:r>
+        <w:t xml:space="preserve"> </w:t>
+      </w:r>
+      <w:r>
+        <w:t xml:space="preserve">The seeds are surround by the digital thorns. These digital thorns </w:t>
+      </w:r>
+      <w:r>
+        <w:t>kill</w:t>
+      </w:r>
+      <w:r>
+        <w:t xml:space="preserve"> our lives.</w:t>
+      </w:r>
+    </w:p>
+    <w:p>
+      <w:r>
+        <w:t>5</w:t>
+      </w:r>
+      <w:r>
+        <w:t xml:space="preserve">. </w:t>
+      </w:r>
+      <w:r>
+        <w:t>Luke 4:15, 8</w:t>
+      </w:r>
+      <w:r>
+        <w:t xml:space="preserve">: </w:t>
+      </w:r>
+      <w:r>
+        <w:t>The seed on good soil stands for tho</w:t>
+      </w:r>
+      <w:r>
+        <w:t>se</w:t>
+      </w:r>
+      <w:r>
+        <w:t xml:space="preserve"> who hear the word, retain it, and by preserving produce a cro</w:t>
+      </w:r>
+      <w:r>
+        <w:t xml:space="preserve">p, </w:t>
+      </w:r>
+      <w:r>
+        <w:t>etc.</w:t>
+      </w:r>
+      <w:r>
+        <w:t xml:space="preserve"> </w:t>
+      </w:r>
+      <w:r>
+        <w:t>a hundred times than was sown</w:t>
+      </w:r>
+      <w:r>
+        <w:t>.</w:t>
+      </w:r>
+    </w:p>
+    <w:p>
+      <w:r>
+        <w:t>6. Conclusion:</w:t>
+      </w:r>
+    </w:p>
+    <w:p>
+      <w:r>
+        <w:t>Before th</w:t>
+      </w:r>
+      <w:r>
+        <w:t>orns</w:t>
+      </w:r>
+      <w:r>
+        <w:t xml:space="preserve"> attack, </w:t>
+      </w:r>
+      <w:r>
+        <w:t>we</w:t>
+      </w:r>
+      <w:r>
+        <w:t xml:space="preserve"> must prune the thorns back</w:t>
+      </w:r>
+      <w:r>
+        <w:t>. How to prevent the digital thorns:</w:t>
+      </w:r>
+    </w:p>
+    <w:p>
+      <w:r>
+        <w:t>a</w:t>
+      </w:r>
+      <w:r>
+        <w:t xml:space="preserve">. Let’s live differently: </w:t>
+      </w:r>
+      <w:r>
+        <w:t xml:space="preserve">1) </w:t>
+      </w:r>
+      <w:r>
+        <w:t>Stop the incoming messages</w:t>
+      </w:r>
+      <w:r>
+        <w:t>, 2)</w:t>
+      </w:r>
+      <w:r>
+        <w:t xml:space="preserve"> </w:t>
+      </w:r>
+      <w:r>
+        <w:t>Don’t bring thorns (iPhone) to a fruit party</w:t>
+      </w:r>
+      <w:r>
+        <w:t>,</w:t>
+      </w:r>
+    </w:p>
+    <w:p>
+      <w:r>
+        <w:t>3)</w:t>
+      </w:r>
+      <w:r>
+        <w:t xml:space="preserve"> </w:t>
+      </w:r>
+      <w:r>
+        <w:t>Get in the daily practice of sending time apart from your phone.</w:t>
+      </w:r>
+    </w:p>
+    <w:p>
+      <w:r>
+        <w:t>b.</w:t>
+      </w:r>
+      <w:r>
+        <w:t xml:space="preserve"> Let’s look differently</w:t>
+      </w:r>
+      <w:r>
+        <w:t>: turn</w:t>
+      </w:r>
+      <w:r>
+        <w:t xml:space="preserve"> off your phone</w:t>
+      </w:r>
+      <w:r>
+        <w:t xml:space="preserve"> in worship</w:t>
+      </w:r>
+      <w:r>
+        <w:t>, no phone in anywhere</w:t>
+      </w:r>
+      <w:r>
+        <w:t>.</w:t>
+      </w:r>
+    </w:p>
+    <w:p>
+      <w:r>
+        <w:t>c. Let’s love differently</w:t>
+      </w:r>
+      <w:r>
+        <w:t xml:space="preserve">: </w:t>
+      </w:r>
+      <w:r>
+        <w:t xml:space="preserve">Never underestimate the amount of pain </w:t>
+      </w:r>
+      <w:r>
+        <w:t xml:space="preserve">(medical diagnostic, financial situation, etc) </w:t>
+      </w:r>
+      <w:r>
+        <w:t>in any room you enter.</w:t>
+      </w:r>
+      <w:r>
+        <w:t xml:space="preserve"> Require us to slowdown, put down, lookup, etc. </w:t>
+      </w:r>
+    </w:p>
+    <w:p/>
+    <w:p>
+      <w:r>
+        <w:t>==&gt; Mandarin</w:t>
+      </w:r>
+    </w:p>
+    <w:p>
+      <w:pPr>
+        <w:rPr>
+          <w:rFonts w:hint="eastAsia"/>
+        </w:rPr>
+      </w:pPr>
+      <w:r>
+        <w:rPr>
+          <w:rFonts w:hint="eastAsia"/>
+        </w:rPr>
+        <w:t>2026</w:t>
+      </w:r>
+      <w:r>
+        <w:rPr>
+          <w:rFonts w:hint="eastAsia"/>
+        </w:rPr>
+        <w:t>年</w:t>
+      </w:r>
+      <w:r>
+        <w:rPr>
+          <w:rFonts w:hint="eastAsia"/>
+        </w:rPr>
+        <w:t>5</w:t>
+      </w:r>
+      <w:r>
+        <w:rPr>
+          <w:rFonts w:hint="eastAsia"/>
+        </w:rPr>
+        <w:t>月</w:t>
+      </w:r>
+      <w:r>
+        <w:rPr>
+          <w:rFonts w:hint="eastAsia"/>
+        </w:rPr>
+        <w:t>7</w:t>
+      </w:r>
+      <w:r>
+        <w:rPr>
+          <w:rFonts w:hint="eastAsia"/>
+        </w:rPr>
+        <w:t>日，</w:t>
+      </w:r>
+      <w:r>
+        <w:rPr>
+          <w:rFonts w:hint="eastAsia"/>
+        </w:rPr>
+        <w:t>Menlo</w:t>
+      </w:r>
+      <w:r>
+        <w:rPr>
+          <w:rFonts w:hint="eastAsia"/>
+        </w:rPr>
+        <w:t>教會敬拜（上週聚會摘要，</w:t>
+      </w:r>
+      <w:r>
+        <w:rPr>
+          <w:rFonts w:hint="eastAsia"/>
+        </w:rPr>
+        <w:t>2028</w:t>
+      </w:r>
+      <w:r>
+        <w:rPr>
+          <w:rFonts w:hint="eastAsia"/>
+        </w:rPr>
+        <w:t>年</w:t>
+      </w:r>
+      <w:r>
+        <w:rPr>
+          <w:rFonts w:hint="eastAsia"/>
+        </w:rPr>
+        <w:t>4</w:t>
+      </w:r>
+      <w:r>
+        <w:rPr>
+          <w:rFonts w:hint="eastAsia"/>
+        </w:rPr>
+        <w:t>月</w:t>
+      </w:r>
+      <w:r>
+        <w:rPr>
+          <w:rFonts w:hint="eastAsia"/>
+        </w:rPr>
+        <w:t>26</w:t>
+      </w:r>
+      <w:r>
+        <w:rPr>
+          <w:rFonts w:hint="eastAsia"/>
+        </w:rPr>
+        <w:t>日）</w:t>
+      </w:r>
+    </w:p>
+    <w:p>
+      <w:pPr>
+        <w:rPr>
+          <w:rFonts w:hint="eastAsia"/>
+        </w:rPr>
+      </w:pPr>
+      <w:r>
+        <w:rPr>
+          <w:rFonts w:hint="eastAsia"/>
+        </w:rPr>
+        <w:t>https://www.youtube.com/watch?v=V6kRPnGiKVg</w:t>
+      </w:r>
+    </w:p>
+    <w:p>
+      <w:pPr>
+        <w:rPr>
+          <w:rFonts w:hint="eastAsia"/>
+        </w:rPr>
+      </w:pPr>
+      <w:r>
+        <w:rPr>
+          <w:rFonts w:hint="eastAsia"/>
+        </w:rPr>
         <w:t>“</w:t>
       </w:r>
-      <w:r>
-        <w:t>Digital Thorns</w:t>
-      </w:r>
-      <w:r>
-        <w:t>,”</w:t>
-      </w:r>
-      <w:r>
-        <w:t xml:space="preserve"> Joey Odom, Guest Speaker, Menlo Church Sermon (</w:t>
-      </w:r>
-      <w:r>
-        <w:t>Phil EuBank, Lead Pastor</w:t>
-      </w:r>
-      <w:r>
-        <w:t>)</w:t>
+      <w:proofErr w:type="spellStart"/>
+      <w:r>
+        <w:rPr>
+          <w:rFonts w:hint="eastAsia"/>
+        </w:rPr>
+        <w:t>數字荊棘</w:t>
+      </w:r>
+      <w:proofErr w:type="spellEnd"/>
+      <w:r>
+        <w:rPr>
+          <w:rFonts w:hint="eastAsia"/>
+        </w:rPr>
+        <w:t>”，</w:t>
+      </w:r>
+      <w:proofErr w:type="spellStart"/>
+      <w:r>
+        <w:rPr>
+          <w:rFonts w:hint="eastAsia"/>
+        </w:rPr>
+        <w:t>特邀講員</w:t>
+      </w:r>
+      <w:proofErr w:type="spellEnd"/>
+      <w:r>
+        <w:rPr>
+          <w:rFonts w:hint="eastAsia"/>
+        </w:rPr>
+        <w:t xml:space="preserve"> Joey </w:t>
+      </w:r>
+      <w:proofErr w:type="spellStart"/>
+      <w:r>
+        <w:rPr>
+          <w:rFonts w:hint="eastAsia"/>
+        </w:rPr>
+        <w:t>Odom</w:t>
+      </w:r>
+      <w:r>
+        <w:rPr>
+          <w:rFonts w:hint="eastAsia"/>
+        </w:rPr>
+        <w:t>，</w:t>
+      </w:r>
+      <w:r>
+        <w:rPr>
+          <w:rFonts w:hint="eastAsia"/>
+        </w:rPr>
+        <w:t>Menlo</w:t>
+      </w:r>
+      <w:r>
+        <w:rPr>
+          <w:rFonts w:hint="eastAsia"/>
+        </w:rPr>
+        <w:t>教會講道（主任牧師：</w:t>
+      </w:r>
+      <w:r>
+        <w:rPr>
+          <w:rFonts w:hint="eastAsia"/>
+        </w:rPr>
+        <w:t>Phil</w:t>
+      </w:r>
+      <w:proofErr w:type="spellEnd"/>
+      <w:r>
+        <w:rPr>
+          <w:rFonts w:hint="eastAsia"/>
+        </w:rPr>
+        <w:t xml:space="preserve"> EuBank</w:t>
+      </w:r>
+      <w:r>
+        <w:rPr>
+          <w:rFonts w:hint="eastAsia"/>
+        </w:rPr>
+        <w:t>）</w:t>
+      </w:r>
+    </w:p>
+    <w:p>
+      <w:pPr>
+        <w:rPr>
+          <w:rFonts w:hint="eastAsia"/>
+        </w:rPr>
+      </w:pPr>
+    </w:p>
+    <w:p>
+      <w:pPr>
+        <w:rPr>
+          <w:rFonts w:hint="eastAsia"/>
+        </w:rPr>
+      </w:pPr>
+      <w:proofErr w:type="spellStart"/>
+      <w:r>
+        <w:rPr>
+          <w:rFonts w:hint="eastAsia"/>
+        </w:rPr>
+        <w:t>我們面臨著各種各樣的「數位荊棘</w:t>
+      </w:r>
+      <w:proofErr w:type="spellEnd"/>
+      <w:r>
+        <w:rPr>
+          <w:rFonts w:hint="eastAsia"/>
+        </w:rPr>
+        <w:t>」：</w:t>
+      </w:r>
+      <w:r>
+        <w:rPr>
+          <w:rFonts w:hint="eastAsia"/>
+        </w:rPr>
+        <w:t xml:space="preserve">iPhone </w:t>
+      </w:r>
+      <w:proofErr w:type="spellStart"/>
+      <w:r>
+        <w:rPr>
+          <w:rFonts w:hint="eastAsia"/>
+        </w:rPr>
+        <w:t>上有超過</w:t>
+      </w:r>
+      <w:proofErr w:type="spellEnd"/>
+      <w:r>
+        <w:rPr>
+          <w:rFonts w:hint="eastAsia"/>
+        </w:rPr>
+        <w:t xml:space="preserve"> 5 </w:t>
+      </w:r>
+      <w:proofErr w:type="spellStart"/>
+      <w:r>
+        <w:rPr>
+          <w:rFonts w:hint="eastAsia"/>
+        </w:rPr>
+        <w:t>萬種紙牌遊戲，總計</w:t>
+      </w:r>
+      <w:proofErr w:type="spellEnd"/>
+      <w:r>
+        <w:rPr>
+          <w:rFonts w:hint="eastAsia"/>
+        </w:rPr>
+        <w:t xml:space="preserve"> 1000 </w:t>
+      </w:r>
+      <w:proofErr w:type="spellStart"/>
+      <w:r>
+        <w:rPr>
+          <w:rFonts w:hint="eastAsia"/>
+        </w:rPr>
+        <w:t>萬款各類遊戲；</w:t>
+      </w:r>
+      <w:r>
+        <w:rPr>
+          <w:rFonts w:hint="eastAsia"/>
+        </w:rPr>
+        <w:t>TikTok</w:t>
+      </w:r>
+      <w:r>
+        <w:rPr>
+          <w:rFonts w:hint="eastAsia"/>
+        </w:rPr>
+        <w:t>（抖音國際版）上每天有</w:t>
+      </w:r>
+      <w:proofErr w:type="spellEnd"/>
+      <w:r>
+        <w:rPr>
+          <w:rFonts w:hint="eastAsia"/>
+        </w:rPr>
+        <w:t xml:space="preserve"> 3000 </w:t>
+      </w:r>
+      <w:proofErr w:type="spellStart"/>
+      <w:r>
+        <w:rPr>
+          <w:rFonts w:hint="eastAsia"/>
+        </w:rPr>
+        <w:t>萬條影片上傳。而在</w:t>
+      </w:r>
+      <w:proofErr w:type="spellEnd"/>
+      <w:r>
+        <w:rPr>
+          <w:rFonts w:hint="eastAsia"/>
+        </w:rPr>
+        <w:t xml:space="preserve"> YouTube </w:t>
+      </w:r>
+      <w:proofErr w:type="spellStart"/>
+      <w:r>
+        <w:rPr>
+          <w:rFonts w:hint="eastAsia"/>
+        </w:rPr>
+        <w:t>上，若想看完所有的視頻，需要耗費</w:t>
+      </w:r>
+      <w:proofErr w:type="spellEnd"/>
+      <w:r>
+        <w:rPr>
+          <w:rFonts w:hint="eastAsia"/>
+        </w:rPr>
+        <w:t xml:space="preserve"> 11.4 </w:t>
+      </w:r>
+      <w:proofErr w:type="spellStart"/>
+      <w:r>
+        <w:rPr>
+          <w:rFonts w:hint="eastAsia"/>
+        </w:rPr>
+        <w:t>萬年的時間。面對這一切，我們怎能騰出時間來與神同在呢</w:t>
+      </w:r>
+      <w:proofErr w:type="spellEnd"/>
+      <w:r>
+        <w:rPr>
+          <w:rFonts w:hint="eastAsia"/>
+        </w:rPr>
+        <w:t>？</w:t>
+      </w:r>
+    </w:p>
+    <w:p>
+      <w:pPr>
+        <w:rPr>
+          <w:rFonts w:hint="eastAsia"/>
+        </w:rPr>
+      </w:pPr>
+    </w:p>
+    <w:p>
+      <w:pPr>
+        <w:rPr>
+          <w:rFonts w:hint="eastAsia"/>
+        </w:rPr>
+      </w:pPr>
+      <w:proofErr w:type="spellStart"/>
+      <w:r>
+        <w:rPr>
+          <w:rFonts w:hint="eastAsia"/>
+        </w:rPr>
+        <w:t>摘要</w:t>
+      </w:r>
+      <w:proofErr w:type="spellEnd"/>
+      <w:r>
+        <w:rPr>
+          <w:rFonts w:hint="eastAsia"/>
+        </w:rPr>
+        <w:t>：</w:t>
+      </w:r>
+    </w:p>
+    <w:p>
+      <w:pPr>
+        <w:rPr>
+          <w:rFonts w:hint="eastAsia"/>
+        </w:rPr>
+      </w:pPr>
+      <w:r>
+        <w:rPr>
+          <w:rFonts w:hint="eastAsia"/>
+        </w:rPr>
+        <w:t xml:space="preserve">1. </w:t>
+      </w:r>
+      <w:r>
+        <w:rPr>
+          <w:rFonts w:hint="eastAsia"/>
+        </w:rPr>
+        <w:t>《馬太福音》</w:t>
+      </w:r>
+      <w:r>
+        <w:rPr>
+          <w:rFonts w:hint="eastAsia"/>
+        </w:rPr>
+        <w:t>13</w:t>
+      </w:r>
+      <w:r>
+        <w:rPr>
+          <w:rFonts w:hint="eastAsia"/>
+        </w:rPr>
+        <w:t>章、《馬可福音》</w:t>
+      </w:r>
+      <w:r>
+        <w:rPr>
+          <w:rFonts w:hint="eastAsia"/>
+        </w:rPr>
+        <w:t>4</w:t>
+      </w:r>
+      <w:r>
+        <w:rPr>
+          <w:rFonts w:hint="eastAsia"/>
+        </w:rPr>
+        <w:t>章、《路加福音》</w:t>
+      </w:r>
+      <w:r>
+        <w:rPr>
+          <w:rFonts w:hint="eastAsia"/>
+        </w:rPr>
+        <w:t>8</w:t>
+      </w:r>
+      <w:r>
+        <w:rPr>
+          <w:rFonts w:hint="eastAsia"/>
+        </w:rPr>
+        <w:t>章：種子落在了荊棘叢中。荊棘與種子一同生長，最後荊棘扼殺了種子，導致種子無法結出果實。落在荊棘中的種子，永遠無法結出果實。這裡的“落在荊棘中的種子”，象徵著那些聽聞了神的話語的人。</w:t>
+      </w:r>
+    </w:p>
+    <w:p>
+      <w:pPr>
+        <w:rPr>
+          <w:rFonts w:hint="eastAsia"/>
+        </w:rPr>
+      </w:pPr>
+      <w:r>
+        <w:rPr>
+          <w:rFonts w:hint="eastAsia"/>
+        </w:rPr>
+        <w:t xml:space="preserve">2. </w:t>
+      </w:r>
+      <w:proofErr w:type="spellStart"/>
+      <w:r>
+        <w:rPr>
+          <w:rFonts w:hint="eastAsia"/>
+        </w:rPr>
+        <w:t>上述聖經經文中包含了四個要素：土地（即我們的生命</w:t>
+      </w:r>
+      <w:proofErr w:type="spellEnd"/>
+      <w:r>
+        <w:rPr>
+          <w:rFonts w:hint="eastAsia"/>
+        </w:rPr>
+        <w:t>）、</w:t>
+      </w:r>
+      <w:proofErr w:type="spellStart"/>
+      <w:r>
+        <w:rPr>
+          <w:rFonts w:hint="eastAsia"/>
+        </w:rPr>
+        <w:t>種子（即神的話語</w:t>
+      </w:r>
+      <w:proofErr w:type="spellEnd"/>
+      <w:r>
+        <w:rPr>
+          <w:rFonts w:hint="eastAsia"/>
+        </w:rPr>
+        <w:t>）、</w:t>
+      </w:r>
+      <w:proofErr w:type="spellStart"/>
+      <w:r>
+        <w:rPr>
+          <w:rFonts w:hint="eastAsia"/>
+        </w:rPr>
+        <w:t>果實（即種子的成長與結實</w:t>
+      </w:r>
+      <w:proofErr w:type="spellEnd"/>
+      <w:r>
+        <w:rPr>
+          <w:rFonts w:hint="eastAsia"/>
+        </w:rPr>
+        <w:t>）、</w:t>
+      </w:r>
+      <w:proofErr w:type="spellStart"/>
+      <w:r>
+        <w:rPr>
+          <w:rFonts w:hint="eastAsia"/>
+        </w:rPr>
+        <w:t>荊棘（即對種子的威脅</w:t>
+      </w:r>
+      <w:proofErr w:type="spellEnd"/>
+      <w:r>
+        <w:rPr>
+          <w:rFonts w:hint="eastAsia"/>
+        </w:rPr>
+        <w:t>）。</w:t>
+      </w:r>
+    </w:p>
+    <w:p>
+      <w:pPr>
+        <w:rPr>
+          <w:rFonts w:hint="eastAsia"/>
+        </w:rPr>
+      </w:pPr>
+      <w:r>
+        <w:rPr>
+          <w:rFonts w:hint="eastAsia"/>
+        </w:rPr>
+        <w:t xml:space="preserve">3. </w:t>
+      </w:r>
+      <w:proofErr w:type="spellStart"/>
+      <w:r>
+        <w:rPr>
+          <w:rFonts w:hint="eastAsia"/>
+        </w:rPr>
+        <w:t>我們面臨三種「荊棘</w:t>
+      </w:r>
+      <w:proofErr w:type="spellEnd"/>
+      <w:r>
+        <w:rPr>
+          <w:rFonts w:hint="eastAsia"/>
+        </w:rPr>
+        <w:t>」：</w:t>
+      </w:r>
+    </w:p>
+    <w:p>
+      <w:pPr>
+        <w:rPr>
+          <w:rFonts w:hint="eastAsia"/>
+        </w:rPr>
+      </w:pPr>
+      <w:r>
+        <w:rPr>
+          <w:rFonts w:hint="eastAsia"/>
+        </w:rPr>
+        <w:t xml:space="preserve">  a. </w:t>
+      </w:r>
+      <w:proofErr w:type="spellStart"/>
+      <w:r>
+        <w:rPr>
+          <w:rFonts w:hint="eastAsia"/>
+        </w:rPr>
+        <w:t>生活的憂慮：生活的憂慮會扼殺內心的喜樂</w:t>
+      </w:r>
+      <w:proofErr w:type="spellEnd"/>
+      <w:r>
+        <w:rPr>
+          <w:rFonts w:hint="eastAsia"/>
+        </w:rPr>
+        <w:t>。</w:t>
+      </w:r>
+    </w:p>
+    <w:p>
+      <w:pPr>
+        <w:rPr>
+          <w:rFonts w:hint="eastAsia"/>
+        </w:rPr>
+      </w:pPr>
+      <w:r>
+        <w:rPr>
+          <w:rFonts w:hint="eastAsia"/>
+        </w:rPr>
+        <w:t xml:space="preserve">  b. </w:t>
+      </w:r>
+      <w:proofErr w:type="spellStart"/>
+      <w:r>
+        <w:rPr>
+          <w:rFonts w:hint="eastAsia"/>
+        </w:rPr>
+        <w:t>生活的享樂：生命的享樂會扼殺我們對神同在的感知</w:t>
+      </w:r>
+      <w:proofErr w:type="spellEnd"/>
+      <w:r>
+        <w:rPr>
+          <w:rFonts w:hint="eastAsia"/>
+        </w:rPr>
+        <w:t>。</w:t>
+      </w:r>
+    </w:p>
+    <w:p>
+      <w:pPr>
+        <w:rPr>
+          <w:rFonts w:hint="eastAsia"/>
+        </w:rPr>
+      </w:pPr>
+      <w:r>
+        <w:rPr>
+          <w:rFonts w:hint="eastAsia"/>
+        </w:rPr>
+        <w:t xml:space="preserve">  c. </w:t>
+      </w:r>
+      <w:proofErr w:type="spellStart"/>
+      <w:r>
+        <w:rPr>
+          <w:rFonts w:hint="eastAsia"/>
+        </w:rPr>
+        <w:t>金錢的誘惑：我們常沉溺於金錢帶來的享受；而金錢的虛謊與誘惑，會扼殺我們對真理的持守</w:t>
+      </w:r>
+      <w:proofErr w:type="spellEnd"/>
+      <w:r>
+        <w:rPr>
+          <w:rFonts w:hint="eastAsia"/>
+        </w:rPr>
+        <w:t>。</w:t>
+      </w:r>
+    </w:p>
+    <w:p>
+      <w:pPr>
+        <w:rPr>
+          <w:rFonts w:hint="eastAsia"/>
+        </w:rPr>
+      </w:pPr>
+      <w:r>
+        <w:rPr>
+          <w:rFonts w:hint="eastAsia"/>
+        </w:rPr>
+        <w:t xml:space="preserve">4. </w:t>
+      </w:r>
+      <w:r>
+        <w:rPr>
+          <w:rFonts w:hint="eastAsia"/>
+        </w:rPr>
+        <w:t>這三種荊棘會扼殺種子，使其無法結出果實。在現實世界中，我們面臨著各種形式的「數位荊棘」（如新聞資訊、電子遊戲、短片等）。神的話語——那顆種子——正被這些數字荊棘層層包圍。這些數字荊棘正在扼殺我們的生命。</w:t>
+      </w:r>
+    </w:p>
+    <w:p>
+      <w:pPr>
+        <w:rPr>
+          <w:rFonts w:hint="eastAsia"/>
+        </w:rPr>
+      </w:pPr>
+      <w:r>
+        <w:rPr>
+          <w:rFonts w:hint="eastAsia"/>
+        </w:rPr>
+        <w:t xml:space="preserve">5. </w:t>
+      </w:r>
+      <w:r>
+        <w:rPr>
+          <w:rFonts w:hint="eastAsia"/>
+        </w:rPr>
+        <w:t>《路加福音》</w:t>
+      </w:r>
+      <w:r>
+        <w:rPr>
+          <w:rFonts w:hint="eastAsia"/>
+        </w:rPr>
+        <w:t>4</w:t>
+      </w:r>
+      <w:r>
+        <w:rPr>
+          <w:rFonts w:hint="eastAsia"/>
+        </w:rPr>
+        <w:t>章</w:t>
+      </w:r>
+      <w:r>
+        <w:rPr>
+          <w:rFonts w:hint="eastAsia"/>
+        </w:rPr>
+        <w:t>15</w:t>
+      </w:r>
+      <w:r>
+        <w:rPr>
+          <w:rFonts w:hint="eastAsia"/>
+        </w:rPr>
+        <w:t>節、</w:t>
+      </w:r>
+      <w:r>
+        <w:rPr>
+          <w:rFonts w:hint="eastAsia"/>
+        </w:rPr>
+        <w:t>8</w:t>
+      </w:r>
+      <w:r>
+        <w:rPr>
+          <w:rFonts w:hint="eastAsia"/>
+        </w:rPr>
+        <w:t>章：落在「好土」上的種子，象徵那些聽聞神的話語、將其存記於心，並憑著堅忍與持守結出果實的人——其收成甚至可達撒種量的百倍之多。</w:t>
+      </w:r>
+    </w:p>
+    <w:p>
+      <w:pPr>
+        <w:rPr>
+          <w:rFonts w:hint="eastAsia"/>
+        </w:rPr>
+      </w:pPr>
+      <w:r>
+        <w:rPr>
+          <w:rFonts w:hint="eastAsia"/>
+        </w:rPr>
+        <w:t xml:space="preserve">6. </w:t>
+      </w:r>
+      <w:proofErr w:type="spellStart"/>
+      <w:r>
+        <w:rPr>
+          <w:rFonts w:hint="eastAsia"/>
+        </w:rPr>
+        <w:t>結論</w:t>
+      </w:r>
+      <w:proofErr w:type="spellEnd"/>
+      <w:r>
+        <w:rPr>
+          <w:rFonts w:hint="eastAsia"/>
+        </w:rPr>
+        <w:t>：</w:t>
+      </w:r>
+    </w:p>
+    <w:p>
+      <w:pPr>
+        <w:rPr>
+          <w:rFonts w:hint="eastAsia"/>
+        </w:rPr>
+      </w:pPr>
+      <w:proofErr w:type="spellStart"/>
+      <w:r>
+        <w:rPr>
+          <w:rFonts w:hint="eastAsia"/>
+        </w:rPr>
+        <w:t>在荊棘發動侵襲之前，我們必須先將其修剪、清除。那麼，我們該如何防範這些「數字荊棘」呢</w:t>
+      </w:r>
+      <w:proofErr w:type="spellEnd"/>
+      <w:r>
+        <w:rPr>
+          <w:rFonts w:hint="eastAsia"/>
+        </w:rPr>
+        <w:t>？</w:t>
+      </w:r>
+    </w:p>
+    <w:p>
+      <w:pPr>
+        <w:rPr>
+          <w:rFonts w:hint="eastAsia"/>
+        </w:rPr>
+      </w:pPr>
+      <w:r>
+        <w:rPr>
+          <w:rFonts w:hint="eastAsia"/>
+        </w:rPr>
+        <w:t>a.</w:t>
+      </w:r>
+      <w:r>
+        <w:rPr>
+          <w:rFonts w:hint="eastAsia"/>
+        </w:rPr>
+        <w:t>讓我們換個方式生活：</w:t>
+      </w:r>
+      <w:r>
+        <w:rPr>
+          <w:rFonts w:hint="eastAsia"/>
+        </w:rPr>
+        <w:t xml:space="preserve">1) </w:t>
+      </w:r>
+      <w:r>
+        <w:rPr>
+          <w:rFonts w:hint="eastAsia"/>
+        </w:rPr>
+        <w:t>停止接收各類資訊；</w:t>
+      </w:r>
+      <w:r>
+        <w:rPr>
+          <w:rFonts w:hint="eastAsia"/>
+        </w:rPr>
+        <w:t xml:space="preserve">2) </w:t>
+      </w:r>
+      <w:proofErr w:type="spellStart"/>
+      <w:r>
+        <w:rPr>
+          <w:rFonts w:hint="eastAsia"/>
+        </w:rPr>
+        <w:t>參加「水果派對」時，別帶著「荊棘</w:t>
+      </w:r>
+      <w:proofErr w:type="spellEnd"/>
+      <w:r>
+        <w:rPr>
+          <w:rFonts w:hint="eastAsia"/>
+        </w:rPr>
+        <w:t>」（即</w:t>
+      </w:r>
+      <w:r>
+        <w:rPr>
+          <w:rFonts w:hint="eastAsia"/>
+        </w:rPr>
+        <w:t xml:space="preserve"> </w:t>
+      </w:r>
+      <w:proofErr w:type="spellStart"/>
+      <w:r>
+        <w:rPr>
+          <w:rFonts w:hint="eastAsia"/>
+        </w:rPr>
+        <w:t>iPhone</w:t>
+      </w:r>
+      <w:r>
+        <w:rPr>
+          <w:rFonts w:hint="eastAsia"/>
+        </w:rPr>
+        <w:t>）入場</w:t>
+      </w:r>
+      <w:proofErr w:type="spellEnd"/>
+      <w:r>
+        <w:rPr>
+          <w:rFonts w:hint="eastAsia"/>
+        </w:rPr>
+        <w:t>；</w:t>
+      </w:r>
+    </w:p>
+    <w:p>
+      <w:pPr>
+        <w:rPr>
+          <w:rFonts w:hint="eastAsia"/>
+        </w:rPr>
+      </w:pPr>
+      <w:r>
+        <w:rPr>
+          <w:rFonts w:hint="eastAsia"/>
+        </w:rPr>
+        <w:t xml:space="preserve">3) </w:t>
+      </w:r>
+      <w:proofErr w:type="spellStart"/>
+      <w:r>
+        <w:rPr>
+          <w:rFonts w:hint="eastAsia"/>
+        </w:rPr>
+        <w:t>養成日常習慣，每天留出一段完全脫離手機的時間</w:t>
+      </w:r>
+      <w:proofErr w:type="spellEnd"/>
+      <w:r>
+        <w:rPr>
+          <w:rFonts w:hint="eastAsia"/>
+        </w:rPr>
+        <w:t>。</w:t>
+      </w:r>
+    </w:p>
+    <w:p>
+      <w:pPr>
+        <w:rPr>
+          <w:rFonts w:hint="eastAsia"/>
+        </w:rPr>
+      </w:pPr>
+      <w:r>
+        <w:rPr>
+          <w:rFonts w:hint="eastAsia"/>
+        </w:rPr>
+        <w:t xml:space="preserve">b. </w:t>
+      </w:r>
+      <w:proofErr w:type="spellStart"/>
+      <w:r>
+        <w:rPr>
+          <w:rFonts w:hint="eastAsia"/>
+        </w:rPr>
+        <w:t>讓我們換個方式檢視周圍：在敬拜時請關閉手機，在任何場合都盡量放下手機</w:t>
+      </w:r>
+      <w:proofErr w:type="spellEnd"/>
+      <w:r>
+        <w:rPr>
+          <w:rFonts w:hint="eastAsia"/>
+        </w:rPr>
+        <w:t>。</w:t>
+      </w:r>
+    </w:p>
+    <w:p>
+      <w:r>
+        <w:rPr>
+          <w:rFonts w:hint="eastAsia"/>
+        </w:rPr>
+        <w:lastRenderedPageBreak/>
+        <w:t xml:space="preserve">c. </w:t>
+      </w:r>
+      <w:r>
+        <w:rPr>
+          <w:rFonts w:hint="eastAsia"/>
+        </w:rPr>
+        <w:t>讓我們換個方式去愛：永遠不要低估你所踏入的任何房間裡可能潛藏的痛苦（無論是源於疾病診斷、財務困境，還是其他方面）。這要求我們放慢腳步、放下手機、抬起頭來，去注意身邊的人事。</w:t>
       </w:r>
     </w:p>
     <w:p/>
     <w:p>
       <w:r>
-        <w:t>Summary:</w:t>
-      </w:r>
-    </w:p>
-    <w:p>
-      <w:r>
+        <w:t>==&gt; Japanese</w:t>
+      </w:r>
+    </w:p>
+    <w:p/>
+    <w:p>
+      <w:pPr>
+        <w:rPr>
+          <w:rFonts w:hint="eastAsia"/>
+        </w:rPr>
+      </w:pPr>
+      <w:r>
+        <w:rPr>
+          <w:rFonts w:hint="eastAsia"/>
+        </w:rPr>
+        <w:t>2026</w:t>
+      </w:r>
+      <w:r>
+        <w:rPr>
+          <w:rFonts w:hint="eastAsia"/>
+        </w:rPr>
+        <w:t>年</w:t>
+      </w:r>
+      <w:r>
+        <w:rPr>
+          <w:rFonts w:hint="eastAsia"/>
+        </w:rPr>
+        <w:t>5</w:t>
+      </w:r>
+      <w:r>
+        <w:rPr>
+          <w:rFonts w:hint="eastAsia"/>
+        </w:rPr>
+        <w:t>月</w:t>
+      </w:r>
+      <w:r>
+        <w:rPr>
+          <w:rFonts w:hint="eastAsia"/>
+        </w:rPr>
+        <w:t>7</w:t>
+      </w:r>
+      <w:r>
+        <w:rPr>
+          <w:rFonts w:hint="eastAsia"/>
+        </w:rPr>
+        <w:t>日、メンロ教会礼拝（先週の要約、</w:t>
+      </w:r>
+      <w:r>
+        <w:rPr>
+          <w:rFonts w:hint="eastAsia"/>
+        </w:rPr>
+        <w:t>2028</w:t>
+      </w:r>
+      <w:r>
+        <w:rPr>
+          <w:rFonts w:hint="eastAsia"/>
+        </w:rPr>
+        <w:t>年</w:t>
+      </w:r>
+      <w:r>
+        <w:rPr>
+          <w:rFonts w:hint="eastAsia"/>
+        </w:rPr>
+        <w:t>4</w:t>
+      </w:r>
+      <w:r>
+        <w:rPr>
+          <w:rFonts w:hint="eastAsia"/>
+        </w:rPr>
+        <w:t>月</w:t>
+      </w:r>
+      <w:r>
+        <w:rPr>
+          <w:rFonts w:hint="eastAsia"/>
+        </w:rPr>
+        <w:t>26</w:t>
+      </w:r>
+      <w:r>
+        <w:rPr>
+          <w:rFonts w:hint="eastAsia"/>
+        </w:rPr>
+        <w:t>日）</w:t>
+      </w:r>
+    </w:p>
+    <w:p>
+      <w:pPr>
+        <w:rPr>
+          <w:rFonts w:hint="eastAsia"/>
+        </w:rPr>
+      </w:pPr>
+      <w:r>
+        <w:rPr>
+          <w:rFonts w:hint="eastAsia"/>
+        </w:rPr>
+        <w:t>https://www.youtube.com/watch?v=V6kRPnGiKVg</w:t>
+      </w:r>
+    </w:p>
+    <w:p>
+      <w:pPr>
+        <w:rPr>
+          <w:rFonts w:hint="eastAsia"/>
+        </w:rPr>
+      </w:pPr>
+      <w:r>
+        <w:rPr>
+          <w:rFonts w:hint="eastAsia"/>
+        </w:rPr>
+        <w:t>「</w:t>
+      </w:r>
+      <w:proofErr w:type="spellStart"/>
+      <w:r>
+        <w:rPr>
+          <w:rFonts w:hint="eastAsia"/>
+        </w:rPr>
+        <w:t>デジタルの棘」ジョーイ</w:t>
+      </w:r>
+      <w:r>
+        <w:rPr>
+          <w:rFonts w:ascii="MS Mincho" w:eastAsia="MS Mincho" w:hAnsi="MS Mincho" w:cs="MS Mincho" w:hint="eastAsia"/>
+        </w:rPr>
+        <w:t>・</w:t>
+      </w:r>
+      <w:r>
+        <w:rPr>
+          <w:rFonts w:ascii="SimSun" w:hAnsi="SimSun" w:cs="SimSun" w:hint="eastAsia"/>
+        </w:rPr>
+        <w:t>オドム氏（ゲストスピーカ</w:t>
+      </w:r>
+      <w:proofErr w:type="spellEnd"/>
+      <w:r>
+        <w:rPr>
+          <w:rFonts w:ascii="SimSun" w:hAnsi="SimSun" w:cs="SimSun" w:hint="eastAsia"/>
+        </w:rPr>
+        <w:t>ー）、</w:t>
+      </w:r>
+      <w:proofErr w:type="spellStart"/>
+      <w:r>
+        <w:rPr>
+          <w:rFonts w:ascii="SimSun" w:hAnsi="SimSun" w:cs="SimSun" w:hint="eastAsia"/>
+        </w:rPr>
+        <w:t>メンロ教会説教（フィル</w:t>
+      </w:r>
+      <w:r>
+        <w:rPr>
+          <w:rFonts w:ascii="MS Mincho" w:eastAsia="MS Mincho" w:hAnsi="MS Mincho" w:cs="MS Mincho" w:hint="eastAsia"/>
+        </w:rPr>
+        <w:t>・</w:t>
+      </w:r>
+      <w:r>
+        <w:rPr>
+          <w:rFonts w:ascii="SimSun" w:hAnsi="SimSun" w:cs="SimSun" w:hint="eastAsia"/>
+        </w:rPr>
+        <w:t>ユーバンク主任牧師</w:t>
+      </w:r>
+      <w:proofErr w:type="spellEnd"/>
+      <w:r>
+        <w:rPr>
+          <w:rFonts w:ascii="SimSun" w:hAnsi="SimSun" w:cs="SimSun" w:hint="eastAsia"/>
+        </w:rPr>
+        <w:t>）</w:t>
+      </w:r>
+    </w:p>
+    <w:p>
+      <w:pPr>
+        <w:rPr>
+          <w:rFonts w:hint="eastAsia"/>
+        </w:rPr>
+      </w:pPr>
+    </w:p>
+    <w:p>
+      <w:pPr>
+        <w:rPr>
+          <w:rFonts w:hint="eastAsia"/>
+        </w:rPr>
+      </w:pPr>
+      <w:r>
+        <w:rPr>
+          <w:rFonts w:hint="eastAsia"/>
+        </w:rPr>
+        <w:t>私たちはあらゆる種類のデジタルの棘に囲まれています。</w:t>
+      </w:r>
+      <w:r>
+        <w:rPr>
+          <w:rFonts w:hint="eastAsia"/>
+        </w:rPr>
+        <w:t>iPhone</w:t>
+      </w:r>
+      <w:r>
+        <w:rPr>
+          <w:rFonts w:hint="eastAsia"/>
+        </w:rPr>
+        <w:t>には</w:t>
+      </w:r>
+      <w:r>
+        <w:rPr>
+          <w:rFonts w:hint="eastAsia"/>
+        </w:rPr>
+        <w:t>5</w:t>
+      </w:r>
+      <w:r>
+        <w:rPr>
+          <w:rFonts w:hint="eastAsia"/>
+        </w:rPr>
+        <w:t>万種類以上のカードゲーム、</w:t>
+      </w:r>
+      <w:r>
+        <w:rPr>
+          <w:rFonts w:hint="eastAsia"/>
+        </w:rPr>
+        <w:t>1000</w:t>
+      </w:r>
+      <w:r>
+        <w:rPr>
+          <w:rFonts w:hint="eastAsia"/>
+        </w:rPr>
+        <w:t>万種類ものゲーム、</w:t>
+      </w:r>
+      <w:r>
+        <w:rPr>
+          <w:rFonts w:hint="eastAsia"/>
+        </w:rPr>
+        <w:t>TikTok</w:t>
+      </w:r>
+      <w:r>
+        <w:rPr>
+          <w:rFonts w:hint="eastAsia"/>
+        </w:rPr>
+        <w:t>には毎日</w:t>
+      </w:r>
+      <w:r>
+        <w:rPr>
+          <w:rFonts w:hint="eastAsia"/>
+        </w:rPr>
+        <w:t>3000</w:t>
+      </w:r>
+      <w:r>
+        <w:rPr>
+          <w:rFonts w:hint="eastAsia"/>
+        </w:rPr>
+        <w:t>万本もの動画がアップロードされています。</w:t>
+      </w:r>
+      <w:r>
+        <w:rPr>
+          <w:rFonts w:hint="eastAsia"/>
+        </w:rPr>
+        <w:t>YouTube</w:t>
+      </w:r>
+      <w:r>
+        <w:rPr>
+          <w:rFonts w:hint="eastAsia"/>
+        </w:rPr>
+        <w:t>では、すべての動画を見るのに</w:t>
+      </w:r>
+      <w:r>
+        <w:rPr>
+          <w:rFonts w:hint="eastAsia"/>
+        </w:rPr>
+        <w:t>11</w:t>
+      </w:r>
+      <w:r>
+        <w:rPr>
+          <w:rFonts w:hint="eastAsia"/>
+        </w:rPr>
+        <w:t>万</w:t>
+      </w:r>
+      <w:r>
+        <w:rPr>
+          <w:rFonts w:hint="eastAsia"/>
+        </w:rPr>
+        <w:t>4000</w:t>
+      </w:r>
+      <w:r>
+        <w:rPr>
+          <w:rFonts w:hint="eastAsia"/>
+        </w:rPr>
+        <w:t>年もかかります。どうすれば神と共に過ごす時間を持つことができるでしょうか？</w:t>
+      </w:r>
+    </w:p>
+    <w:p>
+      <w:pPr>
+        <w:rPr>
+          <w:rFonts w:hint="eastAsia"/>
+        </w:rPr>
+      </w:pPr>
+    </w:p>
+    <w:p>
+      <w:pPr>
+        <w:rPr>
+          <w:rFonts w:hint="eastAsia"/>
+        </w:rPr>
+      </w:pPr>
+      <w:proofErr w:type="spellStart"/>
+      <w:r>
+        <w:rPr>
+          <w:rFonts w:hint="eastAsia"/>
+        </w:rPr>
+        <w:t>要約</w:t>
+      </w:r>
+      <w:proofErr w:type="spellEnd"/>
+      <w:r>
+        <w:rPr>
+          <w:rFonts w:hint="eastAsia"/>
+        </w:rPr>
+        <w:t>：</w:t>
+      </w:r>
+    </w:p>
+    <w:p>
+      <w:pPr>
+        <w:rPr>
+          <w:rFonts w:hint="eastAsia"/>
+        </w:rPr>
+      </w:pPr>
+      <w:r>
+        <w:rPr>
+          <w:rFonts w:hint="eastAsia"/>
+        </w:rPr>
         <w:t xml:space="preserve">1. </w:t>
       </w:r>
       <w:r>
-        <w:t>Matthew 13, Mark 4, Luke 8</w:t>
-      </w:r>
-      <w:r>
-        <w:t xml:space="preserve">: </w:t>
-      </w:r>
-      <w:r>
-        <w:t>The seed fall among the thorns. The thorns grew up with seed. The thorns choke the seed and the thorns did not produce the fruit.  The seed falling among the thorns, and never grows the fruit.</w:t>
-      </w:r>
-      <w:r>
-        <w:t xml:space="preserve"> </w:t>
-      </w:r>
-      <w:r>
-        <w:t>The worries of life, the pleasure of life, and deceitfulness (</w:t>
-      </w:r>
-      <w:r>
-        <w:t>欺騙</w:t>
-      </w:r>
-      <w:r>
-        <w:t>) of wealth choke the word and it becomes unfruitful.</w:t>
-      </w:r>
-    </w:p>
+        <w:rPr>
+          <w:rFonts w:hint="eastAsia"/>
+        </w:rPr>
+        <w:t>マタイによる福音書</w:t>
+      </w:r>
+      <w:r>
+        <w:rPr>
+          <w:rFonts w:hint="eastAsia"/>
+        </w:rPr>
+        <w:t>13</w:t>
+      </w:r>
+      <w:r>
+        <w:rPr>
+          <w:rFonts w:hint="eastAsia"/>
+        </w:rPr>
+        <w:t>章、マルコによる福音書</w:t>
+      </w:r>
+      <w:r>
+        <w:rPr>
+          <w:rFonts w:hint="eastAsia"/>
+        </w:rPr>
+        <w:t>4</w:t>
+      </w:r>
+      <w:r>
+        <w:rPr>
+          <w:rFonts w:hint="eastAsia"/>
+        </w:rPr>
+        <w:t>章、ルカによる福音書</w:t>
+      </w:r>
+      <w:r>
+        <w:rPr>
+          <w:rFonts w:hint="eastAsia"/>
+        </w:rPr>
+        <w:t>8</w:t>
+      </w:r>
+      <w:r>
+        <w:rPr>
+          <w:rFonts w:hint="eastAsia"/>
+        </w:rPr>
+        <w:t>章：種は茨の中に落ちた。茨は種と共に生えたが、種を窒息させ、実を結ばなかった。いばらの中に落ちた種は、実を結びません。いばらの中に落ちた種とは、御言葉を携える人を指します。</w:t>
+      </w:r>
+    </w:p>
+    <w:p>
+      <w:pPr>
+        <w:rPr>
+          <w:rFonts w:hint="eastAsia"/>
+        </w:rPr>
+      </w:pPr>
+    </w:p>
+    <w:p>
+      <w:pPr>
+        <w:rPr>
+          <w:rFonts w:hint="eastAsia"/>
+        </w:rPr>
+      </w:pPr>
+      <w:r>
+        <w:rPr>
+          <w:rFonts w:hint="eastAsia"/>
+        </w:rPr>
+        <w:t xml:space="preserve">2. </w:t>
+      </w:r>
+      <w:proofErr w:type="spellStart"/>
+      <w:r>
+        <w:rPr>
+          <w:rFonts w:hint="eastAsia"/>
+        </w:rPr>
+        <w:t>上記の聖書の箇所には、土台（私たちの人生</w:t>
+      </w:r>
+      <w:proofErr w:type="spellEnd"/>
+      <w:r>
+        <w:rPr>
+          <w:rFonts w:hint="eastAsia"/>
+        </w:rPr>
+        <w:t>）、</w:t>
+      </w:r>
+      <w:proofErr w:type="spellStart"/>
+      <w:r>
+        <w:rPr>
+          <w:rFonts w:hint="eastAsia"/>
+        </w:rPr>
+        <w:t>種（神の言葉</w:t>
+      </w:r>
+      <w:proofErr w:type="spellEnd"/>
+      <w:r>
+        <w:rPr>
+          <w:rFonts w:hint="eastAsia"/>
+        </w:rPr>
+        <w:t>）、</w:t>
+      </w:r>
+      <w:proofErr w:type="spellStart"/>
+      <w:r>
+        <w:rPr>
+          <w:rFonts w:hint="eastAsia"/>
+        </w:rPr>
+        <w:t>実（種の成長</w:t>
+      </w:r>
+      <w:proofErr w:type="spellEnd"/>
+      <w:r>
+        <w:rPr>
+          <w:rFonts w:hint="eastAsia"/>
+        </w:rPr>
+        <w:t>）、いばら（種への脅威）という</w:t>
+      </w:r>
+      <w:r>
+        <w:rPr>
+          <w:rFonts w:hint="eastAsia"/>
+        </w:rPr>
+        <w:t>4</w:t>
+      </w:r>
+      <w:r>
+        <w:rPr>
+          <w:rFonts w:hint="eastAsia"/>
+        </w:rPr>
+        <w:t>つの要素があります。</w:t>
+      </w:r>
+    </w:p>
+    <w:p>
+      <w:pPr>
+        <w:rPr>
+          <w:rFonts w:hint="eastAsia"/>
+        </w:rPr>
+      </w:pPr>
+      <w:r>
+        <w:rPr>
+          <w:rFonts w:hint="eastAsia"/>
+        </w:rPr>
+        <w:t xml:space="preserve">3. </w:t>
+      </w:r>
+      <w:r>
+        <w:rPr>
+          <w:rFonts w:hint="eastAsia"/>
+        </w:rPr>
+        <w:t>私たちには</w:t>
+      </w:r>
+      <w:r>
+        <w:rPr>
+          <w:rFonts w:hint="eastAsia"/>
+        </w:rPr>
+        <w:t>3</w:t>
+      </w:r>
+      <w:r>
+        <w:rPr>
+          <w:rFonts w:hint="eastAsia"/>
+        </w:rPr>
+        <w:t>つのいばらがあります。</w:t>
+      </w:r>
+    </w:p>
+    <w:p>
+      <w:pPr>
+        <w:rPr>
+          <w:rFonts w:hint="eastAsia"/>
+        </w:rPr>
+      </w:pPr>
+      <w:r>
+        <w:rPr>
+          <w:rFonts w:hint="eastAsia"/>
+        </w:rPr>
+        <w:t xml:space="preserve">a. </w:t>
+      </w:r>
+      <w:proofErr w:type="spellStart"/>
+      <w:r>
+        <w:rPr>
+          <w:rFonts w:hint="eastAsia"/>
+        </w:rPr>
+        <w:t>人生の心配事：人生の心配事は喜びを窒息させます</w:t>
+      </w:r>
+      <w:proofErr w:type="spellEnd"/>
+      <w:r>
+        <w:rPr>
+          <w:rFonts w:hint="eastAsia"/>
+        </w:rPr>
+        <w:t>。</w:t>
+      </w:r>
+    </w:p>
+    <w:p>
+      <w:pPr>
+        <w:rPr>
+          <w:rFonts w:hint="eastAsia"/>
+        </w:rPr>
+      </w:pPr>
+    </w:p>
+    <w:p>
+      <w:pPr>
+        <w:rPr>
+          <w:rFonts w:hint="eastAsia"/>
+        </w:rPr>
+      </w:pPr>
+      <w:r>
+        <w:rPr>
+          <w:rFonts w:hint="eastAsia"/>
+        </w:rPr>
+        <w:t xml:space="preserve">b. </w:t>
+      </w:r>
+      <w:proofErr w:type="spellStart"/>
+      <w:r>
+        <w:rPr>
+          <w:rFonts w:hint="eastAsia"/>
+        </w:rPr>
+        <w:t>人生の快楽：人生の快楽は存在を窒息させます</w:t>
+      </w:r>
+      <w:proofErr w:type="spellEnd"/>
+      <w:r>
+        <w:rPr>
+          <w:rFonts w:hint="eastAsia"/>
+        </w:rPr>
+        <w:t>。</w:t>
+      </w:r>
+    </w:p>
+    <w:p>
+      <w:pPr>
+        <w:rPr>
+          <w:rFonts w:hint="eastAsia"/>
+        </w:rPr>
+      </w:pPr>
+    </w:p>
+    <w:p>
+      <w:pPr>
+        <w:rPr>
+          <w:rFonts w:hint="eastAsia"/>
+        </w:rPr>
+      </w:pPr>
+      <w:r>
+        <w:rPr>
+          <w:rFonts w:hint="eastAsia"/>
+        </w:rPr>
+        <w:t xml:space="preserve">c. </w:t>
+      </w:r>
+      <w:proofErr w:type="spellStart"/>
+      <w:r>
+        <w:rPr>
+          <w:rFonts w:hint="eastAsia"/>
+        </w:rPr>
+        <w:t>富の欺瞞：私たちは金銭を楽しみます。富の欺瞞は真実を窒息させます</w:t>
+      </w:r>
+      <w:proofErr w:type="spellEnd"/>
+      <w:r>
+        <w:rPr>
+          <w:rFonts w:hint="eastAsia"/>
+        </w:rPr>
+        <w:t>。</w:t>
+      </w:r>
+    </w:p>
+    <w:p>
+      <w:pPr>
+        <w:rPr>
+          <w:rFonts w:hint="eastAsia"/>
+        </w:rPr>
+      </w:pPr>
+    </w:p>
+    <w:p>
+      <w:pPr>
+        <w:rPr>
+          <w:rFonts w:hint="eastAsia"/>
+        </w:rPr>
+      </w:pPr>
+      <w:r>
+        <w:rPr>
+          <w:rFonts w:hint="eastAsia"/>
+        </w:rPr>
+        <w:t xml:space="preserve">4. </w:t>
+      </w:r>
+      <w:r>
+        <w:rPr>
+          <w:rFonts w:hint="eastAsia"/>
+        </w:rPr>
+        <w:t>私たちには、種を窒息させ、実を結ばせない</w:t>
+      </w:r>
+      <w:r>
+        <w:rPr>
+          <w:rFonts w:hint="eastAsia"/>
+        </w:rPr>
+        <w:t>3</w:t>
+      </w:r>
+      <w:r>
+        <w:rPr>
+          <w:rFonts w:hint="eastAsia"/>
+        </w:rPr>
+        <w:t>つのいばらがあります。現実の世界では、あらゆる種類のデジタルないばら（ニュース、ゲーム、動画など）が存在します。種はデジタルないばらに囲まれています。これらのデジタルないばらは私たちの人生を殺します。</w:t>
+      </w:r>
+    </w:p>
+    <w:p>
+      <w:pPr>
+        <w:rPr>
+          <w:rFonts w:hint="eastAsia"/>
+        </w:rPr>
+      </w:pPr>
+    </w:p>
+    <w:p>
+      <w:pPr>
+        <w:rPr>
+          <w:rFonts w:hint="eastAsia"/>
+        </w:rPr>
+      </w:pPr>
+      <w:r>
+        <w:rPr>
+          <w:rFonts w:hint="eastAsia"/>
+        </w:rPr>
+        <w:t xml:space="preserve">5. </w:t>
+      </w:r>
+      <w:proofErr w:type="spellStart"/>
+      <w:r>
+        <w:rPr>
+          <w:rFonts w:hint="eastAsia"/>
+        </w:rPr>
+        <w:t>ルカによる福音書</w:t>
+      </w:r>
+      <w:proofErr w:type="spellEnd"/>
+      <w:r>
+        <w:rPr>
+          <w:rFonts w:hint="eastAsia"/>
+        </w:rPr>
+        <w:t xml:space="preserve"> 4:15</w:t>
+      </w:r>
+      <w:r>
+        <w:rPr>
+          <w:rFonts w:hint="eastAsia"/>
+        </w:rPr>
+        <w:t>、</w:t>
+      </w:r>
+      <w:r>
+        <w:rPr>
+          <w:rFonts w:hint="eastAsia"/>
+        </w:rPr>
+        <w:t>8</w:t>
+      </w:r>
+      <w:r>
+        <w:rPr>
+          <w:rFonts w:hint="eastAsia"/>
+        </w:rPr>
+        <w:t>：良い地に蒔かれた種は、み言葉を聞いてそれを心に留め、それを守り続けることで、蒔いた種の百倍の実を結ぶ人々のことを表しています。</w:t>
+      </w:r>
+    </w:p>
+    <w:p>
+      <w:pPr>
+        <w:rPr>
+          <w:rFonts w:hint="eastAsia"/>
+        </w:rPr>
+      </w:pPr>
+    </w:p>
+    <w:p>
+      <w:pPr>
+        <w:rPr>
+          <w:rFonts w:hint="eastAsia"/>
+        </w:rPr>
+      </w:pPr>
+      <w:r>
+        <w:rPr>
+          <w:rFonts w:hint="eastAsia"/>
+        </w:rPr>
+        <w:t xml:space="preserve">6. </w:t>
+      </w:r>
+      <w:r>
+        <w:rPr>
+          <w:rFonts w:hint="eastAsia"/>
+        </w:rPr>
+        <w:t>結論：いばらが襲いかかる前に、いばらを刈り取らなければなりません。デジタル上のいばらを防ぐ方法：</w:t>
+      </w:r>
+      <w:r>
+        <w:rPr>
+          <w:rFonts w:hint="eastAsia"/>
+        </w:rPr>
+        <w:t>a.</w:t>
+      </w:r>
+      <w:r>
+        <w:rPr>
+          <w:rFonts w:hint="eastAsia"/>
+        </w:rPr>
+        <w:t>生き方を変えよう：</w:t>
+      </w:r>
+      <w:r>
+        <w:rPr>
+          <w:rFonts w:hint="eastAsia"/>
+        </w:rPr>
+        <w:t>1</w:t>
+      </w:r>
+      <w:r>
+        <w:rPr>
+          <w:rFonts w:hint="eastAsia"/>
+        </w:rPr>
+        <w:t>）絶えず届くメッセージを遮断する、</w:t>
+      </w:r>
+      <w:r>
+        <w:rPr>
+          <w:rFonts w:hint="eastAsia"/>
+        </w:rPr>
+        <w:t>2</w:t>
+      </w:r>
+      <w:r>
+        <w:rPr>
+          <w:rFonts w:hint="eastAsia"/>
+        </w:rPr>
+        <w:t>）「果実の宴」に「棘（</w:t>
+      </w:r>
+      <w:r>
+        <w:rPr>
+          <w:rFonts w:hint="eastAsia"/>
+        </w:rPr>
+        <w:t>iPhone</w:t>
+      </w:r>
+      <w:r>
+        <w:rPr>
+          <w:rFonts w:hint="eastAsia"/>
+        </w:rPr>
+        <w:t>）」を持ち込まない、</w:t>
+      </w:r>
+    </w:p>
+    <w:p>
+      <w:pPr>
+        <w:rPr>
+          <w:rFonts w:hint="eastAsia"/>
+        </w:rPr>
+      </w:pPr>
+      <w:r>
+        <w:rPr>
+          <w:rFonts w:hint="eastAsia"/>
+        </w:rPr>
+        <w:t>3</w:t>
+      </w:r>
+      <w:r>
+        <w:rPr>
+          <w:rFonts w:hint="eastAsia"/>
+        </w:rPr>
+        <w:t>）毎日、携帯電話から離れて過ごす時間を設ける習慣をつける。</w:t>
+      </w:r>
+    </w:p>
+    <w:p>
+      <w:pPr>
+        <w:rPr>
+          <w:rFonts w:hint="eastAsia"/>
+        </w:rPr>
+      </w:pPr>
+      <w:r>
+        <w:rPr>
+          <w:rFonts w:hint="eastAsia"/>
+        </w:rPr>
+        <w:t xml:space="preserve">b. </w:t>
+      </w:r>
+      <w:proofErr w:type="spellStart"/>
+      <w:r>
+        <w:rPr>
+          <w:rFonts w:hint="eastAsia"/>
+        </w:rPr>
+        <w:t>見方を変えよう：礼拝中は携帯電話の電源を切る。いかなる場所であっても、常に携帯電話を手にしている状態をやめる</w:t>
+      </w:r>
+      <w:proofErr w:type="spellEnd"/>
+      <w:r>
+        <w:rPr>
+          <w:rFonts w:hint="eastAsia"/>
+        </w:rPr>
+        <w:t>。</w:t>
+      </w:r>
+    </w:p>
+    <w:p>
+      <w:r>
+        <w:rPr>
+          <w:rFonts w:hint="eastAsia"/>
+        </w:rPr>
+        <w:lastRenderedPageBreak/>
+        <w:t xml:space="preserve">c. </w:t>
+      </w:r>
+      <w:r>
+        <w:rPr>
+          <w:rFonts w:hint="eastAsia"/>
+        </w:rPr>
+        <w:t>愛し方を変えよう：自分が足を踏み入れるあらゆる場所において、そこに存在する痛み（病気の診断結果や経済的な苦境など）の大きさを決して過小評価してはならない。立ち止まり、手にしているものを置き、顔を上げて周囲を見渡す――そうした姿勢を自らに課そう。</w:t>
+      </w:r>
+    </w:p>
+    <w:p/>
+    <w:p/>
+    <w:p/>
+    <w:p/>
+    <w:p/>
+    <w:p/>
+    <w:p/>
+    <w:p/>
+    <w:p/>
     <w:p/>
     <w:p/>
     <w:p/>
     <w:sectPr>
-      <w:footerReference w:type="default" r:id="rId53"/>
+      <w:footerReference w:type="default" r:id="rId71"/>
       <w:pgSz w:w="12240" w:h="15840"/>
       <w:pgMar w:top="1440" w:right="1440" w:bottom="1530" w:left="1440" w:header="0" w:footer="720" w:gutter="0"/>
       <w:cols w:space="720"/>
@@ -4851,6 +6287,95 @@
     </w:lvl>
   </w:abstractNum>
   <w:abstractNum w:abstractNumId="6" w15:restartNumberingAfterBreak="0">
+    <w:nsid w:val="36243EC5"/>
+    <w:multiLevelType w:val="hybridMultilevel"/>
+    <w:tmpl w:val="6A6C3886"/>
+    <w:lvl w:ilvl="0" w:tplc="0409000F">
+      <w:start w:val="1"/>
+      <w:numFmt w:val="decimal"/>
+      <w:lvlText w:val="%1."/>
+      <w:lvlJc w:val="left"/>
+      <w:pPr>
+        <w:ind w:left="720" w:hanging="360"/>
+      </w:pPr>
+      <w:rPr>
+        <w:rFonts w:hint="default"/>
+      </w:rPr>
+    </w:lvl>
+    <w:lvl w:ilvl="1" w:tplc="04090019" w:tentative="1">
+      <w:start w:val="1"/>
+      <w:numFmt w:val="lowerLetter"/>
+      <w:lvlText w:val="%2."/>
+      <w:lvlJc w:val="left"/>
+      <w:pPr>
+        <w:ind w:left="1440" w:hanging="360"/>
+      </w:pPr>
+    </w:lvl>
+    <w:lvl w:ilvl="2" w:tplc="0409001B" w:tentative="1">
+      <w:start w:val="1"/>
+      <w:numFmt w:val="lowerRoman"/>
+      <w:lvlText w:val="%3."/>
+      <w:lvlJc w:val="right"/>
+      <w:pPr>
+        <w:ind w:left="2160" w:hanging="180"/>
+      </w:pPr>
+    </w:lvl>
+    <w:lvl w:ilvl="3" w:tplc="0409000F" w:tentative="1">
+      <w:start w:val="1"/>
+      <w:numFmt w:val="decimal"/>
+      <w:lvlText w:val="%4."/>
+      <w:lvlJc w:val="left"/>
+      <w:pPr>
+        <w:ind w:left="2880" w:hanging="360"/>
+      </w:pPr>
+    </w:lvl>
+    <w:lvl w:ilvl="4" w:tplc="04090019" w:tentative="1">
+      <w:start w:val="1"/>
+      <w:numFmt w:val="lowerLetter"/>
+      <w:lvlText w:val="%5."/>
+      <w:lvlJc w:val="left"/>
+      <w:pPr>
+        <w:ind w:left="3600" w:hanging="360"/>
+      </w:pPr>
+    </w:lvl>
+    <w:lvl w:ilvl="5" w:tplc="0409001B" w:tentative="1">
+      <w:start w:val="1"/>
+      <w:numFmt w:val="lowerRoman"/>
+      <w:lvlText w:val="%6."/>
+      <w:lvlJc w:val="right"/>
+      <w:pPr>
+        <w:ind w:left="4320" w:hanging="180"/>
+      </w:pPr>
+    </w:lvl>
+    <w:lvl w:ilvl="6" w:tplc="0409000F" w:tentative="1">
+      <w:start w:val="1"/>
+      <w:numFmt w:val="decimal"/>
+      <w:lvlText w:val="%7."/>
+      <w:lvlJc w:val="left"/>
+      <w:pPr>
+        <w:ind w:left="5040" w:hanging="360"/>
+      </w:pPr>
+    </w:lvl>
+    <w:lvl w:ilvl="7" w:tplc="04090019" w:tentative="1">
+      <w:start w:val="1"/>
+      <w:numFmt w:val="lowerLetter"/>
+      <w:lvlText w:val="%8."/>
+      <w:lvlJc w:val="left"/>
+      <w:pPr>
+        <w:ind w:left="5760" w:hanging="360"/>
+      </w:pPr>
+    </w:lvl>
+    <w:lvl w:ilvl="8" w:tplc="0409001B" w:tentative="1">
+      <w:start w:val="1"/>
+      <w:numFmt w:val="lowerRoman"/>
+      <w:lvlText w:val="%9."/>
+      <w:lvlJc w:val="right"/>
+      <w:pPr>
+        <w:ind w:left="6480" w:hanging="180"/>
+      </w:pPr>
+    </w:lvl>
+  </w:abstractNum>
+  <w:abstractNum w:abstractNumId="7" w15:restartNumberingAfterBreak="0">
     <w:nsid w:val="382824C5"/>
     <w:multiLevelType w:val="multilevel"/>
     <w:tmpl w:val="7F86977E"/>
@@ -4999,7 +6524,7 @@
       </w:rPr>
     </w:lvl>
   </w:abstractNum>
-  <w:abstractNum w:abstractNumId="7" w15:restartNumberingAfterBreak="0">
+  <w:abstractNum w:abstractNumId="8" w15:restartNumberingAfterBreak="0">
     <w:nsid w:val="42131A4B"/>
     <w:multiLevelType w:val="multilevel"/>
     <w:tmpl w:val="D0806716"/>
@@ -5148,7 +6673,7 @@
       </w:rPr>
     </w:lvl>
   </w:abstractNum>
-  <w:abstractNum w:abstractNumId="8" w15:restartNumberingAfterBreak="0">
+  <w:abstractNum w:abstractNumId="9" w15:restartNumberingAfterBreak="0">
     <w:nsid w:val="43000B16"/>
     <w:multiLevelType w:val="multilevel"/>
     <w:tmpl w:val="E2381AEE"/>
@@ -5297,7 +6822,7 @@
       </w:rPr>
     </w:lvl>
   </w:abstractNum>
-  <w:abstractNum w:abstractNumId="9" w15:restartNumberingAfterBreak="0">
+  <w:abstractNum w:abstractNumId="10" w15:restartNumberingAfterBreak="0">
     <w:nsid w:val="43EE560F"/>
     <w:multiLevelType w:val="multilevel"/>
     <w:tmpl w:val="AE4E9D64"/>
@@ -5446,7 +6971,7 @@
       </w:rPr>
     </w:lvl>
   </w:abstractNum>
-  <w:abstractNum w:abstractNumId="10" w15:restartNumberingAfterBreak="0">
+  <w:abstractNum w:abstractNumId="11" w15:restartNumberingAfterBreak="0">
     <w:nsid w:val="47361CB7"/>
     <w:multiLevelType w:val="multilevel"/>
     <w:tmpl w:val="799CBA8E"/>
@@ -5595,7 +7120,7 @@
       </w:rPr>
     </w:lvl>
   </w:abstractNum>
-  <w:abstractNum w:abstractNumId="11" w15:restartNumberingAfterBreak="0">
+  <w:abstractNum w:abstractNumId="12" w15:restartNumberingAfterBreak="0">
     <w:nsid w:val="47973F5D"/>
     <w:multiLevelType w:val="multilevel"/>
     <w:tmpl w:val="44E6830E"/>
@@ -5744,7 +7269,7 @@
       </w:rPr>
     </w:lvl>
   </w:abstractNum>
-  <w:abstractNum w:abstractNumId="12" w15:restartNumberingAfterBreak="0">
+  <w:abstractNum w:abstractNumId="13" w15:restartNumberingAfterBreak="0">
     <w:nsid w:val="570C1E5D"/>
     <w:multiLevelType w:val="multilevel"/>
     <w:tmpl w:val="27125340"/>
@@ -5893,7 +7418,7 @@
       </w:rPr>
     </w:lvl>
   </w:abstractNum>
-  <w:abstractNum w:abstractNumId="13" w15:restartNumberingAfterBreak="0">
+  <w:abstractNum w:abstractNumId="14" w15:restartNumberingAfterBreak="0">
     <w:nsid w:val="5D3F0EB2"/>
     <w:multiLevelType w:val="multilevel"/>
     <w:tmpl w:val="F064E71E"/>
@@ -6042,7 +7567,7 @@
       </w:rPr>
     </w:lvl>
   </w:abstractNum>
-  <w:abstractNum w:abstractNumId="14" w15:restartNumberingAfterBreak="0">
+  <w:abstractNum w:abstractNumId="15" w15:restartNumberingAfterBreak="0">
     <w:nsid w:val="68E45071"/>
     <w:multiLevelType w:val="multilevel"/>
     <w:tmpl w:val="757820BC"/>
@@ -6191,7 +7716,7 @@
       </w:rPr>
     </w:lvl>
   </w:abstractNum>
-  <w:abstractNum w:abstractNumId="15" w15:restartNumberingAfterBreak="0">
+  <w:abstractNum w:abstractNumId="16" w15:restartNumberingAfterBreak="0">
     <w:nsid w:val="6FFE2D97"/>
     <w:multiLevelType w:val="multilevel"/>
     <w:tmpl w:val="596C1A22"/>
@@ -6340,7 +7865,7 @@
       </w:rPr>
     </w:lvl>
   </w:abstractNum>
-  <w:abstractNum w:abstractNumId="16" w15:restartNumberingAfterBreak="0">
+  <w:abstractNum w:abstractNumId="17" w15:restartNumberingAfterBreak="0">
     <w:nsid w:val="7218572D"/>
     <w:multiLevelType w:val="multilevel"/>
     <w:tmpl w:val="3CDE930E"/>
@@ -6489,7 +8014,7 @@
       </w:rPr>
     </w:lvl>
   </w:abstractNum>
-  <w:abstractNum w:abstractNumId="17" w15:restartNumberingAfterBreak="0">
+  <w:abstractNum w:abstractNumId="18" w15:restartNumberingAfterBreak="0">
     <w:nsid w:val="781E6EED"/>
     <w:multiLevelType w:val="multilevel"/>
     <w:tmpl w:val="765C0CB8"/>
@@ -6639,16 +8164,16 @@
     </w:lvl>
   </w:abstractNum>
   <w:num w:numId="1" w16cid:durableId="311445360">
-    <w:abstractNumId w:val="7"/>
+    <w:abstractNumId w:val="8"/>
   </w:num>
   <w:num w:numId="2" w16cid:durableId="694236627">
-    <w:abstractNumId w:val="14"/>
+    <w:abstractNumId w:val="15"/>
   </w:num>
   <w:num w:numId="3" w16cid:durableId="1366056432">
-    <w:abstractNumId w:val="9"/>
+    <w:abstractNumId w:val="10"/>
   </w:num>
   <w:num w:numId="4" w16cid:durableId="320817826">
-    <w:abstractNumId w:val="16"/>
+    <w:abstractNumId w:val="17"/>
   </w:num>
   <w:num w:numId="5" w16cid:durableId="997347819">
     <w:abstractNumId w:val="3"/>
@@ -6657,22 +8182,22 @@
     <w:abstractNumId w:val="2"/>
   </w:num>
   <w:num w:numId="7" w16cid:durableId="105581292">
-    <w:abstractNumId w:val="15"/>
+    <w:abstractNumId w:val="16"/>
   </w:num>
   <w:num w:numId="8" w16cid:durableId="1215510414">
-    <w:abstractNumId w:val="8"/>
+    <w:abstractNumId w:val="9"/>
   </w:num>
   <w:num w:numId="9" w16cid:durableId="644890424">
-    <w:abstractNumId w:val="10"/>
+    <w:abstractNumId w:val="11"/>
   </w:num>
   <w:num w:numId="10" w16cid:durableId="462774561">
-    <w:abstractNumId w:val="11"/>
+    <w:abstractNumId w:val="12"/>
   </w:num>
   <w:num w:numId="11" w16cid:durableId="411008877">
-    <w:abstractNumId w:val="12"/>
+    <w:abstractNumId w:val="13"/>
   </w:num>
   <w:num w:numId="12" w16cid:durableId="477921168">
-    <w:abstractNumId w:val="17"/>
+    <w:abstractNumId w:val="18"/>
   </w:num>
   <w:num w:numId="13" w16cid:durableId="497696088">
     <w:abstractNumId w:val="1"/>
@@ -6687,10 +8212,13 @@
     <w:abstractNumId w:val="4"/>
   </w:num>
   <w:num w:numId="17" w16cid:durableId="797184374">
-    <w:abstractNumId w:val="6"/>
+    <w:abstractNumId w:val="7"/>
   </w:num>
   <w:num w:numId="18" w16cid:durableId="2053722251">
-    <w:abstractNumId w:val="13"/>
+    <w:abstractNumId w:val="14"/>
+  </w:num>
+  <w:num w:numId="19" w16cid:durableId="739330424">
+    <w:abstractNumId w:val="6"/>
   </w:num>
   <w:numIdMacAtCleanup w:val="8"/>
 </w:numbering>
